--- a/docs/04-软件实施与部署说明书.docx
+++ b/docs/04-软件实施与部署说明书.docx
@@ -406,6 +406,9 @@
     </w:p>
     <w:p>
       <w:pPr>
+        <w:pStyle w:val="Normal"/>
+        <w:jc w:val="center"/>
+        <w:rPr/>
         <w:sectPr>
           <w:type w:val="nextPage"/>
           <w:pgSz w:w="11906" w:h="16838"/>
@@ -415,9 +418,6 @@
           <w:textDirection w:val="lrTb"/>
           <w:docGrid w:type="default" w:linePitch="360" w:charSpace="0"/>
         </w:sectPr>
-        <w:pStyle w:val="Normal"/>
-        <w:jc w:val="center"/>
-        <w:rPr/>
       </w:pPr>
       <w:r>
         <w:rPr>
@@ -852,7 +852,7 @@
             </w:rPr>
             <w:fldChar w:fldCharType="separate"/>
           </w:r>
-          <w:hyperlink w:anchor="__RefHeading___Toc1873_2146044140">
+          <w:hyperlink w:anchor="__RefHeading___Toc5740_156802315">
             <w:r>
               <w:rPr>
                 <w:rStyle w:val="IndexLink"/>
@@ -883,7 +883,7 @@
             </w:tabs>
             <w:rPr/>
           </w:pPr>
-          <w:hyperlink w:anchor="__RefHeading___Toc1875_2146044140">
+          <w:hyperlink w:anchor="__RefHeading___Toc5742_156802315">
             <w:r>
               <w:rPr>
                 <w:rStyle w:val="IndexLink"/>
@@ -914,7 +914,7 @@
             </w:tabs>
             <w:rPr/>
           </w:pPr>
-          <w:hyperlink w:anchor="__RefHeading___Toc1877_2146044140">
+          <w:hyperlink w:anchor="__RefHeading___Toc5744_156802315">
             <w:r>
               <w:rPr>
                 <w:rStyle w:val="IndexLink"/>
@@ -945,7 +945,7 @@
             </w:tabs>
             <w:rPr/>
           </w:pPr>
-          <w:hyperlink w:anchor="__RefHeading___Toc1879_2146044140">
+          <w:hyperlink w:anchor="__RefHeading___Toc5746_156802315">
             <w:r>
               <w:rPr>
                 <w:rStyle w:val="IndexLink"/>
@@ -976,7 +976,7 @@
             </w:tabs>
             <w:rPr/>
           </w:pPr>
-          <w:hyperlink w:anchor="__RefHeading___Toc1881_2146044140">
+          <w:hyperlink w:anchor="__RefHeading___Toc5748_156802315">
             <w:r>
               <w:rPr>
                 <w:rStyle w:val="IndexLink"/>
@@ -1007,7 +1007,7 @@
             </w:tabs>
             <w:rPr/>
           </w:pPr>
-          <w:hyperlink w:anchor="__RefHeading___Toc1883_2146044140">
+          <w:hyperlink w:anchor="__RefHeading___Toc5750_156802315">
             <w:r>
               <w:rPr>
                 <w:rStyle w:val="IndexLink"/>
@@ -1038,7 +1038,7 @@
             </w:tabs>
             <w:rPr/>
           </w:pPr>
-          <w:hyperlink w:anchor="__RefHeading___Toc1885_2146044140">
+          <w:hyperlink w:anchor="__RefHeading___Toc5752_156802315">
             <w:r>
               <w:rPr>
                 <w:rStyle w:val="IndexLink"/>
@@ -1069,7 +1069,7 @@
             </w:tabs>
             <w:rPr/>
           </w:pPr>
-          <w:hyperlink w:anchor="__RefHeading___Toc1887_2146044140">
+          <w:hyperlink w:anchor="__RefHeading___Toc5754_156802315">
             <w:r>
               <w:rPr>
                 <w:rStyle w:val="IndexLink"/>
@@ -1100,7 +1100,7 @@
             </w:tabs>
             <w:rPr/>
           </w:pPr>
-          <w:hyperlink w:anchor="__RefHeading___Toc1889_2146044140">
+          <w:hyperlink w:anchor="__RefHeading___Toc5756_156802315">
             <w:r>
               <w:rPr>
                 <w:rStyle w:val="IndexLink"/>
@@ -1131,7 +1131,7 @@
             </w:tabs>
             <w:rPr/>
           </w:pPr>
-          <w:hyperlink w:anchor="__RefHeading___Toc1891_2146044140">
+          <w:hyperlink w:anchor="__RefHeading___Toc5758_156802315">
             <w:r>
               <w:rPr>
                 <w:rStyle w:val="IndexLink"/>
@@ -1162,7 +1162,7 @@
             </w:tabs>
             <w:rPr/>
           </w:pPr>
-          <w:hyperlink w:anchor="__RefHeading___Toc1893_2146044140">
+          <w:hyperlink w:anchor="__RefHeading___Toc5760_156802315">
             <w:r>
               <w:rPr>
                 <w:rStyle w:val="IndexLink"/>
@@ -1193,7 +1193,7 @@
             </w:tabs>
             <w:rPr/>
           </w:pPr>
-          <w:hyperlink w:anchor="__RefHeading___Toc1895_2146044140">
+          <w:hyperlink w:anchor="__RefHeading___Toc5762_156802315">
             <w:r>
               <w:rPr>
                 <w:rStyle w:val="IndexLink"/>
@@ -1224,7 +1224,7 @@
             </w:tabs>
             <w:rPr/>
           </w:pPr>
-          <w:hyperlink w:anchor="__RefHeading___Toc1897_2146044140">
+          <w:hyperlink w:anchor="__RefHeading___Toc5764_156802315">
             <w:r>
               <w:rPr>
                 <w:rStyle w:val="IndexLink"/>
@@ -1255,7 +1255,7 @@
             </w:tabs>
             <w:rPr/>
           </w:pPr>
-          <w:hyperlink w:anchor="__RefHeading___Toc1899_2146044140">
+          <w:hyperlink w:anchor="__RefHeading___Toc5766_156802315">
             <w:r>
               <w:rPr>
                 <w:rStyle w:val="IndexLink"/>
@@ -1286,7 +1286,7 @@
             </w:tabs>
             <w:rPr/>
           </w:pPr>
-          <w:hyperlink w:anchor="__RefHeading___Toc1901_2146044140">
+          <w:hyperlink w:anchor="__RefHeading___Toc5768_156802315">
             <w:r>
               <w:rPr>
                 <w:rStyle w:val="IndexLink"/>
@@ -1317,7 +1317,7 @@
             </w:tabs>
             <w:rPr/>
           </w:pPr>
-          <w:hyperlink w:anchor="__RefHeading___Toc1903_2146044140">
+          <w:hyperlink w:anchor="__RefHeading___Toc5770_156802315">
             <w:r>
               <w:rPr>
                 <w:rStyle w:val="IndexLink"/>
@@ -1348,7 +1348,7 @@
             </w:tabs>
             <w:rPr/>
           </w:pPr>
-          <w:hyperlink w:anchor="__RefHeading___Toc1905_2146044140">
+          <w:hyperlink w:anchor="__RefHeading___Toc5772_156802315">
             <w:r>
               <w:rPr>
                 <w:rStyle w:val="IndexLink"/>
@@ -1380,7 +1380,7 @@
             </w:tabs>
             <w:rPr/>
           </w:pPr>
-          <w:hyperlink w:anchor="__RefHeading___Toc1907_2146044140">
+          <w:hyperlink w:anchor="__RefHeading___Toc5774_156802315">
             <w:r>
               <w:rPr>
                 <w:rStyle w:val="IndexLink"/>
@@ -1411,7 +1411,7 @@
             </w:tabs>
             <w:rPr/>
           </w:pPr>
-          <w:hyperlink w:anchor="__RefHeading___Toc1909_2146044140">
+          <w:hyperlink w:anchor="__RefHeading___Toc5776_156802315">
             <w:r>
               <w:rPr>
                 <w:rStyle w:val="IndexLink"/>
@@ -1442,7 +1442,7 @@
             </w:tabs>
             <w:rPr/>
           </w:pPr>
-          <w:hyperlink w:anchor="__RefHeading___Toc1911_2146044140">
+          <w:hyperlink w:anchor="__RefHeading___Toc5778_156802315">
             <w:r>
               <w:rPr>
                 <w:rStyle w:val="IndexLink"/>
@@ -1473,7 +1473,7 @@
             </w:tabs>
             <w:rPr/>
           </w:pPr>
-          <w:hyperlink w:anchor="__RefHeading___Toc1913_2146044140">
+          <w:hyperlink w:anchor="__RefHeading___Toc5780_156802315">
             <w:r>
               <w:rPr>
                 <w:rStyle w:val="IndexLink"/>
@@ -1504,7 +1504,7 @@
             </w:tabs>
             <w:rPr/>
           </w:pPr>
-          <w:hyperlink w:anchor="__RefHeading___Toc1915_2146044140">
+          <w:hyperlink w:anchor="__RefHeading___Toc5782_156802315">
             <w:r>
               <w:rPr>
                 <w:rStyle w:val="IndexLink"/>
@@ -1522,7 +1522,7 @@
                 <w:rStyle w:val="IndexLink"/>
               </w:rPr>
               <w:tab/>
-              <w:t>14</w:t>
+              <w:t>15</w:t>
             </w:r>
           </w:hyperlink>
         </w:p>
@@ -1535,7 +1535,7 @@
             </w:tabs>
             <w:rPr/>
           </w:pPr>
-          <w:hyperlink w:anchor="__RefHeading___Toc1917_2146044140">
+          <w:hyperlink w:anchor="__RefHeading___Toc5784_156802315">
             <w:r>
               <w:rPr>
                 <w:rStyle w:val="IndexLink"/>
@@ -1566,7 +1566,7 @@
             </w:tabs>
             <w:rPr/>
           </w:pPr>
-          <w:hyperlink w:anchor="__RefHeading___Toc1919_2146044140">
+          <w:hyperlink w:anchor="__RefHeading___Toc5786_156802315">
             <w:r>
               <w:rPr>
                 <w:rStyle w:val="IndexLink"/>
@@ -1597,7 +1597,7 @@
             </w:tabs>
             <w:rPr/>
           </w:pPr>
-          <w:hyperlink w:anchor="__RefHeading___Toc1921_2146044140">
+          <w:hyperlink w:anchor="__RefHeading___Toc5788_156802315">
             <w:r>
               <w:rPr>
                 <w:rStyle w:val="IndexLink"/>
@@ -1628,7 +1628,7 @@
             </w:tabs>
             <w:rPr/>
           </w:pPr>
-          <w:hyperlink w:anchor="__RefHeading___Toc1923_2146044140">
+          <w:hyperlink w:anchor="__RefHeading___Toc5790_156802315">
             <w:r>
               <w:rPr>
                 <w:rStyle w:val="IndexLink"/>
@@ -1659,7 +1659,7 @@
             </w:tabs>
             <w:rPr/>
           </w:pPr>
-          <w:hyperlink w:anchor="__RefHeading___Toc1925_2146044140">
+          <w:hyperlink w:anchor="__RefHeading___Toc5792_156802315">
             <w:r>
               <w:rPr>
                 <w:rStyle w:val="IndexLink"/>
@@ -1690,7 +1690,7 @@
             </w:tabs>
             <w:rPr/>
           </w:pPr>
-          <w:hyperlink w:anchor="__RefHeading___Toc1927_2146044140">
+          <w:hyperlink w:anchor="__RefHeading___Toc5794_156802315">
             <w:r>
               <w:rPr>
                 <w:rStyle w:val="IndexLink"/>
@@ -1721,7 +1721,7 @@
             </w:tabs>
             <w:rPr/>
           </w:pPr>
-          <w:hyperlink w:anchor="__RefHeading___Toc1929_2146044140">
+          <w:hyperlink w:anchor="__RefHeading___Toc5796_156802315">
             <w:r>
               <w:rPr>
                 <w:rStyle w:val="IndexLink"/>
@@ -1752,7 +1752,7 @@
             </w:tabs>
             <w:rPr/>
           </w:pPr>
-          <w:hyperlink w:anchor="__RefHeading___Toc1931_2146044140">
+          <w:hyperlink w:anchor="__RefHeading___Toc5798_156802315">
             <w:r>
               <w:rPr>
                 <w:rStyle w:val="IndexLink"/>
@@ -1783,7 +1783,7 @@
             </w:tabs>
             <w:rPr/>
           </w:pPr>
-          <w:hyperlink w:anchor="__RefHeading___Toc1933_2146044140">
+          <w:hyperlink w:anchor="__RefHeading___Toc5800_156802315">
             <w:r>
               <w:rPr>
                 <w:rStyle w:val="IndexLink"/>
@@ -1814,7 +1814,7 @@
             </w:tabs>
             <w:rPr/>
           </w:pPr>
-          <w:hyperlink w:anchor="__RefHeading___Toc1935_2146044140">
+          <w:hyperlink w:anchor="__RefHeading___Toc5802_156802315">
             <w:r>
               <w:rPr>
                 <w:rStyle w:val="IndexLink"/>
@@ -1857,7 +1857,7 @@
             </w:tabs>
             <w:rPr/>
           </w:pPr>
-          <w:hyperlink w:anchor="__RefHeading___Toc1937_2146044140">
+          <w:hyperlink w:anchor="__RefHeading___Toc5804_156802315">
             <w:r>
               <w:rPr>
                 <w:rStyle w:val="IndexLink"/>
@@ -1900,7 +1900,7 @@
             </w:tabs>
             <w:rPr/>
           </w:pPr>
-          <w:hyperlink w:anchor="__RefHeading___Toc1939_2146044140">
+          <w:hyperlink w:anchor="__RefHeading___Toc5806_156802315">
             <w:r>
               <w:rPr>
                 <w:rStyle w:val="IndexLink"/>
@@ -1931,7 +1931,7 @@
             </w:tabs>
             <w:rPr/>
           </w:pPr>
-          <w:hyperlink w:anchor="__RefHeading___Toc1941_2146044140">
+          <w:hyperlink w:anchor="__RefHeading___Toc5808_156802315">
             <w:r>
               <w:rPr>
                 <w:rStyle w:val="IndexLink"/>
@@ -1962,7 +1962,7 @@
             </w:tabs>
             <w:rPr/>
           </w:pPr>
-          <w:hyperlink w:anchor="__RefHeading___Toc1943_2146044140">
+          <w:hyperlink w:anchor="__RefHeading___Toc5810_156802315">
             <w:r>
               <w:rPr>
                 <w:rStyle w:val="IndexLink"/>
@@ -1993,7 +1993,7 @@
             </w:tabs>
             <w:rPr/>
           </w:pPr>
-          <w:hyperlink w:anchor="__RefHeading___Toc1945_2146044140">
+          <w:hyperlink w:anchor="__RefHeading___Toc5812_156802315">
             <w:r>
               <w:rPr>
                 <w:rStyle w:val="IndexLink"/>
@@ -2024,7 +2024,7 @@
             </w:tabs>
             <w:rPr/>
           </w:pPr>
-          <w:hyperlink w:anchor="__RefHeading___Toc1947_2146044140">
+          <w:hyperlink w:anchor="__RefHeading___Toc5814_156802315">
             <w:r>
               <w:rPr>
                 <w:rStyle w:val="IndexLink"/>
@@ -2055,7 +2055,7 @@
             </w:tabs>
             <w:rPr/>
           </w:pPr>
-          <w:hyperlink w:anchor="__RefHeading___Toc1949_2146044140">
+          <w:hyperlink w:anchor="__RefHeading___Toc5816_156802315">
             <w:r>
               <w:rPr>
                 <w:rStyle w:val="IndexLink"/>
@@ -2086,7 +2086,7 @@
             </w:tabs>
             <w:rPr/>
           </w:pPr>
-          <w:hyperlink w:anchor="__RefHeading___Toc1951_2146044140">
+          <w:hyperlink w:anchor="__RefHeading___Toc5818_156802315">
             <w:r>
               <w:rPr>
                 <w:rStyle w:val="IndexLink"/>
@@ -2117,7 +2117,7 @@
             </w:tabs>
             <w:rPr/>
           </w:pPr>
-          <w:hyperlink w:anchor="__RefHeading___Toc1953_2146044140">
+          <w:hyperlink w:anchor="__RefHeading___Toc5820_156802315">
             <w:r>
               <w:rPr>
                 <w:rStyle w:val="IndexLink"/>
@@ -2148,7 +2148,7 @@
             </w:tabs>
             <w:rPr/>
           </w:pPr>
-          <w:hyperlink w:anchor="__RefHeading___Toc1955_2146044140">
+          <w:hyperlink w:anchor="__RefHeading___Toc5822_156802315">
             <w:r>
               <w:rPr>
                 <w:rStyle w:val="IndexLink"/>
@@ -2179,7 +2179,7 @@
             </w:tabs>
             <w:rPr/>
           </w:pPr>
-          <w:hyperlink w:anchor="__RefHeading___Toc1957_2146044140">
+          <w:hyperlink w:anchor="__RefHeading___Toc5824_156802315">
             <w:r>
               <w:rPr>
                 <w:rStyle w:val="IndexLink"/>
@@ -2210,7 +2210,7 @@
             </w:tabs>
             <w:rPr/>
           </w:pPr>
-          <w:hyperlink w:anchor="__RefHeading___Toc1959_2146044140">
+          <w:hyperlink w:anchor="__RefHeading___Toc5826_156802315">
             <w:r>
               <w:rPr>
                 <w:rStyle w:val="IndexLink"/>
@@ -2241,7 +2241,7 @@
             </w:tabs>
             <w:rPr/>
           </w:pPr>
-          <w:hyperlink w:anchor="__RefHeading___Toc1961_2146044140">
+          <w:hyperlink w:anchor="__RefHeading___Toc5828_156802315">
             <w:r>
               <w:rPr>
                 <w:rStyle w:val="IndexLink"/>
@@ -2272,7 +2272,7 @@
             </w:tabs>
             <w:rPr/>
           </w:pPr>
-          <w:hyperlink w:anchor="__RefHeading___Toc1963_2146044140">
+          <w:hyperlink w:anchor="__RefHeading___Toc5830_156802315">
             <w:r>
               <w:rPr>
                 <w:rStyle w:val="IndexLink"/>
@@ -2303,7 +2303,7 @@
             </w:tabs>
             <w:rPr/>
           </w:pPr>
-          <w:hyperlink w:anchor="__RefHeading___Toc1965_2146044140">
+          <w:hyperlink w:anchor="__RefHeading___Toc5832_156802315">
             <w:r>
               <w:rPr>
                 <w:rStyle w:val="IndexLink"/>
@@ -2334,7 +2334,7 @@
             </w:tabs>
             <w:rPr/>
           </w:pPr>
-          <w:hyperlink w:anchor="__RefHeading___Toc1967_2146044140">
+          <w:hyperlink w:anchor="__RefHeading___Toc5834_156802315">
             <w:r>
               <w:rPr>
                 <w:rStyle w:val="IndexLink"/>
@@ -2365,7 +2365,7 @@
             </w:tabs>
             <w:rPr/>
           </w:pPr>
-          <w:hyperlink w:anchor="__RefHeading___Toc1969_2146044140">
+          <w:hyperlink w:anchor="__RefHeading___Toc5836_156802315">
             <w:r>
               <w:rPr>
                 <w:rStyle w:val="IndexLink"/>
@@ -2396,7 +2396,7 @@
             </w:tabs>
             <w:rPr/>
           </w:pPr>
-          <w:hyperlink w:anchor="__RefHeading___Toc1971_2146044140">
+          <w:hyperlink w:anchor="__RefHeading___Toc5838_156802315">
             <w:r>
               <w:rPr>
                 <w:rStyle w:val="IndexLink"/>
@@ -2427,7 +2427,7 @@
             </w:tabs>
             <w:rPr/>
           </w:pPr>
-          <w:hyperlink w:anchor="__RefHeading___Toc1973_2146044140">
+          <w:hyperlink w:anchor="__RefHeading___Toc5840_156802315">
             <w:r>
               <w:rPr>
                 <w:rStyle w:val="IndexLink"/>
@@ -2458,7 +2458,7 @@
             </w:tabs>
             <w:rPr/>
           </w:pPr>
-          <w:hyperlink w:anchor="__RefHeading___Toc1975_2146044140">
+          <w:hyperlink w:anchor="__RefHeading___Toc5842_156802315">
             <w:r>
               <w:rPr>
                 <w:rStyle w:val="IndexLink"/>
@@ -2489,7 +2489,7 @@
             </w:tabs>
             <w:rPr/>
           </w:pPr>
-          <w:hyperlink w:anchor="__RefHeading___Toc1977_2146044140">
+          <w:hyperlink w:anchor="__RefHeading___Toc5844_156802315">
             <w:r>
               <w:rPr>
                 <w:rStyle w:val="IndexLink"/>
@@ -2520,7 +2520,7 @@
             </w:tabs>
             <w:rPr/>
           </w:pPr>
-          <w:hyperlink w:anchor="__RefHeading___Toc1979_2146044140">
+          <w:hyperlink w:anchor="__RefHeading___Toc5846_156802315">
             <w:r>
               <w:rPr>
                 <w:rStyle w:val="IndexLink"/>
@@ -2551,7 +2551,7 @@
             </w:tabs>
             <w:rPr/>
           </w:pPr>
-          <w:hyperlink w:anchor="__RefHeading___Toc1981_2146044140">
+          <w:hyperlink w:anchor="__RefHeading___Toc5848_156802315">
             <w:r>
               <w:rPr>
                 <w:rStyle w:val="IndexLink"/>
@@ -2582,7 +2582,7 @@
             </w:tabs>
             <w:rPr/>
           </w:pPr>
-          <w:hyperlink w:anchor="__RefHeading___Toc1983_2146044140">
+          <w:hyperlink w:anchor="__RefHeading___Toc5850_156802315">
             <w:r>
               <w:rPr>
                 <w:rStyle w:val="IndexLink"/>
@@ -2613,7 +2613,7 @@
             </w:tabs>
             <w:rPr/>
           </w:pPr>
-          <w:hyperlink w:anchor="__RefHeading___Toc1985_2146044140">
+          <w:hyperlink w:anchor="__RefHeading___Toc5852_156802315">
             <w:r>
               <w:rPr>
                 <w:rStyle w:val="IndexLink"/>
@@ -2644,7 +2644,7 @@
             </w:tabs>
             <w:rPr/>
           </w:pPr>
-          <w:hyperlink w:anchor="__RefHeading___Toc1987_2146044140">
+          <w:hyperlink w:anchor="__RefHeading___Toc5854_156802315">
             <w:r>
               <w:rPr>
                 <w:rStyle w:val="IndexLink"/>
@@ -2675,7 +2675,7 @@
             </w:tabs>
             <w:rPr/>
           </w:pPr>
-          <w:hyperlink w:anchor="__RefHeading___Toc1989_2146044140">
+          <w:hyperlink w:anchor="__RefHeading___Toc5856_156802315">
             <w:r>
               <w:rPr>
                 <w:rStyle w:val="IndexLink"/>
@@ -2706,7 +2706,7 @@
             </w:tabs>
             <w:rPr/>
           </w:pPr>
-          <w:hyperlink w:anchor="__RefHeading___Toc1991_2146044140">
+          <w:hyperlink w:anchor="__RefHeading___Toc5858_156802315">
             <w:r>
               <w:rPr>
                 <w:rStyle w:val="IndexLink"/>
@@ -2737,7 +2737,7 @@
             </w:tabs>
             <w:rPr/>
           </w:pPr>
-          <w:hyperlink w:anchor="__RefHeading___Toc1993_2146044140">
+          <w:hyperlink w:anchor="__RefHeading___Toc5860_156802315">
             <w:r>
               <w:rPr>
                 <w:rStyle w:val="IndexLink"/>
@@ -2768,7 +2768,7 @@
             </w:tabs>
             <w:rPr/>
           </w:pPr>
-          <w:hyperlink w:anchor="__RefHeading___Toc1995_2146044140">
+          <w:hyperlink w:anchor="__RefHeading___Toc5862_156802315">
             <w:r>
               <w:rPr>
                 <w:rStyle w:val="IndexLink"/>
@@ -2799,7 +2799,7 @@
             </w:tabs>
             <w:rPr/>
           </w:pPr>
-          <w:hyperlink w:anchor="__RefHeading___Toc1997_2146044140">
+          <w:hyperlink w:anchor="__RefHeading___Toc5864_156802315">
             <w:r>
               <w:rPr>
                 <w:rStyle w:val="IndexLink"/>
@@ -2830,7 +2830,7 @@
             </w:tabs>
             <w:rPr/>
           </w:pPr>
-          <w:hyperlink w:anchor="__RefHeading___Toc1999_2146044140">
+          <w:hyperlink w:anchor="__RefHeading___Toc5866_156802315">
             <w:r>
               <w:rPr>
                 <w:rStyle w:val="IndexLink"/>
@@ -2861,7 +2861,7 @@
             </w:tabs>
             <w:rPr/>
           </w:pPr>
-          <w:hyperlink w:anchor="__RefHeading___Toc2001_2146044140">
+          <w:hyperlink w:anchor="__RefHeading___Toc5868_156802315">
             <w:r>
               <w:rPr>
                 <w:rStyle w:val="IndexLink"/>
@@ -2893,6 +2893,8 @@
     </w:sdt>
     <w:p>
       <w:pPr>
+        <w:pStyle w:val="Normal"/>
+        <w:rPr/>
         <w:sectPr>
           <w:footerReference w:type="even" r:id="rId2"/>
           <w:footerReference w:type="default" r:id="rId3"/>
@@ -2904,8 +2906,6 @@
           <w:textDirection w:val="lrTb"/>
           <w:docGrid w:type="default" w:linePitch="360" w:charSpace="0"/>
         </w:sectPr>
-        <w:pStyle w:val="Normal"/>
-        <w:rPr/>
       </w:pPr>
       <w:r>
         <w:rPr/>
@@ -2919,7 +2919,7 @@
         <w:pStyle w:val="Heading1"/>
         <w:rPr/>
       </w:pPr>
-      <w:bookmarkStart w:id="0" w:name="__RefHeading___Toc1873_2146044140"/>
+      <w:bookmarkStart w:id="0" w:name="__RefHeading___Toc5740_156802315"/>
       <w:bookmarkEnd w:id="0"/>
       <w:r>
         <w:rPr/>
@@ -2935,7 +2935,7 @@
         <w:pStyle w:val="Heading2"/>
         <w:rPr/>
       </w:pPr>
-      <w:bookmarkStart w:id="1" w:name="__RefHeading___Toc1875_2146044140"/>
+      <w:bookmarkStart w:id="1" w:name="__RefHeading___Toc5742_156802315"/>
       <w:bookmarkEnd w:id="1"/>
       <w:r>
         <w:rPr/>
@@ -3001,7 +3001,7 @@
         <w:pStyle w:val="Heading2"/>
         <w:rPr/>
       </w:pPr>
-      <w:bookmarkStart w:id="2" w:name="__RefHeading___Toc1877_2146044140"/>
+      <w:bookmarkStart w:id="2" w:name="__RefHeading___Toc5744_156802315"/>
       <w:bookmarkEnd w:id="2"/>
       <w:r>
         <w:rPr/>
@@ -3839,7 +3839,7 @@
         <w:pStyle w:val="Heading2"/>
         <w:rPr/>
       </w:pPr>
-      <w:bookmarkStart w:id="3" w:name="__RefHeading___Toc1879_2146044140"/>
+      <w:bookmarkStart w:id="3" w:name="__RefHeading___Toc5746_156802315"/>
       <w:bookmarkEnd w:id="3"/>
       <w:r>
         <w:rPr/>
@@ -4847,7 +4847,7 @@
         <w:pStyle w:val="Heading2"/>
         <w:rPr/>
       </w:pPr>
-      <w:bookmarkStart w:id="4" w:name="__RefHeading___Toc1881_2146044140"/>
+      <w:bookmarkStart w:id="4" w:name="__RefHeading___Toc5748_156802315"/>
       <w:bookmarkEnd w:id="4"/>
       <w:r>
         <w:rPr/>
@@ -4982,7 +4982,7 @@
         <w:pStyle w:val="Heading1"/>
         <w:rPr/>
       </w:pPr>
-      <w:bookmarkStart w:id="5" w:name="__RefHeading___Toc1883_2146044140"/>
+      <w:bookmarkStart w:id="5" w:name="__RefHeading___Toc5750_156802315"/>
       <w:bookmarkEnd w:id="5"/>
       <w:r>
         <w:rPr/>
@@ -4998,7 +4998,7 @@
         <w:pStyle w:val="Heading2"/>
         <w:rPr/>
       </w:pPr>
-      <w:bookmarkStart w:id="6" w:name="__RefHeading___Toc1885_2146044140"/>
+      <w:bookmarkStart w:id="6" w:name="__RefHeading___Toc5752_156802315"/>
       <w:bookmarkEnd w:id="6"/>
       <w:r>
         <w:rPr/>
@@ -7067,7 +7067,7 @@
         <w:pStyle w:val="Heading2"/>
         <w:rPr/>
       </w:pPr>
-      <w:bookmarkStart w:id="7" w:name="__RefHeading___Toc1887_2146044140"/>
+      <w:bookmarkStart w:id="7" w:name="__RefHeading___Toc5754_156802315"/>
       <w:bookmarkEnd w:id="7"/>
       <w:r>
         <w:rPr/>
@@ -8004,7 +8004,7 @@
         <w:pStyle w:val="Heading1"/>
         <w:rPr/>
       </w:pPr>
-      <w:bookmarkStart w:id="8" w:name="__RefHeading___Toc1889_2146044140"/>
+      <w:bookmarkStart w:id="8" w:name="__RefHeading___Toc5756_156802315"/>
       <w:bookmarkEnd w:id="8"/>
       <w:r>
         <w:rPr/>
@@ -8020,7 +8020,7 @@
         <w:pStyle w:val="Heading2"/>
         <w:rPr/>
       </w:pPr>
-      <w:bookmarkStart w:id="9" w:name="__RefHeading___Toc1891_2146044140"/>
+      <w:bookmarkStart w:id="9" w:name="__RefHeading___Toc5758_156802315"/>
       <w:bookmarkEnd w:id="9"/>
       <w:r>
         <w:rPr/>
@@ -9021,7 +9021,7 @@
         <w:pStyle w:val="Heading2"/>
         <w:rPr/>
       </w:pPr>
-      <w:bookmarkStart w:id="10" w:name="__RefHeading___Toc1893_2146044140"/>
+      <w:bookmarkStart w:id="10" w:name="__RefHeading___Toc5760_156802315"/>
       <w:bookmarkEnd w:id="10"/>
       <w:r>
         <w:rPr/>
@@ -9908,7 +9908,7 @@
                 <w:sz w:val="21"/>
                 <w:szCs w:val="21"/>
               </w:rPr>
-              <w:t>183</w:t>
+              <w:t>184</w:t>
             </w:r>
           </w:p>
         </w:tc>
@@ -11417,7 +11417,7 @@
         <w:pStyle w:val="Heading2"/>
         <w:rPr/>
       </w:pPr>
-      <w:bookmarkStart w:id="11" w:name="__RefHeading___Toc1895_2146044140"/>
+      <w:bookmarkStart w:id="11" w:name="__RefHeading___Toc5762_156802315"/>
       <w:bookmarkEnd w:id="11"/>
       <w:r>
         <w:rPr/>
@@ -13893,7 +13893,7 @@
         <w:pStyle w:val="Heading1"/>
         <w:rPr/>
       </w:pPr>
-      <w:bookmarkStart w:id="12" w:name="__RefHeading___Toc1897_2146044140"/>
+      <w:bookmarkStart w:id="12" w:name="__RefHeading___Toc5764_156802315"/>
       <w:bookmarkEnd w:id="12"/>
       <w:r>
         <w:rPr/>
@@ -13909,7 +13909,7 @@
         <w:pStyle w:val="Heading2"/>
         <w:rPr/>
       </w:pPr>
-      <w:bookmarkStart w:id="13" w:name="__RefHeading___Toc1899_2146044140"/>
+      <w:bookmarkStart w:id="13" w:name="__RefHeading___Toc5766_156802315"/>
       <w:bookmarkEnd w:id="13"/>
       <w:r>
         <w:rPr/>
@@ -15593,7 +15593,7 @@
         <w:pStyle w:val="Heading2"/>
         <w:rPr/>
       </w:pPr>
-      <w:bookmarkStart w:id="14" w:name="__RefHeading___Toc1901_2146044140"/>
+      <w:bookmarkStart w:id="14" w:name="__RefHeading___Toc5768_156802315"/>
       <w:bookmarkEnd w:id="14"/>
       <w:r>
         <w:rPr/>
@@ -15609,7 +15609,7 @@
         <w:pStyle w:val="Heading3"/>
         <w:rPr/>
       </w:pPr>
-      <w:bookmarkStart w:id="15" w:name="__RefHeading___Toc1903_2146044140"/>
+      <w:bookmarkStart w:id="15" w:name="__RefHeading___Toc5770_156802315"/>
       <w:bookmarkEnd w:id="15"/>
       <w:r>
         <w:rPr/>
@@ -16361,7 +16361,7 @@
         <w:pStyle w:val="Heading3"/>
         <w:rPr/>
       </w:pPr>
-      <w:bookmarkStart w:id="16" w:name="__RefHeading___Toc1905_2146044140"/>
+      <w:bookmarkStart w:id="16" w:name="__RefHeading___Toc5772_156802315"/>
       <w:bookmarkEnd w:id="16"/>
       <w:r>
         <w:rPr/>
@@ -17386,7 +17386,55 @@
           <w:sz w:val="18"/>
           <w:szCs w:val="18"/>
         </w:rPr>
-        <w:t>.signWith(key)</w:t>
+        <w:t xml:space="preserve">// </w:t>
+      </w:r>
+      <w:r>
+        <w:rPr>
+          <w:rFonts w:ascii="Consolas" w:hAnsi="Consolas" w:cs="Consolas"/>
+          <w:sz w:val="18"/>
+          <w:szCs w:val="18"/>
+        </w:rPr>
+        <w:t xml:space="preserve">显式指定 </w:t>
+      </w:r>
+      <w:r>
+        <w:rPr>
+          <w:rFonts w:eastAsia="宋体" w:cs="Consolas" w:ascii="Consolas" w:hAnsi="Consolas"/>
+          <w:sz w:val="18"/>
+          <w:szCs w:val="18"/>
+        </w:rPr>
+        <w:t>HS256</w:t>
+      </w:r>
+      <w:r>
+        <w:rPr>
+          <w:rFonts w:ascii="Consolas" w:hAnsi="Consolas" w:cs="Consolas"/>
+          <w:sz w:val="18"/>
+          <w:szCs w:val="18"/>
+        </w:rPr>
+        <w:t xml:space="preserve">；不指定时 </w:t>
+      </w:r>
+      <w:r>
+        <w:rPr>
+          <w:rFonts w:eastAsia="宋体" w:cs="Consolas" w:ascii="Consolas" w:hAnsi="Consolas"/>
+          <w:sz w:val="18"/>
+          <w:szCs w:val="18"/>
+        </w:rPr>
+        <w:t xml:space="preserve">jjwt </w:t>
+      </w:r>
+      <w:r>
+        <w:rPr>
+          <w:rFonts w:ascii="Consolas" w:hAnsi="Consolas" w:cs="Consolas"/>
+          <w:sz w:val="18"/>
+          <w:szCs w:val="18"/>
+        </w:rPr>
+        <w:t xml:space="preserve">会按密钥长度自动选择 </w:t>
+      </w:r>
+      <w:r>
+        <w:rPr>
+          <w:rFonts w:eastAsia="宋体" w:cs="Consolas" w:ascii="Consolas" w:hAnsi="Consolas"/>
+          <w:sz w:val="18"/>
+          <w:szCs w:val="18"/>
+        </w:rPr>
+        <w:t>HS384/HS512</w:t>
       </w:r>
     </w:p>
     <w:p>
@@ -17411,7 +17459,7 @@
           <w:sz w:val="18"/>
           <w:szCs w:val="18"/>
         </w:rPr>
-        <w:t>.compact();</w:t>
+        <w:t>.signWith(key, Jwts.SIG.HS256)</w:t>
       </w:r>
     </w:p>
     <w:p>
@@ -17428,7 +17476,15 @@
           <w:sz w:val="18"/>
           <w:szCs w:val="18"/>
         </w:rPr>
-        <w:t>}</w:t>
+        <w:t xml:space="preserve">            </w:t>
+      </w:r>
+      <w:r>
+        <w:rPr>
+          <w:rFonts w:eastAsia="宋体" w:cs="Consolas" w:ascii="Consolas" w:hAnsi="Consolas"/>
+          <w:sz w:val="18"/>
+          <w:szCs w:val="18"/>
+        </w:rPr>
+        <w:t>.compact();</w:t>
       </w:r>
     </w:p>
     <w:p>
@@ -17445,7 +17501,7 @@
           <w:sz w:val="18"/>
           <w:szCs w:val="18"/>
         </w:rPr>
-        <w:t xml:space="preserve"> </w:t>
+        <w:t>}</w:t>
       </w:r>
     </w:p>
     <w:p>
@@ -17462,7 +17518,7 @@
           <w:sz w:val="18"/>
           <w:szCs w:val="18"/>
         </w:rPr>
-        <w:t>/**</w:t>
+        <w:t xml:space="preserve"> </w:t>
       </w:r>
     </w:p>
     <w:p>
@@ -17479,39 +17535,7 @@
           <w:sz w:val="18"/>
           <w:szCs w:val="18"/>
         </w:rPr>
-        <w:t xml:space="preserve"> </w:t>
-      </w:r>
-      <w:r>
-        <w:rPr>
-          <w:rFonts w:eastAsia="宋体" w:cs="Consolas" w:ascii="Consolas" w:hAnsi="Consolas"/>
-          <w:sz w:val="18"/>
-          <w:szCs w:val="18"/>
-        </w:rPr>
-        <w:t xml:space="preserve">* </w:t>
-      </w:r>
-      <w:r>
-        <w:rPr>
-          <w:rFonts w:ascii="Consolas" w:hAnsi="Consolas" w:cs="Consolas"/>
-          <w:sz w:val="18"/>
-          <w:szCs w:val="18"/>
-        </w:rPr>
-        <w:t xml:space="preserve">解析令牌，返回用户 </w:t>
-      </w:r>
-      <w:r>
-        <w:rPr>
-          <w:rFonts w:eastAsia="宋体" w:cs="Consolas" w:ascii="Consolas" w:hAnsi="Consolas"/>
-          <w:sz w:val="18"/>
-          <w:szCs w:val="18"/>
-        </w:rPr>
-        <w:t>ID</w:t>
-      </w:r>
-      <w:r>
-        <w:rPr>
-          <w:rFonts w:ascii="Consolas" w:hAnsi="Consolas" w:cs="Consolas"/>
-          <w:sz w:val="18"/>
-          <w:szCs w:val="18"/>
-        </w:rPr>
-        <w:t>；令牌无效、被篡改或已过期时返回空。</w:t>
+        <w:t>/**</w:t>
       </w:r>
     </w:p>
     <w:p>
@@ -17536,7 +17560,31 @@
           <w:sz w:val="18"/>
           <w:szCs w:val="18"/>
         </w:rPr>
-        <w:t>*/</w:t>
+        <w:t xml:space="preserve">* </w:t>
+      </w:r>
+      <w:r>
+        <w:rPr>
+          <w:rFonts w:ascii="Consolas" w:hAnsi="Consolas" w:cs="Consolas"/>
+          <w:sz w:val="18"/>
+          <w:szCs w:val="18"/>
+        </w:rPr>
+        <w:t xml:space="preserve">解析令牌，返回用户 </w:t>
+      </w:r>
+      <w:r>
+        <w:rPr>
+          <w:rFonts w:eastAsia="宋体" w:cs="Consolas" w:ascii="Consolas" w:hAnsi="Consolas"/>
+          <w:sz w:val="18"/>
+          <w:szCs w:val="18"/>
+        </w:rPr>
+        <w:t>ID</w:t>
+      </w:r>
+      <w:r>
+        <w:rPr>
+          <w:rFonts w:ascii="Consolas" w:hAnsi="Consolas" w:cs="Consolas"/>
+          <w:sz w:val="18"/>
+          <w:szCs w:val="18"/>
+        </w:rPr>
+        <w:t>；令牌无效、被篡改或已过期时返回空。</w:t>
       </w:r>
     </w:p>
     <w:p>
@@ -17553,7 +17601,15 @@
           <w:sz w:val="18"/>
           <w:szCs w:val="18"/>
         </w:rPr>
-        <w:t>public Optional&lt;Long&gt; parseUserId(String token) {</w:t>
+        <w:t xml:space="preserve"> </w:t>
+      </w:r>
+      <w:r>
+        <w:rPr>
+          <w:rFonts w:eastAsia="宋体" w:cs="Consolas" w:ascii="Consolas" w:hAnsi="Consolas"/>
+          <w:sz w:val="18"/>
+          <w:szCs w:val="18"/>
+        </w:rPr>
+        <w:t>*/</w:t>
       </w:r>
     </w:p>
     <w:p>
@@ -17570,15 +17626,7 @@
           <w:sz w:val="18"/>
           <w:szCs w:val="18"/>
         </w:rPr>
-        <w:t xml:space="preserve">    </w:t>
-      </w:r>
-      <w:r>
-        <w:rPr>
-          <w:rFonts w:eastAsia="宋体" w:cs="Consolas" w:ascii="Consolas" w:hAnsi="Consolas"/>
-          <w:sz w:val="18"/>
-          <w:szCs w:val="18"/>
-        </w:rPr>
-        <w:t>try {</w:t>
+        <w:t>public Optional&lt;Long&gt; parseUserId(String token) {</w:t>
       </w:r>
     </w:p>
     <w:p>
@@ -17595,15 +17643,15 @@
           <w:sz w:val="18"/>
           <w:szCs w:val="18"/>
         </w:rPr>
-        <w:t xml:space="preserve">        </w:t>
-      </w:r>
-      <w:r>
-        <w:rPr>
-          <w:rFonts w:eastAsia="宋体" w:cs="Consolas" w:ascii="Consolas" w:hAnsi="Consolas"/>
-          <w:sz w:val="18"/>
-          <w:szCs w:val="18"/>
-        </w:rPr>
-        <w:t>String subject = Jwts.parser().verifyWith(key).build()</w:t>
+        <w:t xml:space="preserve">    </w:t>
+      </w:r>
+      <w:r>
+        <w:rPr>
+          <w:rFonts w:eastAsia="宋体" w:cs="Consolas" w:ascii="Consolas" w:hAnsi="Consolas"/>
+          <w:sz w:val="18"/>
+          <w:szCs w:val="18"/>
+        </w:rPr>
+        <w:t>try {</w:t>
       </w:r>
     </w:p>
     <w:p>
@@ -17620,15 +17668,15 @@
           <w:sz w:val="18"/>
           <w:szCs w:val="18"/>
         </w:rPr>
-        <w:t xml:space="preserve">                </w:t>
-      </w:r>
-      <w:r>
-        <w:rPr>
-          <w:rFonts w:eastAsia="宋体" w:cs="Consolas" w:ascii="Consolas" w:hAnsi="Consolas"/>
-          <w:sz w:val="18"/>
-          <w:szCs w:val="18"/>
-        </w:rPr>
-        <w:t>.parseSignedClaims(token)</w:t>
+        <w:t xml:space="preserve">        </w:t>
+      </w:r>
+      <w:r>
+        <w:rPr>
+          <w:rFonts w:eastAsia="宋体" w:cs="Consolas" w:ascii="Consolas" w:hAnsi="Consolas"/>
+          <w:sz w:val="18"/>
+          <w:szCs w:val="18"/>
+        </w:rPr>
+        <w:t>String subject = Jwts.parser().verifyWith(key).build()</w:t>
       </w:r>
     </w:p>
     <w:p>
@@ -17653,7 +17701,7 @@
           <w:sz w:val="18"/>
           <w:szCs w:val="18"/>
         </w:rPr>
-        <w:t>.getPayload()</w:t>
+        <w:t>.parseSignedClaims(token)</w:t>
       </w:r>
     </w:p>
     <w:p>
@@ -17678,7 +17726,7 @@
           <w:sz w:val="18"/>
           <w:szCs w:val="18"/>
         </w:rPr>
-        <w:t>.getSubject();</w:t>
+        <w:t>.getPayload()</w:t>
       </w:r>
     </w:p>
     <w:p>
@@ -17695,15 +17743,15 @@
           <w:sz w:val="18"/>
           <w:szCs w:val="18"/>
         </w:rPr>
-        <w:t xml:space="preserve">        </w:t>
-      </w:r>
-      <w:r>
-        <w:rPr>
-          <w:rFonts w:eastAsia="宋体" w:cs="Consolas" w:ascii="Consolas" w:hAnsi="Consolas"/>
-          <w:sz w:val="18"/>
-          <w:szCs w:val="18"/>
-        </w:rPr>
-        <w:t>return Optional.of(Long.valueOf(subject));</w:t>
+        <w:t xml:space="preserve">                </w:t>
+      </w:r>
+      <w:r>
+        <w:rPr>
+          <w:rFonts w:eastAsia="宋体" w:cs="Consolas" w:ascii="Consolas" w:hAnsi="Consolas"/>
+          <w:sz w:val="18"/>
+          <w:szCs w:val="18"/>
+        </w:rPr>
+        <w:t>.getSubject();</w:t>
       </w:r>
     </w:p>
     <w:p>
@@ -17720,15 +17768,15 @@
           <w:sz w:val="18"/>
           <w:szCs w:val="18"/>
         </w:rPr>
-        <w:t xml:space="preserve">    </w:t>
-      </w:r>
-      <w:r>
-        <w:rPr>
-          <w:rFonts w:eastAsia="宋体" w:cs="Consolas" w:ascii="Consolas" w:hAnsi="Consolas"/>
-          <w:sz w:val="18"/>
-          <w:szCs w:val="18"/>
-        </w:rPr>
-        <w:t>} catch (JwtException | IllegalArgumentException e) {</w:t>
+        <w:t xml:space="preserve">        </w:t>
+      </w:r>
+      <w:r>
+        <w:rPr>
+          <w:rFonts w:eastAsia="宋体" w:cs="Consolas" w:ascii="Consolas" w:hAnsi="Consolas"/>
+          <w:sz w:val="18"/>
+          <w:szCs w:val="18"/>
+        </w:rPr>
+        <w:t>return Optional.of(Long.valueOf(subject));</w:t>
       </w:r>
     </w:p>
     <w:p>
@@ -17745,15 +17793,15 @@
           <w:sz w:val="18"/>
           <w:szCs w:val="18"/>
         </w:rPr>
-        <w:t xml:space="preserve">        </w:t>
-      </w:r>
-      <w:r>
-        <w:rPr>
-          <w:rFonts w:eastAsia="宋体" w:cs="Consolas" w:ascii="Consolas" w:hAnsi="Consolas"/>
-          <w:sz w:val="18"/>
-          <w:szCs w:val="18"/>
-        </w:rPr>
-        <w:t>return Optional.empty();</w:t>
+        <w:t xml:space="preserve">    </w:t>
+      </w:r>
+      <w:r>
+        <w:rPr>
+          <w:rFonts w:eastAsia="宋体" w:cs="Consolas" w:ascii="Consolas" w:hAnsi="Consolas"/>
+          <w:sz w:val="18"/>
+          <w:szCs w:val="18"/>
+        </w:rPr>
+        <w:t>} catch (JwtException | IllegalArgumentException e) {</w:t>
       </w:r>
     </w:p>
     <w:p>
@@ -17770,6 +17818,31 @@
           <w:sz w:val="18"/>
           <w:szCs w:val="18"/>
         </w:rPr>
+        <w:t xml:space="preserve">        </w:t>
+      </w:r>
+      <w:r>
+        <w:rPr>
+          <w:rFonts w:eastAsia="宋体" w:cs="Consolas" w:ascii="Consolas" w:hAnsi="Consolas"/>
+          <w:sz w:val="18"/>
+          <w:szCs w:val="18"/>
+        </w:rPr>
+        <w:t>return Optional.empty();</w:t>
+      </w:r>
+    </w:p>
+    <w:p>
+      <w:pPr>
+        <w:pStyle w:val="Normal"/>
+        <w:shd w:val="clear" w:color="auto" w:fill="F5F5F5"/>
+        <w:spacing w:lineRule="exact" w:line="260" w:before="0" w:after="0"/>
+        <w:ind w:left="240" w:right="240"/>
+        <w:rPr/>
+      </w:pPr>
+      <w:r>
+        <w:rPr>
+          <w:rFonts w:eastAsia="宋体" w:cs="Consolas" w:ascii="Consolas" w:hAnsi="Consolas"/>
+          <w:sz w:val="18"/>
+          <w:szCs w:val="18"/>
+        </w:rPr>
         <w:t xml:space="preserve">    </w:t>
       </w:r>
       <w:r>
@@ -17803,7 +17876,7 @@
         <w:pStyle w:val="Heading3"/>
         <w:rPr/>
       </w:pPr>
-      <w:bookmarkStart w:id="17" w:name="__RefHeading___Toc1907_2146044140"/>
+      <w:bookmarkStart w:id="17" w:name="__RefHeading___Toc5774_156802315"/>
       <w:bookmarkEnd w:id="17"/>
       <w:r>
         <w:rPr/>
@@ -18524,7 +18597,7 @@
         <w:pStyle w:val="Heading3"/>
         <w:rPr/>
       </w:pPr>
-      <w:bookmarkStart w:id="18" w:name="__RefHeading___Toc1909_2146044140"/>
+      <w:bookmarkStart w:id="18" w:name="__RefHeading___Toc5776_156802315"/>
       <w:bookmarkEnd w:id="18"/>
       <w:r>
         <w:rPr/>
@@ -19355,7 +19428,7 @@
         <w:pStyle w:val="Heading3"/>
         <w:rPr/>
       </w:pPr>
-      <w:bookmarkStart w:id="19" w:name="__RefHeading___Toc1911_2146044140"/>
+      <w:bookmarkStart w:id="19" w:name="__RefHeading___Toc5778_156802315"/>
       <w:bookmarkEnd w:id="19"/>
       <w:r>
         <w:rPr/>
@@ -19876,7 +19949,7 @@
         <w:pStyle w:val="Heading3"/>
         <w:rPr/>
       </w:pPr>
-      <w:bookmarkStart w:id="20" w:name="__RefHeading___Toc1913_2146044140"/>
+      <w:bookmarkStart w:id="20" w:name="__RefHeading___Toc5780_156802315"/>
       <w:bookmarkEnd w:id="20"/>
       <w:r>
         <w:rPr/>
@@ -20472,7 +20545,7 @@
         <w:pStyle w:val="Heading3"/>
         <w:rPr/>
       </w:pPr>
-      <w:bookmarkStart w:id="21" w:name="__RefHeading___Toc1915_2146044140"/>
+      <w:bookmarkStart w:id="21" w:name="__RefHeading___Toc5782_156802315"/>
       <w:bookmarkEnd w:id="21"/>
       <w:r>
         <w:rPr/>
@@ -20755,7 +20828,7 @@
         <w:pStyle w:val="Heading2"/>
         <w:rPr/>
       </w:pPr>
-      <w:bookmarkStart w:id="22" w:name="__RefHeading___Toc1917_2146044140"/>
+      <w:bookmarkStart w:id="22" w:name="__RefHeading___Toc5784_156802315"/>
       <w:bookmarkEnd w:id="22"/>
       <w:r>
         <w:rPr/>
@@ -20771,7 +20844,7 @@
         <w:pStyle w:val="Heading3"/>
         <w:rPr/>
       </w:pPr>
-      <w:bookmarkStart w:id="23" w:name="__RefHeading___Toc1919_2146044140"/>
+      <w:bookmarkStart w:id="23" w:name="__RefHeading___Toc5786_156802315"/>
       <w:bookmarkEnd w:id="23"/>
       <w:r>
         <w:rPr/>
@@ -21516,7 +21589,7 @@
         <w:pStyle w:val="Heading3"/>
         <w:rPr/>
       </w:pPr>
-      <w:bookmarkStart w:id="24" w:name="__RefHeading___Toc1921_2146044140"/>
+      <w:bookmarkStart w:id="24" w:name="__RefHeading___Toc5788_156802315"/>
       <w:bookmarkEnd w:id="24"/>
       <w:r>
         <w:rPr/>
@@ -21910,7 +21983,7 @@
         <w:pStyle w:val="Heading3"/>
         <w:rPr/>
       </w:pPr>
-      <w:bookmarkStart w:id="25" w:name="__RefHeading___Toc1923_2146044140"/>
+      <w:bookmarkStart w:id="25" w:name="__RefHeading___Toc5790_156802315"/>
       <w:bookmarkEnd w:id="25"/>
       <w:r>
         <w:rPr/>
@@ -22506,7 +22579,7 @@
         <w:pStyle w:val="Heading3"/>
         <w:rPr/>
       </w:pPr>
-      <w:bookmarkStart w:id="26" w:name="__RefHeading___Toc1925_2146044140"/>
+      <w:bookmarkStart w:id="26" w:name="__RefHeading___Toc5792_156802315"/>
       <w:bookmarkEnd w:id="26"/>
       <w:r>
         <w:rPr/>
@@ -22942,7 +23015,7 @@
         <w:pStyle w:val="Heading3"/>
         <w:rPr/>
       </w:pPr>
-      <w:bookmarkStart w:id="27" w:name="__RefHeading___Toc1927_2146044140"/>
+      <w:bookmarkStart w:id="27" w:name="__RefHeading___Toc5794_156802315"/>
       <w:bookmarkEnd w:id="27"/>
       <w:r>
         <w:rPr/>
@@ -23574,7 +23647,7 @@
         <w:pStyle w:val="Heading2"/>
         <w:rPr/>
       </w:pPr>
-      <w:bookmarkStart w:id="28" w:name="__RefHeading___Toc1929_2146044140"/>
+      <w:bookmarkStart w:id="28" w:name="__RefHeading___Toc5796_156802315"/>
       <w:bookmarkEnd w:id="28"/>
       <w:r>
         <w:rPr/>
@@ -23959,7 +24032,7 @@
                 <w:sz w:val="21"/>
                 <w:szCs w:val="21"/>
               </w:rPr>
-              <w:t>3406</w:t>
+              <w:t>3407</w:t>
             </w:r>
           </w:p>
         </w:tc>
@@ -24883,7 +24956,7 @@
                 <w:sz w:val="21"/>
                 <w:szCs w:val="21"/>
               </w:rPr>
-              <w:t>8837</w:t>
+              <w:t>8838</w:t>
             </w:r>
           </w:p>
         </w:tc>
@@ -24976,7 +25049,7 @@
         <w:pStyle w:val="Heading1"/>
         <w:rPr/>
       </w:pPr>
-      <w:bookmarkStart w:id="29" w:name="__RefHeading___Toc1931_2146044140"/>
+      <w:bookmarkStart w:id="29" w:name="__RefHeading___Toc5798_156802315"/>
       <w:bookmarkEnd w:id="29"/>
       <w:r>
         <w:rPr/>
@@ -24992,7 +25065,7 @@
         <w:pStyle w:val="Heading2"/>
         <w:rPr/>
       </w:pPr>
-      <w:bookmarkStart w:id="30" w:name="__RefHeading___Toc1933_2146044140"/>
+      <w:bookmarkStart w:id="30" w:name="__RefHeading___Toc5800_156802315"/>
       <w:bookmarkEnd w:id="30"/>
       <w:r>
         <w:rPr/>
@@ -25274,7 +25347,7 @@
         <w:pStyle w:val="Heading2"/>
         <w:rPr/>
       </w:pPr>
-      <w:bookmarkStart w:id="31" w:name="__RefHeading___Toc1935_2146044140"/>
+      <w:bookmarkStart w:id="31" w:name="__RefHeading___Toc5802_156802315"/>
       <w:bookmarkEnd w:id="31"/>
       <w:r>
         <w:rPr/>
@@ -26745,7 +26818,7 @@
         <w:pStyle w:val="Heading2"/>
         <w:rPr/>
       </w:pPr>
-      <w:bookmarkStart w:id="32" w:name="__RefHeading___Toc1937_2146044140"/>
+      <w:bookmarkStart w:id="32" w:name="__RefHeading___Toc5804_156802315"/>
       <w:bookmarkEnd w:id="32"/>
       <w:r>
         <w:rPr/>
@@ -27803,7 +27876,7 @@
         <w:pStyle w:val="Heading2"/>
         <w:rPr/>
       </w:pPr>
-      <w:bookmarkStart w:id="33" w:name="__RefHeading___Toc1939_2146044140"/>
+      <w:bookmarkStart w:id="33" w:name="__RefHeading___Toc5806_156802315"/>
       <w:bookmarkEnd w:id="33"/>
       <w:r>
         <w:rPr/>
@@ -29604,7 +29677,7 @@
         <w:pStyle w:val="Heading2"/>
         <w:rPr/>
       </w:pPr>
-      <w:bookmarkStart w:id="34" w:name="__RefHeading___Toc1941_2146044140"/>
+      <w:bookmarkStart w:id="34" w:name="__RefHeading___Toc5808_156802315"/>
       <w:bookmarkEnd w:id="34"/>
       <w:r>
         <w:rPr/>
@@ -29849,7 +29922,7 @@
         <w:pStyle w:val="Heading2"/>
         <w:rPr/>
       </w:pPr>
-      <w:bookmarkStart w:id="35" w:name="__RefHeading___Toc1943_2146044140"/>
+      <w:bookmarkStart w:id="35" w:name="__RefHeading___Toc5810_156802315"/>
       <w:bookmarkEnd w:id="35"/>
       <w:r>
         <w:rPr/>
@@ -31603,7 +31676,7 @@
         <w:pStyle w:val="Heading2"/>
         <w:rPr/>
       </w:pPr>
-      <w:bookmarkStart w:id="36" w:name="__RefHeading___Toc1945_2146044140"/>
+      <w:bookmarkStart w:id="36" w:name="__RefHeading___Toc5812_156802315"/>
       <w:bookmarkEnd w:id="36"/>
       <w:r>
         <w:rPr/>
@@ -31799,7 +31872,7 @@
         <w:pStyle w:val="Heading1"/>
         <w:rPr/>
       </w:pPr>
-      <w:bookmarkStart w:id="37" w:name="__RefHeading___Toc1947_2146044140"/>
+      <w:bookmarkStart w:id="37" w:name="__RefHeading___Toc5814_156802315"/>
       <w:bookmarkEnd w:id="37"/>
       <w:r>
         <w:rPr/>
@@ -31828,7 +31901,7 @@
         <w:pStyle w:val="Heading2"/>
         <w:rPr/>
       </w:pPr>
-      <w:bookmarkStart w:id="38" w:name="__RefHeading___Toc1949_2146044140"/>
+      <w:bookmarkStart w:id="38" w:name="__RefHeading___Toc5816_156802315"/>
       <w:bookmarkEnd w:id="38"/>
       <w:r>
         <w:rPr/>
@@ -31844,7 +31917,7 @@
         <w:pStyle w:val="Heading3"/>
         <w:rPr/>
       </w:pPr>
-      <w:bookmarkStart w:id="39" w:name="__RefHeading___Toc1951_2146044140"/>
+      <w:bookmarkStart w:id="39" w:name="__RefHeading___Toc5818_156802315"/>
       <w:bookmarkEnd w:id="39"/>
       <w:r>
         <w:rPr/>
@@ -31978,7 +32051,7 @@
         <w:pStyle w:val="Heading3"/>
         <w:rPr/>
       </w:pPr>
-      <w:bookmarkStart w:id="40" w:name="__RefHeading___Toc1953_2146044140"/>
+      <w:bookmarkStart w:id="40" w:name="__RefHeading___Toc5820_156802315"/>
       <w:bookmarkEnd w:id="40"/>
       <w:r>
         <w:rPr/>
@@ -32126,7 +32199,7 @@
         <w:pStyle w:val="Heading3"/>
         <w:rPr/>
       </w:pPr>
-      <w:bookmarkStart w:id="41" w:name="__RefHeading___Toc1955_2146044140"/>
+      <w:bookmarkStart w:id="41" w:name="__RefHeading___Toc5822_156802315"/>
       <w:bookmarkEnd w:id="41"/>
       <w:r>
         <w:rPr/>
@@ -32323,7 +32396,7 @@
         <w:pStyle w:val="Heading3"/>
         <w:rPr/>
       </w:pPr>
-      <w:bookmarkStart w:id="42" w:name="__RefHeading___Toc1957_2146044140"/>
+      <w:bookmarkStart w:id="42" w:name="__RefHeading___Toc5824_156802315"/>
       <w:bookmarkEnd w:id="42"/>
       <w:r>
         <w:rPr/>
@@ -32433,7 +32506,7 @@
         <w:pStyle w:val="Heading2"/>
         <w:rPr/>
       </w:pPr>
-      <w:bookmarkStart w:id="43" w:name="__RefHeading___Toc1959_2146044140"/>
+      <w:bookmarkStart w:id="43" w:name="__RefHeading___Toc5826_156802315"/>
       <w:bookmarkEnd w:id="43"/>
       <w:r>
         <w:rPr/>
@@ -32449,7 +32522,7 @@
         <w:pStyle w:val="Heading3"/>
         <w:rPr/>
       </w:pPr>
-      <w:bookmarkStart w:id="44" w:name="__RefHeading___Toc1961_2146044140"/>
+      <w:bookmarkStart w:id="44" w:name="__RefHeading___Toc5828_156802315"/>
       <w:bookmarkEnd w:id="44"/>
       <w:r>
         <w:rPr/>
@@ -32613,7 +32686,7 @@
         <w:pStyle w:val="Heading3"/>
         <w:rPr/>
       </w:pPr>
-      <w:bookmarkStart w:id="45" w:name="__RefHeading___Toc1963_2146044140"/>
+      <w:bookmarkStart w:id="45" w:name="__RefHeading___Toc5830_156802315"/>
       <w:bookmarkEnd w:id="45"/>
       <w:r>
         <w:rPr/>
@@ -32793,7 +32866,7 @@
         <w:pStyle w:val="Heading3"/>
         <w:rPr/>
       </w:pPr>
-      <w:bookmarkStart w:id="46" w:name="__RefHeading___Toc1965_2146044140"/>
+      <w:bookmarkStart w:id="46" w:name="__RefHeading___Toc5832_156802315"/>
       <w:bookmarkEnd w:id="46"/>
       <w:r>
         <w:rPr/>
@@ -32990,7 +33063,7 @@
         <w:pStyle w:val="Heading3"/>
         <w:rPr/>
       </w:pPr>
-      <w:bookmarkStart w:id="47" w:name="__RefHeading___Toc1967_2146044140"/>
+      <w:bookmarkStart w:id="47" w:name="__RefHeading___Toc5834_156802315"/>
       <w:bookmarkEnd w:id="47"/>
       <w:r>
         <w:rPr/>
@@ -33360,7 +33433,7 @@
         <w:pStyle w:val="Heading3"/>
         <w:rPr/>
       </w:pPr>
-      <w:bookmarkStart w:id="48" w:name="__RefHeading___Toc1969_2146044140"/>
+      <w:bookmarkStart w:id="48" w:name="__RefHeading___Toc5836_156802315"/>
       <w:bookmarkEnd w:id="48"/>
       <w:r>
         <w:rPr/>
@@ -33499,7 +33572,7 @@
         <w:pStyle w:val="Heading3"/>
         <w:rPr/>
       </w:pPr>
-      <w:bookmarkStart w:id="49" w:name="__RefHeading___Toc1971_2146044140"/>
+      <w:bookmarkStart w:id="49" w:name="__RefHeading___Toc5838_156802315"/>
       <w:bookmarkEnd w:id="49"/>
       <w:r>
         <w:rPr/>
@@ -33671,7 +33744,7 @@
         <w:pStyle w:val="Heading3"/>
         <w:rPr/>
       </w:pPr>
-      <w:bookmarkStart w:id="50" w:name="__RefHeading___Toc1973_2146044140"/>
+      <w:bookmarkStart w:id="50" w:name="__RefHeading___Toc5840_156802315"/>
       <w:bookmarkEnd w:id="50"/>
       <w:r>
         <w:rPr/>
@@ -33832,7 +33905,7 @@
         <w:pStyle w:val="Heading3"/>
         <w:rPr/>
       </w:pPr>
-      <w:bookmarkStart w:id="51" w:name="__RefHeading___Toc1975_2146044140"/>
+      <w:bookmarkStart w:id="51" w:name="__RefHeading___Toc5842_156802315"/>
       <w:bookmarkEnd w:id="51"/>
       <w:r>
         <w:rPr/>
@@ -33980,7 +34053,7 @@
         <w:pStyle w:val="Heading3"/>
         <w:rPr/>
       </w:pPr>
-      <w:bookmarkStart w:id="52" w:name="__RefHeading___Toc1977_2146044140"/>
+      <w:bookmarkStart w:id="52" w:name="__RefHeading___Toc5844_156802315"/>
       <w:bookmarkEnd w:id="52"/>
       <w:r>
         <w:rPr/>
@@ -34111,7 +34184,7 @@
         <w:pStyle w:val="Heading3"/>
         <w:rPr/>
       </w:pPr>
-      <w:bookmarkStart w:id="53" w:name="__RefHeading___Toc1979_2146044140"/>
+      <w:bookmarkStart w:id="53" w:name="__RefHeading___Toc5846_156802315"/>
       <w:bookmarkEnd w:id="53"/>
       <w:r>
         <w:rPr/>
@@ -34140,7 +34213,7 @@
         <w:pStyle w:val="Heading3"/>
         <w:rPr/>
       </w:pPr>
-      <w:bookmarkStart w:id="54" w:name="__RefHeading___Toc1981_2146044140"/>
+      <w:bookmarkStart w:id="54" w:name="__RefHeading___Toc5848_156802315"/>
       <w:bookmarkEnd w:id="54"/>
       <w:r>
         <w:rPr/>
@@ -34271,7 +34344,7 @@
         <w:pStyle w:val="Heading2"/>
         <w:rPr/>
       </w:pPr>
-      <w:bookmarkStart w:id="55" w:name="__RefHeading___Toc1983_2146044140"/>
+      <w:bookmarkStart w:id="55" w:name="__RefHeading___Toc5850_156802315"/>
       <w:bookmarkEnd w:id="55"/>
       <w:r>
         <w:rPr/>
@@ -34300,7 +34373,7 @@
         <w:pStyle w:val="Heading3"/>
         <w:rPr/>
       </w:pPr>
-      <w:bookmarkStart w:id="56" w:name="__RefHeading___Toc1985_2146044140"/>
+      <w:bookmarkStart w:id="56" w:name="__RefHeading___Toc5852_156802315"/>
       <w:bookmarkEnd w:id="56"/>
       <w:r>
         <w:rPr/>
@@ -34418,7 +34491,7 @@
         <w:pStyle w:val="Heading3"/>
         <w:rPr/>
       </w:pPr>
-      <w:bookmarkStart w:id="57" w:name="__RefHeading___Toc1987_2146044140"/>
+      <w:bookmarkStart w:id="57" w:name="__RefHeading___Toc5854_156802315"/>
       <w:bookmarkEnd w:id="57"/>
       <w:r>
         <w:rPr/>
@@ -34664,7 +34737,7 @@
         <w:pStyle w:val="Heading3"/>
         <w:rPr/>
       </w:pPr>
-      <w:bookmarkStart w:id="58" w:name="__RefHeading___Toc1989_2146044140"/>
+      <w:bookmarkStart w:id="58" w:name="__RefHeading___Toc5856_156802315"/>
       <w:bookmarkEnd w:id="58"/>
       <w:r>
         <w:rPr/>
@@ -34778,7 +34851,7 @@
         <w:pStyle w:val="Heading3"/>
         <w:rPr/>
       </w:pPr>
-      <w:bookmarkStart w:id="59" w:name="__RefHeading___Toc1991_2146044140"/>
+      <w:bookmarkStart w:id="59" w:name="__RefHeading___Toc5858_156802315"/>
       <w:bookmarkEnd w:id="59"/>
       <w:r>
         <w:rPr/>
@@ -34892,7 +34965,7 @@
         <w:pStyle w:val="Heading3"/>
         <w:rPr/>
       </w:pPr>
-      <w:bookmarkStart w:id="60" w:name="__RefHeading___Toc1993_2146044140"/>
+      <w:bookmarkStart w:id="60" w:name="__RefHeading___Toc5860_156802315"/>
       <w:bookmarkEnd w:id="60"/>
       <w:r>
         <w:rPr/>
@@ -35043,7 +35116,7 @@
         <w:pStyle w:val="Heading1"/>
         <w:rPr/>
       </w:pPr>
-      <w:bookmarkStart w:id="61" w:name="__RefHeading___Toc1995_2146044140"/>
+      <w:bookmarkStart w:id="61" w:name="__RefHeading___Toc5862_156802315"/>
       <w:bookmarkEnd w:id="61"/>
       <w:r>
         <w:rPr/>
@@ -35059,7 +35132,7 @@
         <w:pStyle w:val="Heading2"/>
         <w:rPr/>
       </w:pPr>
-      <w:bookmarkStart w:id="62" w:name="__RefHeading___Toc1997_2146044140"/>
+      <w:bookmarkStart w:id="62" w:name="__RefHeading___Toc5864_156802315"/>
       <w:bookmarkEnd w:id="62"/>
       <w:r>
         <w:rPr/>
@@ -35128,7 +35201,7 @@
         <w:pStyle w:val="Heading2"/>
         <w:rPr/>
       </w:pPr>
-      <w:bookmarkStart w:id="63" w:name="__RefHeading___Toc1999_2146044140"/>
+      <w:bookmarkStart w:id="63" w:name="__RefHeading___Toc5866_156802315"/>
       <w:bookmarkEnd w:id="63"/>
       <w:r>
         <w:rPr/>
@@ -36209,7 +36282,7 @@
         <w:pStyle w:val="Heading2"/>
         <w:rPr/>
       </w:pPr>
-      <w:bookmarkStart w:id="64" w:name="__RefHeading___Toc2001_2146044140"/>
+      <w:bookmarkStart w:id="64" w:name="__RefHeading___Toc5868_156802315"/>
       <w:bookmarkEnd w:id="64"/>
       <w:r>
         <w:rPr/>

--- a/docs/04-软件实施与部署说明书.docx
+++ b/docs/04-软件实施与部署说明书.docx
@@ -492,7 +492,6 @@
       <w:tr>
         <w:trPr>
           <w:tblHeader w:val="true"/>
-          <w:cantSplit w:val="true"/>
         </w:trPr>
         <w:tc>
           <w:tcPr>
@@ -616,9 +615,7 @@
         </w:tc>
       </w:tr>
       <w:tr>
-        <w:trPr>
-          <w:cantSplit w:val="true"/>
-        </w:trPr>
+        <w:trPr/>
         <w:tc>
           <w:tcPr>
             <w:tcW w:w="1103" w:type="dxa"/>
@@ -852,7 +849,7 @@
             </w:rPr>
             <w:fldChar w:fldCharType="separate"/>
           </w:r>
-          <w:hyperlink w:anchor="__RefHeading___Toc5740_156802315">
+          <w:hyperlink w:anchor="__RefHeading___Toc11289_260505723">
             <w:r>
               <w:rPr>
                 <w:rStyle w:val="IndexLink"/>
@@ -883,7 +880,7 @@
             </w:tabs>
             <w:rPr/>
           </w:pPr>
-          <w:hyperlink w:anchor="__RefHeading___Toc5742_156802315">
+          <w:hyperlink w:anchor="__RefHeading___Toc11291_260505723">
             <w:r>
               <w:rPr>
                 <w:rStyle w:val="IndexLink"/>
@@ -914,7 +911,7 @@
             </w:tabs>
             <w:rPr/>
           </w:pPr>
-          <w:hyperlink w:anchor="__RefHeading___Toc5744_156802315">
+          <w:hyperlink w:anchor="__RefHeading___Toc11293_260505723">
             <w:r>
               <w:rPr>
                 <w:rStyle w:val="IndexLink"/>
@@ -945,7 +942,7 @@
             </w:tabs>
             <w:rPr/>
           </w:pPr>
-          <w:hyperlink w:anchor="__RefHeading___Toc5746_156802315">
+          <w:hyperlink w:anchor="__RefHeading___Toc11295_260505723">
             <w:r>
               <w:rPr>
                 <w:rStyle w:val="IndexLink"/>
@@ -976,7 +973,7 @@
             </w:tabs>
             <w:rPr/>
           </w:pPr>
-          <w:hyperlink w:anchor="__RefHeading___Toc5748_156802315">
+          <w:hyperlink w:anchor="__RefHeading___Toc11297_260505723">
             <w:r>
               <w:rPr>
                 <w:rStyle w:val="IndexLink"/>
@@ -1007,7 +1004,7 @@
             </w:tabs>
             <w:rPr/>
           </w:pPr>
-          <w:hyperlink w:anchor="__RefHeading___Toc5750_156802315">
+          <w:hyperlink w:anchor="__RefHeading___Toc11299_260505723">
             <w:r>
               <w:rPr>
                 <w:rStyle w:val="IndexLink"/>
@@ -1038,7 +1035,7 @@
             </w:tabs>
             <w:rPr/>
           </w:pPr>
-          <w:hyperlink w:anchor="__RefHeading___Toc5752_156802315">
+          <w:hyperlink w:anchor="__RefHeading___Toc11301_260505723">
             <w:r>
               <w:rPr>
                 <w:rStyle w:val="IndexLink"/>
@@ -1069,7 +1066,7 @@
             </w:tabs>
             <w:rPr/>
           </w:pPr>
-          <w:hyperlink w:anchor="__RefHeading___Toc5754_156802315">
+          <w:hyperlink w:anchor="__RefHeading___Toc11303_260505723">
             <w:r>
               <w:rPr>
                 <w:rStyle w:val="IndexLink"/>
@@ -1100,7 +1097,7 @@
             </w:tabs>
             <w:rPr/>
           </w:pPr>
-          <w:hyperlink w:anchor="__RefHeading___Toc5756_156802315">
+          <w:hyperlink w:anchor="__RefHeading___Toc11305_260505723">
             <w:r>
               <w:rPr>
                 <w:rStyle w:val="IndexLink"/>
@@ -1131,7 +1128,7 @@
             </w:tabs>
             <w:rPr/>
           </w:pPr>
-          <w:hyperlink w:anchor="__RefHeading___Toc5758_156802315">
+          <w:hyperlink w:anchor="__RefHeading___Toc11307_260505723">
             <w:r>
               <w:rPr>
                 <w:rStyle w:val="IndexLink"/>
@@ -1162,7 +1159,7 @@
             </w:tabs>
             <w:rPr/>
           </w:pPr>
-          <w:hyperlink w:anchor="__RefHeading___Toc5760_156802315">
+          <w:hyperlink w:anchor="__RefHeading___Toc11309_260505723">
             <w:r>
               <w:rPr>
                 <w:rStyle w:val="IndexLink"/>
@@ -1193,7 +1190,7 @@
             </w:tabs>
             <w:rPr/>
           </w:pPr>
-          <w:hyperlink w:anchor="__RefHeading___Toc5762_156802315">
+          <w:hyperlink w:anchor="__RefHeading___Toc11311_260505723">
             <w:r>
               <w:rPr>
                 <w:rStyle w:val="IndexLink"/>
@@ -1224,7 +1221,7 @@
             </w:tabs>
             <w:rPr/>
           </w:pPr>
-          <w:hyperlink w:anchor="__RefHeading___Toc5764_156802315">
+          <w:hyperlink w:anchor="__RefHeading___Toc11313_260505723">
             <w:r>
               <w:rPr>
                 <w:rStyle w:val="IndexLink"/>
@@ -1255,7 +1252,7 @@
             </w:tabs>
             <w:rPr/>
           </w:pPr>
-          <w:hyperlink w:anchor="__RefHeading___Toc5766_156802315">
+          <w:hyperlink w:anchor="__RefHeading___Toc11315_260505723">
             <w:r>
               <w:rPr>
                 <w:rStyle w:val="IndexLink"/>
@@ -1286,7 +1283,7 @@
             </w:tabs>
             <w:rPr/>
           </w:pPr>
-          <w:hyperlink w:anchor="__RefHeading___Toc5768_156802315">
+          <w:hyperlink w:anchor="__RefHeading___Toc11317_260505723">
             <w:r>
               <w:rPr>
                 <w:rStyle w:val="IndexLink"/>
@@ -1317,7 +1314,7 @@
             </w:tabs>
             <w:rPr/>
           </w:pPr>
-          <w:hyperlink w:anchor="__RefHeading___Toc5770_156802315">
+          <w:hyperlink w:anchor="__RefHeading___Toc11319_260505723">
             <w:r>
               <w:rPr>
                 <w:rStyle w:val="IndexLink"/>
@@ -1348,7 +1345,7 @@
             </w:tabs>
             <w:rPr/>
           </w:pPr>
-          <w:hyperlink w:anchor="__RefHeading___Toc5772_156802315">
+          <w:hyperlink w:anchor="__RefHeading___Toc11321_260505723">
             <w:r>
               <w:rPr>
                 <w:rStyle w:val="IndexLink"/>
@@ -1380,7 +1377,7 @@
             </w:tabs>
             <w:rPr/>
           </w:pPr>
-          <w:hyperlink w:anchor="__RefHeading___Toc5774_156802315">
+          <w:hyperlink w:anchor="__RefHeading___Toc11323_260505723">
             <w:r>
               <w:rPr>
                 <w:rStyle w:val="IndexLink"/>
@@ -1411,7 +1408,7 @@
             </w:tabs>
             <w:rPr/>
           </w:pPr>
-          <w:hyperlink w:anchor="__RefHeading___Toc5776_156802315">
+          <w:hyperlink w:anchor="__RefHeading___Toc11325_260505723">
             <w:r>
               <w:rPr>
                 <w:rStyle w:val="IndexLink"/>
@@ -1442,7 +1439,7 @@
             </w:tabs>
             <w:rPr/>
           </w:pPr>
-          <w:hyperlink w:anchor="__RefHeading___Toc5778_156802315">
+          <w:hyperlink w:anchor="__RefHeading___Toc11327_260505723">
             <w:r>
               <w:rPr>
                 <w:rStyle w:val="IndexLink"/>
@@ -1473,7 +1470,7 @@
             </w:tabs>
             <w:rPr/>
           </w:pPr>
-          <w:hyperlink w:anchor="__RefHeading___Toc5780_156802315">
+          <w:hyperlink w:anchor="__RefHeading___Toc11329_260505723">
             <w:r>
               <w:rPr>
                 <w:rStyle w:val="IndexLink"/>
@@ -1504,7 +1501,7 @@
             </w:tabs>
             <w:rPr/>
           </w:pPr>
-          <w:hyperlink w:anchor="__RefHeading___Toc5782_156802315">
+          <w:hyperlink w:anchor="__RefHeading___Toc11331_260505723">
             <w:r>
               <w:rPr>
                 <w:rStyle w:val="IndexLink"/>
@@ -1535,7 +1532,7 @@
             </w:tabs>
             <w:rPr/>
           </w:pPr>
-          <w:hyperlink w:anchor="__RefHeading___Toc5784_156802315">
+          <w:hyperlink w:anchor="__RefHeading___Toc11333_260505723">
             <w:r>
               <w:rPr>
                 <w:rStyle w:val="IndexLink"/>
@@ -1566,7 +1563,7 @@
             </w:tabs>
             <w:rPr/>
           </w:pPr>
-          <w:hyperlink w:anchor="__RefHeading___Toc5786_156802315">
+          <w:hyperlink w:anchor="__RefHeading___Toc11335_260505723">
             <w:r>
               <w:rPr>
                 <w:rStyle w:val="IndexLink"/>
@@ -1597,7 +1594,7 @@
             </w:tabs>
             <w:rPr/>
           </w:pPr>
-          <w:hyperlink w:anchor="__RefHeading___Toc5788_156802315">
+          <w:hyperlink w:anchor="__RefHeading___Toc11337_260505723">
             <w:r>
               <w:rPr>
                 <w:rStyle w:val="IndexLink"/>
@@ -1628,7 +1625,7 @@
             </w:tabs>
             <w:rPr/>
           </w:pPr>
-          <w:hyperlink w:anchor="__RefHeading___Toc5790_156802315">
+          <w:hyperlink w:anchor="__RefHeading___Toc11339_260505723">
             <w:r>
               <w:rPr>
                 <w:rStyle w:val="IndexLink"/>
@@ -1659,7 +1656,7 @@
             </w:tabs>
             <w:rPr/>
           </w:pPr>
-          <w:hyperlink w:anchor="__RefHeading___Toc5792_156802315">
+          <w:hyperlink w:anchor="__RefHeading___Toc11341_260505723">
             <w:r>
               <w:rPr>
                 <w:rStyle w:val="IndexLink"/>
@@ -1690,7 +1687,7 @@
             </w:tabs>
             <w:rPr/>
           </w:pPr>
-          <w:hyperlink w:anchor="__RefHeading___Toc5794_156802315">
+          <w:hyperlink w:anchor="__RefHeading___Toc11343_260505723">
             <w:r>
               <w:rPr>
                 <w:rStyle w:val="IndexLink"/>
@@ -1721,7 +1718,7 @@
             </w:tabs>
             <w:rPr/>
           </w:pPr>
-          <w:hyperlink w:anchor="__RefHeading___Toc5796_156802315">
+          <w:hyperlink w:anchor="__RefHeading___Toc11345_260505723">
             <w:r>
               <w:rPr>
                 <w:rStyle w:val="IndexLink"/>
@@ -1752,7 +1749,7 @@
             </w:tabs>
             <w:rPr/>
           </w:pPr>
-          <w:hyperlink w:anchor="__RefHeading___Toc5798_156802315">
+          <w:hyperlink w:anchor="__RefHeading___Toc11347_260505723">
             <w:r>
               <w:rPr>
                 <w:rStyle w:val="IndexLink"/>
@@ -1783,7 +1780,7 @@
             </w:tabs>
             <w:rPr/>
           </w:pPr>
-          <w:hyperlink w:anchor="__RefHeading___Toc5800_156802315">
+          <w:hyperlink w:anchor="__RefHeading___Toc11349_260505723">
             <w:r>
               <w:rPr>
                 <w:rStyle w:val="IndexLink"/>
@@ -1814,7 +1811,7 @@
             </w:tabs>
             <w:rPr/>
           </w:pPr>
-          <w:hyperlink w:anchor="__RefHeading___Toc5802_156802315">
+          <w:hyperlink w:anchor="__RefHeading___Toc11351_260505723">
             <w:r>
               <w:rPr>
                 <w:rStyle w:val="IndexLink"/>
@@ -1857,7 +1854,7 @@
             </w:tabs>
             <w:rPr/>
           </w:pPr>
-          <w:hyperlink w:anchor="__RefHeading___Toc5804_156802315">
+          <w:hyperlink w:anchor="__RefHeading___Toc11353_260505723">
             <w:r>
               <w:rPr>
                 <w:rStyle w:val="IndexLink"/>
@@ -1900,7 +1897,7 @@
             </w:tabs>
             <w:rPr/>
           </w:pPr>
-          <w:hyperlink w:anchor="__RefHeading___Toc5806_156802315">
+          <w:hyperlink w:anchor="__RefHeading___Toc11355_260505723">
             <w:r>
               <w:rPr>
                 <w:rStyle w:val="IndexLink"/>
@@ -1931,7 +1928,7 @@
             </w:tabs>
             <w:rPr/>
           </w:pPr>
-          <w:hyperlink w:anchor="__RefHeading___Toc5808_156802315">
+          <w:hyperlink w:anchor="__RefHeading___Toc11357_260505723">
             <w:r>
               <w:rPr>
                 <w:rStyle w:val="IndexLink"/>
@@ -1962,7 +1959,7 @@
             </w:tabs>
             <w:rPr/>
           </w:pPr>
-          <w:hyperlink w:anchor="__RefHeading___Toc5810_156802315">
+          <w:hyperlink w:anchor="__RefHeading___Toc11359_260505723">
             <w:r>
               <w:rPr>
                 <w:rStyle w:val="IndexLink"/>
@@ -1993,7 +1990,7 @@
             </w:tabs>
             <w:rPr/>
           </w:pPr>
-          <w:hyperlink w:anchor="__RefHeading___Toc5812_156802315">
+          <w:hyperlink w:anchor="__RefHeading___Toc11361_260505723">
             <w:r>
               <w:rPr>
                 <w:rStyle w:val="IndexLink"/>
@@ -2024,7 +2021,7 @@
             </w:tabs>
             <w:rPr/>
           </w:pPr>
-          <w:hyperlink w:anchor="__RefHeading___Toc5814_156802315">
+          <w:hyperlink w:anchor="__RefHeading___Toc11363_260505723">
             <w:r>
               <w:rPr>
                 <w:rStyle w:val="IndexLink"/>
@@ -2055,7 +2052,7 @@
             </w:tabs>
             <w:rPr/>
           </w:pPr>
-          <w:hyperlink w:anchor="__RefHeading___Toc5816_156802315">
+          <w:hyperlink w:anchor="__RefHeading___Toc11365_260505723">
             <w:r>
               <w:rPr>
                 <w:rStyle w:val="IndexLink"/>
@@ -2086,7 +2083,7 @@
             </w:tabs>
             <w:rPr/>
           </w:pPr>
-          <w:hyperlink w:anchor="__RefHeading___Toc5818_156802315">
+          <w:hyperlink w:anchor="__RefHeading___Toc11367_260505723">
             <w:r>
               <w:rPr>
                 <w:rStyle w:val="IndexLink"/>
@@ -2117,7 +2114,7 @@
             </w:tabs>
             <w:rPr/>
           </w:pPr>
-          <w:hyperlink w:anchor="__RefHeading___Toc5820_156802315">
+          <w:hyperlink w:anchor="__RefHeading___Toc11369_260505723">
             <w:r>
               <w:rPr>
                 <w:rStyle w:val="IndexLink"/>
@@ -2148,7 +2145,7 @@
             </w:tabs>
             <w:rPr/>
           </w:pPr>
-          <w:hyperlink w:anchor="__RefHeading___Toc5822_156802315">
+          <w:hyperlink w:anchor="__RefHeading___Toc11371_260505723">
             <w:r>
               <w:rPr>
                 <w:rStyle w:val="IndexLink"/>
@@ -2179,7 +2176,7 @@
             </w:tabs>
             <w:rPr/>
           </w:pPr>
-          <w:hyperlink w:anchor="__RefHeading___Toc5824_156802315">
+          <w:hyperlink w:anchor="__RefHeading___Toc11373_260505723">
             <w:r>
               <w:rPr>
                 <w:rStyle w:val="IndexLink"/>
@@ -2210,7 +2207,7 @@
             </w:tabs>
             <w:rPr/>
           </w:pPr>
-          <w:hyperlink w:anchor="__RefHeading___Toc5826_156802315">
+          <w:hyperlink w:anchor="__RefHeading___Toc11375_260505723">
             <w:r>
               <w:rPr>
                 <w:rStyle w:val="IndexLink"/>
@@ -2241,7 +2238,7 @@
             </w:tabs>
             <w:rPr/>
           </w:pPr>
-          <w:hyperlink w:anchor="__RefHeading___Toc5828_156802315">
+          <w:hyperlink w:anchor="__RefHeading___Toc11377_260505723">
             <w:r>
               <w:rPr>
                 <w:rStyle w:val="IndexLink"/>
@@ -2272,7 +2269,7 @@
             </w:tabs>
             <w:rPr/>
           </w:pPr>
-          <w:hyperlink w:anchor="__RefHeading___Toc5830_156802315">
+          <w:hyperlink w:anchor="__RefHeading___Toc11379_260505723">
             <w:r>
               <w:rPr>
                 <w:rStyle w:val="IndexLink"/>
@@ -2303,7 +2300,7 @@
             </w:tabs>
             <w:rPr/>
           </w:pPr>
-          <w:hyperlink w:anchor="__RefHeading___Toc5832_156802315">
+          <w:hyperlink w:anchor="__RefHeading___Toc11381_260505723">
             <w:r>
               <w:rPr>
                 <w:rStyle w:val="IndexLink"/>
@@ -2334,7 +2331,7 @@
             </w:tabs>
             <w:rPr/>
           </w:pPr>
-          <w:hyperlink w:anchor="__RefHeading___Toc5834_156802315">
+          <w:hyperlink w:anchor="__RefHeading___Toc11383_260505723">
             <w:r>
               <w:rPr>
                 <w:rStyle w:val="IndexLink"/>
@@ -2365,7 +2362,7 @@
             </w:tabs>
             <w:rPr/>
           </w:pPr>
-          <w:hyperlink w:anchor="__RefHeading___Toc5836_156802315">
+          <w:hyperlink w:anchor="__RefHeading___Toc11385_260505723">
             <w:r>
               <w:rPr>
                 <w:rStyle w:val="IndexLink"/>
@@ -2396,7 +2393,7 @@
             </w:tabs>
             <w:rPr/>
           </w:pPr>
-          <w:hyperlink w:anchor="__RefHeading___Toc5838_156802315">
+          <w:hyperlink w:anchor="__RefHeading___Toc11387_260505723">
             <w:r>
               <w:rPr>
                 <w:rStyle w:val="IndexLink"/>
@@ -2427,7 +2424,7 @@
             </w:tabs>
             <w:rPr/>
           </w:pPr>
-          <w:hyperlink w:anchor="__RefHeading___Toc5840_156802315">
+          <w:hyperlink w:anchor="__RefHeading___Toc11389_260505723">
             <w:r>
               <w:rPr>
                 <w:rStyle w:val="IndexLink"/>
@@ -2458,7 +2455,7 @@
             </w:tabs>
             <w:rPr/>
           </w:pPr>
-          <w:hyperlink w:anchor="__RefHeading___Toc5842_156802315">
+          <w:hyperlink w:anchor="__RefHeading___Toc11391_260505723">
             <w:r>
               <w:rPr>
                 <w:rStyle w:val="IndexLink"/>
@@ -2489,7 +2486,7 @@
             </w:tabs>
             <w:rPr/>
           </w:pPr>
-          <w:hyperlink w:anchor="__RefHeading___Toc5844_156802315">
+          <w:hyperlink w:anchor="__RefHeading___Toc11393_260505723">
             <w:r>
               <w:rPr>
                 <w:rStyle w:val="IndexLink"/>
@@ -2520,7 +2517,7 @@
             </w:tabs>
             <w:rPr/>
           </w:pPr>
-          <w:hyperlink w:anchor="__RefHeading___Toc5846_156802315">
+          <w:hyperlink w:anchor="__RefHeading___Toc11395_260505723">
             <w:r>
               <w:rPr>
                 <w:rStyle w:val="IndexLink"/>
@@ -2551,7 +2548,7 @@
             </w:tabs>
             <w:rPr/>
           </w:pPr>
-          <w:hyperlink w:anchor="__RefHeading___Toc5848_156802315">
+          <w:hyperlink w:anchor="__RefHeading___Toc11397_260505723">
             <w:r>
               <w:rPr>
                 <w:rStyle w:val="IndexLink"/>
@@ -2582,7 +2579,7 @@
             </w:tabs>
             <w:rPr/>
           </w:pPr>
-          <w:hyperlink w:anchor="__RefHeading___Toc5850_156802315">
+          <w:hyperlink w:anchor="__RefHeading___Toc11399_260505723">
             <w:r>
               <w:rPr>
                 <w:rStyle w:val="IndexLink"/>
@@ -2613,7 +2610,7 @@
             </w:tabs>
             <w:rPr/>
           </w:pPr>
-          <w:hyperlink w:anchor="__RefHeading___Toc5852_156802315">
+          <w:hyperlink w:anchor="__RefHeading___Toc11401_260505723">
             <w:r>
               <w:rPr>
                 <w:rStyle w:val="IndexLink"/>
@@ -2644,7 +2641,7 @@
             </w:tabs>
             <w:rPr/>
           </w:pPr>
-          <w:hyperlink w:anchor="__RefHeading___Toc5854_156802315">
+          <w:hyperlink w:anchor="__RefHeading___Toc11403_260505723">
             <w:r>
               <w:rPr>
                 <w:rStyle w:val="IndexLink"/>
@@ -2675,7 +2672,7 @@
             </w:tabs>
             <w:rPr/>
           </w:pPr>
-          <w:hyperlink w:anchor="__RefHeading___Toc5856_156802315">
+          <w:hyperlink w:anchor="__RefHeading___Toc11405_260505723">
             <w:r>
               <w:rPr>
                 <w:rStyle w:val="IndexLink"/>
@@ -2706,7 +2703,7 @@
             </w:tabs>
             <w:rPr/>
           </w:pPr>
-          <w:hyperlink w:anchor="__RefHeading___Toc5858_156802315">
+          <w:hyperlink w:anchor="__RefHeading___Toc11407_260505723">
             <w:r>
               <w:rPr>
                 <w:rStyle w:val="IndexLink"/>
@@ -2737,7 +2734,7 @@
             </w:tabs>
             <w:rPr/>
           </w:pPr>
-          <w:hyperlink w:anchor="__RefHeading___Toc5860_156802315">
+          <w:hyperlink w:anchor="__RefHeading___Toc11409_260505723">
             <w:r>
               <w:rPr>
                 <w:rStyle w:val="IndexLink"/>
@@ -2768,7 +2765,7 @@
             </w:tabs>
             <w:rPr/>
           </w:pPr>
-          <w:hyperlink w:anchor="__RefHeading___Toc5862_156802315">
+          <w:hyperlink w:anchor="__RefHeading___Toc11411_260505723">
             <w:r>
               <w:rPr>
                 <w:rStyle w:val="IndexLink"/>
@@ -2799,7 +2796,7 @@
             </w:tabs>
             <w:rPr/>
           </w:pPr>
-          <w:hyperlink w:anchor="__RefHeading___Toc5864_156802315">
+          <w:hyperlink w:anchor="__RefHeading___Toc11413_260505723">
             <w:r>
               <w:rPr>
                 <w:rStyle w:val="IndexLink"/>
@@ -2830,7 +2827,7 @@
             </w:tabs>
             <w:rPr/>
           </w:pPr>
-          <w:hyperlink w:anchor="__RefHeading___Toc5866_156802315">
+          <w:hyperlink w:anchor="__RefHeading___Toc11415_260505723">
             <w:r>
               <w:rPr>
                 <w:rStyle w:val="IndexLink"/>
@@ -2861,7 +2858,7 @@
             </w:tabs>
             <w:rPr/>
           </w:pPr>
-          <w:hyperlink w:anchor="__RefHeading___Toc5868_156802315">
+          <w:hyperlink w:anchor="__RefHeading___Toc11417_260505723">
             <w:r>
               <w:rPr>
                 <w:rStyle w:val="IndexLink"/>
@@ -2919,7 +2916,7 @@
         <w:pStyle w:val="Heading1"/>
         <w:rPr/>
       </w:pPr>
-      <w:bookmarkStart w:id="0" w:name="__RefHeading___Toc5740_156802315"/>
+      <w:bookmarkStart w:id="0" w:name="__RefHeading___Toc11289_260505723"/>
       <w:bookmarkEnd w:id="0"/>
       <w:r>
         <w:rPr/>
@@ -2935,7 +2932,7 @@
         <w:pStyle w:val="Heading2"/>
         <w:rPr/>
       </w:pPr>
-      <w:bookmarkStart w:id="1" w:name="__RefHeading___Toc5742_156802315"/>
+      <w:bookmarkStart w:id="1" w:name="__RefHeading___Toc11291_260505723"/>
       <w:bookmarkEnd w:id="1"/>
       <w:r>
         <w:rPr/>
@@ -3001,7 +2998,7 @@
         <w:pStyle w:val="Heading2"/>
         <w:rPr/>
       </w:pPr>
-      <w:bookmarkStart w:id="2" w:name="__RefHeading___Toc5744_156802315"/>
+      <w:bookmarkStart w:id="2" w:name="__RefHeading___Toc11293_260505723"/>
       <w:bookmarkEnd w:id="2"/>
       <w:r>
         <w:rPr/>
@@ -3066,7 +3063,6 @@
       <w:tr>
         <w:trPr>
           <w:tblHeader w:val="true"/>
-          <w:cantSplit w:val="true"/>
         </w:trPr>
         <w:tc>
           <w:tcPr>
@@ -3160,9 +3156,7 @@
         </w:tc>
       </w:tr>
       <w:tr>
-        <w:trPr>
-          <w:cantSplit w:val="true"/>
-        </w:trPr>
+        <w:trPr/>
         <w:tc>
           <w:tcPr>
             <w:tcW w:w="1872" w:type="dxa"/>
@@ -3318,9 +3312,7 @@
         </w:tc>
       </w:tr>
       <w:tr>
-        <w:trPr>
-          <w:cantSplit w:val="true"/>
-        </w:trPr>
+        <w:trPr/>
         <w:tc>
           <w:tcPr>
             <w:tcW w:w="1872" w:type="dxa"/>
@@ -3458,9 +3450,7 @@
         </w:tc>
       </w:tr>
       <w:tr>
-        <w:trPr>
-          <w:cantSplit w:val="true"/>
-        </w:trPr>
+        <w:trPr/>
         <w:tc>
           <w:tcPr>
             <w:tcW w:w="1872" w:type="dxa"/>
@@ -3598,9 +3588,7 @@
         </w:tc>
       </w:tr>
       <w:tr>
-        <w:trPr>
-          <w:cantSplit w:val="true"/>
-        </w:trPr>
+        <w:trPr/>
         <w:tc>
           <w:tcPr>
             <w:tcW w:w="1872" w:type="dxa"/>
@@ -3720,9 +3708,7 @@
         </w:tc>
       </w:tr>
       <w:tr>
-        <w:trPr>
-          <w:cantSplit w:val="true"/>
-        </w:trPr>
+        <w:trPr/>
         <w:tc>
           <w:tcPr>
             <w:tcW w:w="1872" w:type="dxa"/>
@@ -3839,7 +3825,7 @@
         <w:pStyle w:val="Heading2"/>
         <w:rPr/>
       </w:pPr>
-      <w:bookmarkStart w:id="3" w:name="__RefHeading___Toc5746_156802315"/>
+      <w:bookmarkStart w:id="3" w:name="__RefHeading___Toc11295_260505723"/>
       <w:bookmarkEnd w:id="3"/>
       <w:r>
         <w:rPr/>
@@ -3903,7 +3889,6 @@
       <w:tr>
         <w:trPr>
           <w:tblHeader w:val="true"/>
-          <w:cantSplit w:val="true"/>
         </w:trPr>
         <w:tc>
           <w:tcPr>
@@ -3967,9 +3952,7 @@
         </w:tc>
       </w:tr>
       <w:tr>
-        <w:trPr>
-          <w:cantSplit w:val="true"/>
-        </w:trPr>
+        <w:trPr/>
         <w:tc>
           <w:tcPr>
             <w:tcW w:w="1983" w:type="dxa"/>
@@ -4083,9 +4066,7 @@
         </w:tc>
       </w:tr>
       <w:tr>
-        <w:trPr>
-          <w:cantSplit w:val="true"/>
-        </w:trPr>
+        <w:trPr/>
         <w:tc>
           <w:tcPr>
             <w:tcW w:w="1983" w:type="dxa"/>
@@ -4199,9 +4180,7 @@
         </w:tc>
       </w:tr>
       <w:tr>
-        <w:trPr>
-          <w:cantSplit w:val="true"/>
-        </w:trPr>
+        <w:trPr/>
         <w:tc>
           <w:tcPr>
             <w:tcW w:w="1983" w:type="dxa"/>
@@ -4297,9 +4276,7 @@
         </w:tc>
       </w:tr>
       <w:tr>
-        <w:trPr>
-          <w:cantSplit w:val="true"/>
-        </w:trPr>
+        <w:trPr/>
         <w:tc>
           <w:tcPr>
             <w:tcW w:w="1983" w:type="dxa"/>
@@ -4413,9 +4390,7 @@
         </w:tc>
       </w:tr>
       <w:tr>
-        <w:trPr>
-          <w:cantSplit w:val="true"/>
-        </w:trPr>
+        <w:trPr/>
         <w:tc>
           <w:tcPr>
             <w:tcW w:w="1983" w:type="dxa"/>
@@ -4520,9 +4495,7 @@
         </w:tc>
       </w:tr>
       <w:tr>
-        <w:trPr>
-          <w:cantSplit w:val="true"/>
-        </w:trPr>
+        <w:trPr/>
         <w:tc>
           <w:tcPr>
             <w:tcW w:w="1983" w:type="dxa"/>
@@ -4636,9 +4609,7 @@
         </w:tc>
       </w:tr>
       <w:tr>
-        <w:trPr>
-          <w:cantSplit w:val="true"/>
-        </w:trPr>
+        <w:trPr/>
         <w:tc>
           <w:tcPr>
             <w:tcW w:w="1983" w:type="dxa"/>
@@ -4743,9 +4714,7 @@
         </w:tc>
       </w:tr>
       <w:tr>
-        <w:trPr>
-          <w:cantSplit w:val="true"/>
-        </w:trPr>
+        <w:trPr/>
         <w:tc>
           <w:tcPr>
             <w:tcW w:w="1983" w:type="dxa"/>
@@ -4847,7 +4816,7 @@
         <w:pStyle w:val="Heading2"/>
         <w:rPr/>
       </w:pPr>
-      <w:bookmarkStart w:id="4" w:name="__RefHeading___Toc5748_156802315"/>
+      <w:bookmarkStart w:id="4" w:name="__RefHeading___Toc11297_260505723"/>
       <w:bookmarkEnd w:id="4"/>
       <w:r>
         <w:rPr/>
@@ -4982,7 +4951,7 @@
         <w:pStyle w:val="Heading1"/>
         <w:rPr/>
       </w:pPr>
-      <w:bookmarkStart w:id="5" w:name="__RefHeading___Toc5750_156802315"/>
+      <w:bookmarkStart w:id="5" w:name="__RefHeading___Toc11299_260505723"/>
       <w:bookmarkEnd w:id="5"/>
       <w:r>
         <w:rPr/>
@@ -4998,7 +4967,7 @@
         <w:pStyle w:val="Heading2"/>
         <w:rPr/>
       </w:pPr>
-      <w:bookmarkStart w:id="6" w:name="__RefHeading___Toc5752_156802315"/>
+      <w:bookmarkStart w:id="6" w:name="__RefHeading___Toc11301_260505723"/>
       <w:bookmarkEnd w:id="6"/>
       <w:r>
         <w:rPr/>
@@ -5116,7 +5085,6 @@
       <w:tr>
         <w:trPr>
           <w:tblHeader w:val="true"/>
-          <w:cantSplit w:val="true"/>
         </w:trPr>
         <w:tc>
           <w:tcPr>
@@ -5210,9 +5178,7 @@
         </w:tc>
       </w:tr>
       <w:tr>
-        <w:trPr>
-          <w:cantSplit w:val="true"/>
-        </w:trPr>
+        <w:trPr/>
         <w:tc>
           <w:tcPr>
             <w:tcW w:w="1500" w:type="dxa"/>
@@ -5377,9 +5343,7 @@
         </w:tc>
       </w:tr>
       <w:tr>
-        <w:trPr>
-          <w:cantSplit w:val="true"/>
-        </w:trPr>
+        <w:trPr/>
         <w:tc>
           <w:tcPr>
             <w:tcW w:w="1500" w:type="dxa"/>
@@ -5535,9 +5499,7 @@
         </w:tc>
       </w:tr>
       <w:tr>
-        <w:trPr>
-          <w:cantSplit w:val="true"/>
-        </w:trPr>
+        <w:trPr/>
         <w:tc>
           <w:tcPr>
             <w:tcW w:w="1500" w:type="dxa"/>
@@ -5639,9 +5601,7 @@
         </w:tc>
       </w:tr>
       <w:tr>
-        <w:trPr>
-          <w:cantSplit w:val="true"/>
-        </w:trPr>
+        <w:trPr/>
         <w:tc>
           <w:tcPr>
             <w:tcW w:w="1500" w:type="dxa"/>
@@ -5815,9 +5775,7 @@
         </w:tc>
       </w:tr>
       <w:tr>
-        <w:trPr>
-          <w:cantSplit w:val="true"/>
-        </w:trPr>
+        <w:trPr/>
         <w:tc>
           <w:tcPr>
             <w:tcW w:w="1500" w:type="dxa"/>
@@ -5973,9 +5931,7 @@
         </w:tc>
       </w:tr>
       <w:tr>
-        <w:trPr>
-          <w:cantSplit w:val="true"/>
-        </w:trPr>
+        <w:trPr/>
         <w:tc>
           <w:tcPr>
             <w:tcW w:w="1500" w:type="dxa"/>
@@ -6104,9 +6060,7 @@
         </w:tc>
       </w:tr>
       <w:tr>
-        <w:trPr>
-          <w:cantSplit w:val="true"/>
-        </w:trPr>
+        <w:trPr/>
         <w:tc>
           <w:tcPr>
             <w:tcW w:w="1500" w:type="dxa"/>
@@ -6316,9 +6270,7 @@
         </w:tc>
       </w:tr>
       <w:tr>
-        <w:trPr>
-          <w:cantSplit w:val="true"/>
-        </w:trPr>
+        <w:trPr/>
         <w:tc>
           <w:tcPr>
             <w:tcW w:w="1500" w:type="dxa"/>
@@ -6465,9 +6417,7 @@
         </w:tc>
       </w:tr>
       <w:tr>
-        <w:trPr>
-          <w:cantSplit w:val="true"/>
-        </w:trPr>
+        <w:trPr/>
         <w:tc>
           <w:tcPr>
             <w:tcW w:w="1500" w:type="dxa"/>
@@ -6569,9 +6519,7 @@
         </w:tc>
       </w:tr>
       <w:tr>
-        <w:trPr>
-          <w:cantSplit w:val="true"/>
-        </w:trPr>
+        <w:trPr/>
         <w:tc>
           <w:tcPr>
             <w:tcW w:w="1500" w:type="dxa"/>
@@ -6682,9 +6630,7 @@
         </w:tc>
       </w:tr>
       <w:tr>
-        <w:trPr>
-          <w:cantSplit w:val="true"/>
-        </w:trPr>
+        <w:trPr/>
         <w:tc>
           <w:tcPr>
             <w:tcW w:w="1500" w:type="dxa"/>
@@ -6858,9 +6804,7 @@
         </w:tc>
       </w:tr>
       <w:tr>
-        <w:trPr>
-          <w:cantSplit w:val="true"/>
-        </w:trPr>
+        <w:trPr/>
         <w:tc>
           <w:tcPr>
             <w:tcW w:w="1500" w:type="dxa"/>
@@ -7067,7 +7011,7 @@
         <w:pStyle w:val="Heading2"/>
         <w:rPr/>
       </w:pPr>
-      <w:bookmarkStart w:id="7" w:name="__RefHeading___Toc5754_156802315"/>
+      <w:bookmarkStart w:id="7" w:name="__RefHeading___Toc11303_260505723"/>
       <w:bookmarkEnd w:id="7"/>
       <w:r>
         <w:rPr/>
@@ -8004,7 +7948,7 @@
         <w:pStyle w:val="Heading1"/>
         <w:rPr/>
       </w:pPr>
-      <w:bookmarkStart w:id="8" w:name="__RefHeading___Toc5756_156802315"/>
+      <w:bookmarkStart w:id="8" w:name="__RefHeading___Toc11305_260505723"/>
       <w:bookmarkEnd w:id="8"/>
       <w:r>
         <w:rPr/>
@@ -8020,7 +7964,7 @@
         <w:pStyle w:val="Heading2"/>
         <w:rPr/>
       </w:pPr>
-      <w:bookmarkStart w:id="9" w:name="__RefHeading___Toc5758_156802315"/>
+      <w:bookmarkStart w:id="9" w:name="__RefHeading___Toc11307_260505723"/>
       <w:bookmarkEnd w:id="9"/>
       <w:r>
         <w:rPr/>
@@ -9021,7 +8965,7 @@
         <w:pStyle w:val="Heading2"/>
         <w:rPr/>
       </w:pPr>
-      <w:bookmarkStart w:id="10" w:name="__RefHeading___Toc5760_156802315"/>
+      <w:bookmarkStart w:id="10" w:name="__RefHeading___Toc11309_260505723"/>
       <w:bookmarkEnd w:id="10"/>
       <w:r>
         <w:rPr/>
@@ -9088,7 +9032,6 @@
       <w:tr>
         <w:trPr>
           <w:tblHeader w:val="true"/>
-          <w:cantSplit w:val="true"/>
         </w:trPr>
         <w:tc>
           <w:tcPr>
@@ -9242,9 +9185,7 @@
         </w:tc>
       </w:tr>
       <w:tr>
-        <w:trPr>
-          <w:cantSplit w:val="true"/>
-        </w:trPr>
+        <w:trPr/>
         <w:tc>
           <w:tcPr>
             <w:tcW w:w="1307" w:type="dxa"/>
@@ -9466,9 +9407,7 @@
         </w:tc>
       </w:tr>
       <w:tr>
-        <w:trPr>
-          <w:cantSplit w:val="true"/>
-        </w:trPr>
+        <w:trPr/>
         <w:tc>
           <w:tcPr>
             <w:tcW w:w="1307" w:type="dxa"/>
@@ -9690,9 +9629,7 @@
         </w:tc>
       </w:tr>
       <w:tr>
-        <w:trPr>
-          <w:cantSplit w:val="true"/>
-        </w:trPr>
+        <w:trPr/>
         <w:tc>
           <w:tcPr>
             <w:tcW w:w="1307" w:type="dxa"/>
@@ -9914,9 +9851,7 @@
         </w:tc>
       </w:tr>
       <w:tr>
-        <w:trPr>
-          <w:cantSplit w:val="true"/>
-        </w:trPr>
+        <w:trPr/>
         <w:tc>
           <w:tcPr>
             <w:tcW w:w="1307" w:type="dxa"/>
@@ -10201,9 +10136,7 @@
         </w:tc>
       </w:tr>
       <w:tr>
-        <w:trPr>
-          <w:cantSplit w:val="true"/>
-        </w:trPr>
+        <w:trPr/>
         <w:tc>
           <w:tcPr>
             <w:tcW w:w="1307" w:type="dxa"/>
@@ -10461,9 +10394,7 @@
         </w:tc>
       </w:tr>
       <w:tr>
-        <w:trPr>
-          <w:cantSplit w:val="true"/>
-        </w:trPr>
+        <w:trPr/>
         <w:tc>
           <w:tcPr>
             <w:tcW w:w="1307" w:type="dxa"/>
@@ -10748,9 +10679,7 @@
         </w:tc>
       </w:tr>
       <w:tr>
-        <w:trPr>
-          <w:cantSplit w:val="true"/>
-        </w:trPr>
+        <w:trPr/>
         <w:tc>
           <w:tcPr>
             <w:tcW w:w="1307" w:type="dxa"/>
@@ -10981,9 +10910,7 @@
         </w:tc>
       </w:tr>
       <w:tr>
-        <w:trPr>
-          <w:cantSplit w:val="true"/>
-        </w:trPr>
+        <w:trPr/>
         <w:tc>
           <w:tcPr>
             <w:tcW w:w="1307" w:type="dxa"/>
@@ -11232,9 +11159,7 @@
         </w:tc>
       </w:tr>
       <w:tr>
-        <w:trPr>
-          <w:cantSplit w:val="true"/>
-        </w:trPr>
+        <w:trPr/>
         <w:tc>
           <w:tcPr>
             <w:tcW w:w="1307" w:type="dxa"/>
@@ -11417,7 +11342,7 @@
         <w:pStyle w:val="Heading2"/>
         <w:rPr/>
       </w:pPr>
-      <w:bookmarkStart w:id="11" w:name="__RefHeading___Toc5762_156802315"/>
+      <w:bookmarkStart w:id="11" w:name="__RefHeading___Toc11311_260505723"/>
       <w:bookmarkEnd w:id="11"/>
       <w:r>
         <w:rPr/>
@@ -11550,7 +11475,6 @@
       <w:tr>
         <w:trPr>
           <w:tblHeader w:val="true"/>
-          <w:cantSplit w:val="true"/>
         </w:trPr>
         <w:tc>
           <w:tcPr>
@@ -11614,9 +11538,7 @@
         </w:tc>
       </w:tr>
       <w:tr>
-        <w:trPr>
-          <w:cantSplit w:val="true"/>
-        </w:trPr>
+        <w:trPr/>
         <w:tc>
           <w:tcPr>
             <w:tcW w:w="2915" w:type="dxa"/>
@@ -11694,9 +11616,7 @@
         </w:tc>
       </w:tr>
       <w:tr>
-        <w:trPr>
-          <w:cantSplit w:val="true"/>
-        </w:trPr>
+        <w:trPr/>
         <w:tc>
           <w:tcPr>
             <w:tcW w:w="2915" w:type="dxa"/>
@@ -11801,9 +11721,7 @@
         </w:tc>
       </w:tr>
       <w:tr>
-        <w:trPr>
-          <w:cantSplit w:val="true"/>
-        </w:trPr>
+        <w:trPr/>
         <w:tc>
           <w:tcPr>
             <w:tcW w:w="2915" w:type="dxa"/>
@@ -11872,9 +11790,7 @@
         </w:tc>
       </w:tr>
       <w:tr>
-        <w:trPr>
-          <w:cantSplit w:val="true"/>
-        </w:trPr>
+        <w:trPr/>
         <w:tc>
           <w:tcPr>
             <w:tcW w:w="2915" w:type="dxa"/>
@@ -11970,9 +11886,7 @@
         </w:tc>
       </w:tr>
       <w:tr>
-        <w:trPr>
-          <w:cantSplit w:val="true"/>
-        </w:trPr>
+        <w:trPr/>
         <w:tc>
           <w:tcPr>
             <w:tcW w:w="2915" w:type="dxa"/>
@@ -12068,9 +11982,7 @@
         </w:tc>
       </w:tr>
       <w:tr>
-        <w:trPr>
-          <w:cantSplit w:val="true"/>
-        </w:trPr>
+        <w:trPr/>
         <w:tc>
           <w:tcPr>
             <w:tcW w:w="2915" w:type="dxa"/>
@@ -12139,9 +12051,7 @@
         </w:tc>
       </w:tr>
       <w:tr>
-        <w:trPr>
-          <w:cantSplit w:val="true"/>
-        </w:trPr>
+        <w:trPr/>
         <w:tc>
           <w:tcPr>
             <w:tcW w:w="2915" w:type="dxa"/>
@@ -12264,9 +12174,7 @@
         </w:tc>
       </w:tr>
       <w:tr>
-        <w:trPr>
-          <w:cantSplit w:val="true"/>
-        </w:trPr>
+        <w:trPr/>
         <w:tc>
           <w:tcPr>
             <w:tcW w:w="2915" w:type="dxa"/>
@@ -12416,9 +12324,7 @@
         </w:tc>
       </w:tr>
       <w:tr>
-        <w:trPr>
-          <w:cantSplit w:val="true"/>
-        </w:trPr>
+        <w:trPr/>
         <w:tc>
           <w:tcPr>
             <w:tcW w:w="2915" w:type="dxa"/>
@@ -12568,9 +12474,7 @@
         </w:tc>
       </w:tr>
       <w:tr>
-        <w:trPr>
-          <w:cantSplit w:val="true"/>
-        </w:trPr>
+        <w:trPr/>
         <w:tc>
           <w:tcPr>
             <w:tcW w:w="2915" w:type="dxa"/>
@@ -12738,9 +12642,7 @@
         </w:tc>
       </w:tr>
       <w:tr>
-        <w:trPr>
-          <w:cantSplit w:val="true"/>
-        </w:trPr>
+        <w:trPr/>
         <w:tc>
           <w:tcPr>
             <w:tcW w:w="2915" w:type="dxa"/>
@@ -12827,9 +12729,7 @@
         </w:tc>
       </w:tr>
       <w:tr>
-        <w:trPr>
-          <w:cantSplit w:val="true"/>
-        </w:trPr>
+        <w:trPr/>
         <w:tc>
           <w:tcPr>
             <w:tcW w:w="2915" w:type="dxa"/>
@@ -12980,7 +12880,6 @@
       <w:tr>
         <w:trPr>
           <w:tblHeader w:val="true"/>
-          <w:cantSplit w:val="true"/>
         </w:trPr>
         <w:tc>
           <w:tcPr>
@@ -13074,9 +12973,7 @@
         </w:tc>
       </w:tr>
       <w:tr>
-        <w:trPr>
-          <w:cantSplit w:val="true"/>
-        </w:trPr>
+        <w:trPr/>
         <w:tc>
           <w:tcPr>
             <w:tcW w:w="3158" w:type="dxa"/>
@@ -13178,9 +13075,7 @@
         </w:tc>
       </w:tr>
       <w:tr>
-        <w:trPr>
-          <w:cantSplit w:val="true"/>
-        </w:trPr>
+        <w:trPr/>
         <w:tc>
           <w:tcPr>
             <w:tcW w:w="3158" w:type="dxa"/>
@@ -13291,9 +13186,7 @@
         </w:tc>
       </w:tr>
       <w:tr>
-        <w:trPr>
-          <w:cantSplit w:val="true"/>
-        </w:trPr>
+        <w:trPr/>
         <w:tc>
           <w:tcPr>
             <w:tcW w:w="3158" w:type="dxa"/>
@@ -13404,9 +13297,7 @@
         </w:tc>
       </w:tr>
       <w:tr>
-        <w:trPr>
-          <w:cantSplit w:val="true"/>
-        </w:trPr>
+        <w:trPr/>
         <w:tc>
           <w:tcPr>
             <w:tcW w:w="3158" w:type="dxa"/>
@@ -13517,9 +13408,7 @@
         </w:tc>
       </w:tr>
       <w:tr>
-        <w:trPr>
-          <w:cantSplit w:val="true"/>
-        </w:trPr>
+        <w:trPr/>
         <w:tc>
           <w:tcPr>
             <w:tcW w:w="3158" w:type="dxa"/>
@@ -13621,9 +13510,7 @@
         </w:tc>
       </w:tr>
       <w:tr>
-        <w:trPr>
-          <w:cantSplit w:val="true"/>
-        </w:trPr>
+        <w:trPr/>
         <w:tc>
           <w:tcPr>
             <w:tcW w:w="3158" w:type="dxa"/>
@@ -13734,9 +13621,7 @@
         </w:tc>
       </w:tr>
       <w:tr>
-        <w:trPr>
-          <w:cantSplit w:val="true"/>
-        </w:trPr>
+        <w:trPr/>
         <w:tc>
           <w:tcPr>
             <w:tcW w:w="3158" w:type="dxa"/>
@@ -13893,7 +13778,7 @@
         <w:pStyle w:val="Heading1"/>
         <w:rPr/>
       </w:pPr>
-      <w:bookmarkStart w:id="12" w:name="__RefHeading___Toc5764_156802315"/>
+      <w:bookmarkStart w:id="12" w:name="__RefHeading___Toc11313_260505723"/>
       <w:bookmarkEnd w:id="12"/>
       <w:r>
         <w:rPr/>
@@ -13909,7 +13794,7 @@
         <w:pStyle w:val="Heading2"/>
         <w:rPr/>
       </w:pPr>
-      <w:bookmarkStart w:id="13" w:name="__RefHeading___Toc5766_156802315"/>
+      <w:bookmarkStart w:id="13" w:name="__RefHeading___Toc11315_260505723"/>
       <w:bookmarkEnd w:id="13"/>
       <w:r>
         <w:rPr/>
@@ -13994,7 +13879,6 @@
       <w:tr>
         <w:trPr>
           <w:tblHeader w:val="true"/>
-          <w:cantSplit w:val="true"/>
         </w:trPr>
         <w:tc>
           <w:tcPr>
@@ -14058,9 +13942,7 @@
         </w:tc>
       </w:tr>
       <w:tr>
-        <w:trPr>
-          <w:cantSplit w:val="true"/>
-        </w:trPr>
+        <w:trPr/>
         <w:tc>
           <w:tcPr>
             <w:tcW w:w="1579" w:type="dxa"/>
@@ -14246,9 +14128,7 @@
         </w:tc>
       </w:tr>
       <w:tr>
-        <w:trPr>
-          <w:cantSplit w:val="true"/>
-        </w:trPr>
+        <w:trPr/>
         <w:tc>
           <w:tcPr>
             <w:tcW w:w="1579" w:type="dxa"/>
@@ -14398,9 +14278,7 @@
         </w:tc>
       </w:tr>
       <w:tr>
-        <w:trPr>
-          <w:cantSplit w:val="true"/>
-        </w:trPr>
+        <w:trPr/>
         <w:tc>
           <w:tcPr>
             <w:tcW w:w="1579" w:type="dxa"/>
@@ -14541,9 +14419,7 @@
         </w:tc>
       </w:tr>
       <w:tr>
-        <w:trPr>
-          <w:cantSplit w:val="true"/>
-        </w:trPr>
+        <w:trPr/>
         <w:tc>
           <w:tcPr>
             <w:tcW w:w="1579" w:type="dxa"/>
@@ -14720,9 +14596,7 @@
         </w:tc>
       </w:tr>
       <w:tr>
-        <w:trPr>
-          <w:cantSplit w:val="true"/>
-        </w:trPr>
+        <w:trPr/>
         <w:tc>
           <w:tcPr>
             <w:tcW w:w="1579" w:type="dxa"/>
@@ -14890,9 +14764,7 @@
         </w:tc>
       </w:tr>
       <w:tr>
-        <w:trPr>
-          <w:cantSplit w:val="true"/>
-        </w:trPr>
+        <w:trPr/>
         <w:tc>
           <w:tcPr>
             <w:tcW w:w="1579" w:type="dxa"/>
@@ -15078,9 +14950,7 @@
         </w:tc>
       </w:tr>
       <w:tr>
-        <w:trPr>
-          <w:cantSplit w:val="true"/>
-        </w:trPr>
+        <w:trPr/>
         <w:tc>
           <w:tcPr>
             <w:tcW w:w="1579" w:type="dxa"/>
@@ -15185,9 +15055,7 @@
         </w:tc>
       </w:tr>
       <w:tr>
-        <w:trPr>
-          <w:cantSplit w:val="true"/>
-        </w:trPr>
+        <w:trPr/>
         <w:tc>
           <w:tcPr>
             <w:tcW w:w="1579" w:type="dxa"/>
@@ -15274,9 +15142,7 @@
         </w:tc>
       </w:tr>
       <w:tr>
-        <w:trPr>
-          <w:cantSplit w:val="true"/>
-        </w:trPr>
+        <w:trPr/>
         <w:tc>
           <w:tcPr>
             <w:tcW w:w="1579" w:type="dxa"/>
@@ -15426,9 +15292,7 @@
         </w:tc>
       </w:tr>
       <w:tr>
-        <w:trPr>
-          <w:cantSplit w:val="true"/>
-        </w:trPr>
+        <w:trPr/>
         <w:tc>
           <w:tcPr>
             <w:tcW w:w="1579" w:type="dxa"/>
@@ -15593,7 +15457,7 @@
         <w:pStyle w:val="Heading2"/>
         <w:rPr/>
       </w:pPr>
-      <w:bookmarkStart w:id="14" w:name="__RefHeading___Toc5768_156802315"/>
+      <w:bookmarkStart w:id="14" w:name="__RefHeading___Toc11317_260505723"/>
       <w:bookmarkEnd w:id="14"/>
       <w:r>
         <w:rPr/>
@@ -15609,7 +15473,7 @@
         <w:pStyle w:val="Heading3"/>
         <w:rPr/>
       </w:pPr>
-      <w:bookmarkStart w:id="15" w:name="__RefHeading___Toc5770_156802315"/>
+      <w:bookmarkStart w:id="15" w:name="__RefHeading___Toc11319_260505723"/>
       <w:bookmarkEnd w:id="15"/>
       <w:r>
         <w:rPr/>
@@ -16361,7 +16225,7 @@
         <w:pStyle w:val="Heading3"/>
         <w:rPr/>
       </w:pPr>
-      <w:bookmarkStart w:id="16" w:name="__RefHeading___Toc5772_156802315"/>
+      <w:bookmarkStart w:id="16" w:name="__RefHeading___Toc11321_260505723"/>
       <w:bookmarkEnd w:id="16"/>
       <w:r>
         <w:rPr/>
@@ -17876,7 +17740,7 @@
         <w:pStyle w:val="Heading3"/>
         <w:rPr/>
       </w:pPr>
-      <w:bookmarkStart w:id="17" w:name="__RefHeading___Toc5774_156802315"/>
+      <w:bookmarkStart w:id="17" w:name="__RefHeading___Toc11323_260505723"/>
       <w:bookmarkEnd w:id="17"/>
       <w:r>
         <w:rPr/>
@@ -18597,7 +18461,7 @@
         <w:pStyle w:val="Heading3"/>
         <w:rPr/>
       </w:pPr>
-      <w:bookmarkStart w:id="18" w:name="__RefHeading___Toc5776_156802315"/>
+      <w:bookmarkStart w:id="18" w:name="__RefHeading___Toc11325_260505723"/>
       <w:bookmarkEnd w:id="18"/>
       <w:r>
         <w:rPr/>
@@ -19428,7 +19292,7 @@
         <w:pStyle w:val="Heading3"/>
         <w:rPr/>
       </w:pPr>
-      <w:bookmarkStart w:id="19" w:name="__RefHeading___Toc5778_156802315"/>
+      <w:bookmarkStart w:id="19" w:name="__RefHeading___Toc11327_260505723"/>
       <w:bookmarkEnd w:id="19"/>
       <w:r>
         <w:rPr/>
@@ -19949,7 +19813,7 @@
         <w:pStyle w:val="Heading3"/>
         <w:rPr/>
       </w:pPr>
-      <w:bookmarkStart w:id="20" w:name="__RefHeading___Toc5780_156802315"/>
+      <w:bookmarkStart w:id="20" w:name="__RefHeading___Toc11329_260505723"/>
       <w:bookmarkEnd w:id="20"/>
       <w:r>
         <w:rPr/>
@@ -20545,7 +20409,7 @@
         <w:pStyle w:val="Heading3"/>
         <w:rPr/>
       </w:pPr>
-      <w:bookmarkStart w:id="21" w:name="__RefHeading___Toc5782_156802315"/>
+      <w:bookmarkStart w:id="21" w:name="__RefHeading___Toc11331_260505723"/>
       <w:bookmarkEnd w:id="21"/>
       <w:r>
         <w:rPr/>
@@ -20828,7 +20692,7 @@
         <w:pStyle w:val="Heading2"/>
         <w:rPr/>
       </w:pPr>
-      <w:bookmarkStart w:id="22" w:name="__RefHeading___Toc5784_156802315"/>
+      <w:bookmarkStart w:id="22" w:name="__RefHeading___Toc11333_260505723"/>
       <w:bookmarkEnd w:id="22"/>
       <w:r>
         <w:rPr/>
@@ -20844,7 +20708,7 @@
         <w:pStyle w:val="Heading3"/>
         <w:rPr/>
       </w:pPr>
-      <w:bookmarkStart w:id="23" w:name="__RefHeading___Toc5786_156802315"/>
+      <w:bookmarkStart w:id="23" w:name="__RefHeading___Toc11335_260505723"/>
       <w:bookmarkEnd w:id="23"/>
       <w:r>
         <w:rPr/>
@@ -21589,7 +21453,7 @@
         <w:pStyle w:val="Heading3"/>
         <w:rPr/>
       </w:pPr>
-      <w:bookmarkStart w:id="24" w:name="__RefHeading___Toc5788_156802315"/>
+      <w:bookmarkStart w:id="24" w:name="__RefHeading___Toc11337_260505723"/>
       <w:bookmarkEnd w:id="24"/>
       <w:r>
         <w:rPr/>
@@ -21983,7 +21847,7 @@
         <w:pStyle w:val="Heading3"/>
         <w:rPr/>
       </w:pPr>
-      <w:bookmarkStart w:id="25" w:name="__RefHeading___Toc5790_156802315"/>
+      <w:bookmarkStart w:id="25" w:name="__RefHeading___Toc11339_260505723"/>
       <w:bookmarkEnd w:id="25"/>
       <w:r>
         <w:rPr/>
@@ -22579,7 +22443,7 @@
         <w:pStyle w:val="Heading3"/>
         <w:rPr/>
       </w:pPr>
-      <w:bookmarkStart w:id="26" w:name="__RefHeading___Toc5792_156802315"/>
+      <w:bookmarkStart w:id="26" w:name="__RefHeading___Toc11341_260505723"/>
       <w:bookmarkEnd w:id="26"/>
       <w:r>
         <w:rPr/>
@@ -23015,7 +22879,7 @@
         <w:pStyle w:val="Heading3"/>
         <w:rPr/>
       </w:pPr>
-      <w:bookmarkStart w:id="27" w:name="__RefHeading___Toc5794_156802315"/>
+      <w:bookmarkStart w:id="27" w:name="__RefHeading___Toc11343_260505723"/>
       <w:bookmarkEnd w:id="27"/>
       <w:r>
         <w:rPr/>
@@ -23647,7 +23511,7 @@
         <w:pStyle w:val="Heading2"/>
         <w:rPr/>
       </w:pPr>
-      <w:bookmarkStart w:id="28" w:name="__RefHeading___Toc5796_156802315"/>
+      <w:bookmarkStart w:id="28" w:name="__RefHeading___Toc11345_260505723"/>
       <w:bookmarkEnd w:id="28"/>
       <w:r>
         <w:rPr/>
@@ -23750,7 +23614,6 @@
       <w:tr>
         <w:trPr>
           <w:tblHeader w:val="true"/>
-          <w:cantSplit w:val="true"/>
         </w:trPr>
         <w:tc>
           <w:tcPr>
@@ -23874,9 +23737,7 @@
         </w:tc>
       </w:tr>
       <w:tr>
-        <w:trPr>
-          <w:cantSplit w:val="true"/>
-        </w:trPr>
+        <w:trPr/>
         <w:tc>
           <w:tcPr>
             <w:tcW w:w="1943" w:type="dxa"/>
@@ -24038,9 +23899,7 @@
         </w:tc>
       </w:tr>
       <w:tr>
-        <w:trPr>
-          <w:cantSplit w:val="true"/>
-        </w:trPr>
+        <w:trPr/>
         <w:tc>
           <w:tcPr>
             <w:tcW w:w="1943" w:type="dxa"/>
@@ -24220,9 +24079,7 @@
         </w:tc>
       </w:tr>
       <w:tr>
-        <w:trPr>
-          <w:cantSplit w:val="true"/>
-        </w:trPr>
+        <w:trPr/>
         <w:tc>
           <w:tcPr>
             <w:tcW w:w="1943" w:type="dxa"/>
@@ -24384,9 +24241,7 @@
         </w:tc>
       </w:tr>
       <w:tr>
-        <w:trPr>
-          <w:cantSplit w:val="true"/>
-        </w:trPr>
+        <w:trPr/>
         <w:tc>
           <w:tcPr>
             <w:tcW w:w="1943" w:type="dxa"/>
@@ -24539,9 +24394,7 @@
         </w:tc>
       </w:tr>
       <w:tr>
-        <w:trPr>
-          <w:cantSplit w:val="true"/>
-        </w:trPr>
+        <w:trPr/>
         <w:tc>
           <w:tcPr>
             <w:tcW w:w="1943" w:type="dxa"/>
@@ -24694,9 +24547,7 @@
         </w:tc>
       </w:tr>
       <w:tr>
-        <w:trPr>
-          <w:cantSplit w:val="true"/>
-        </w:trPr>
+        <w:trPr/>
         <w:tc>
           <w:tcPr>
             <w:tcW w:w="1943" w:type="dxa"/>
@@ -24831,9 +24682,7 @@
         </w:tc>
       </w:tr>
       <w:tr>
-        <w:trPr>
-          <w:cantSplit w:val="true"/>
-        </w:trPr>
+        <w:trPr/>
         <w:tc>
           <w:tcPr>
             <w:tcW w:w="1943" w:type="dxa"/>
@@ -25049,7 +24898,7 @@
         <w:pStyle w:val="Heading1"/>
         <w:rPr/>
       </w:pPr>
-      <w:bookmarkStart w:id="29" w:name="__RefHeading___Toc5798_156802315"/>
+      <w:bookmarkStart w:id="29" w:name="__RefHeading___Toc11347_260505723"/>
       <w:bookmarkEnd w:id="29"/>
       <w:r>
         <w:rPr/>
@@ -25065,7 +24914,7 @@
         <w:pStyle w:val="Heading2"/>
         <w:rPr/>
       </w:pPr>
-      <w:bookmarkStart w:id="30" w:name="__RefHeading___Toc5800_156802315"/>
+      <w:bookmarkStart w:id="30" w:name="__RefHeading___Toc11349_260505723"/>
       <w:bookmarkEnd w:id="30"/>
       <w:r>
         <w:rPr/>
@@ -25347,7 +25196,7 @@
         <w:pStyle w:val="Heading2"/>
         <w:rPr/>
       </w:pPr>
-      <w:bookmarkStart w:id="31" w:name="__RefHeading___Toc5802_156802315"/>
+      <w:bookmarkStart w:id="31" w:name="__RefHeading___Toc11351_260505723"/>
       <w:bookmarkEnd w:id="31"/>
       <w:r>
         <w:rPr/>
@@ -25572,7 +25421,6 @@
       <w:tr>
         <w:trPr>
           <w:tblHeader w:val="true"/>
-          <w:cantSplit w:val="true"/>
         </w:trPr>
         <w:tc>
           <w:tcPr>
@@ -25744,9 +25592,7 @@
         </w:tc>
       </w:tr>
       <w:tr>
-        <w:trPr>
-          <w:cantSplit w:val="true"/>
-        </w:trPr>
+        <w:trPr/>
         <w:tc>
           <w:tcPr>
             <w:tcW w:w="1324" w:type="dxa"/>
@@ -25914,9 +25760,7 @@
         </w:tc>
       </w:tr>
       <w:tr>
-        <w:trPr>
-          <w:cantSplit w:val="true"/>
-        </w:trPr>
+        <w:trPr/>
         <w:tc>
           <w:tcPr>
             <w:tcW w:w="1324" w:type="dxa"/>
@@ -26102,9 +25946,7 @@
         </w:tc>
       </w:tr>
       <w:tr>
-        <w:trPr>
-          <w:cantSplit w:val="true"/>
-        </w:trPr>
+        <w:trPr/>
         <w:tc>
           <w:tcPr>
             <w:tcW w:w="1324" w:type="dxa"/>
@@ -26272,9 +26114,7 @@
         </w:tc>
       </w:tr>
       <w:tr>
-        <w:trPr>
-          <w:cantSplit w:val="true"/>
-        </w:trPr>
+        <w:trPr/>
         <w:tc>
           <w:tcPr>
             <w:tcW w:w="1324" w:type="dxa"/>
@@ -26442,9 +26282,7 @@
         </w:tc>
       </w:tr>
       <w:tr>
-        <w:trPr>
-          <w:cantSplit w:val="true"/>
-        </w:trPr>
+        <w:trPr/>
         <w:tc>
           <w:tcPr>
             <w:tcW w:w="1324" w:type="dxa"/>
@@ -26612,9 +26450,7 @@
         </w:tc>
       </w:tr>
       <w:tr>
-        <w:trPr>
-          <w:cantSplit w:val="true"/>
-        </w:trPr>
+        <w:trPr/>
         <w:tc>
           <w:tcPr>
             <w:tcW w:w="1324" w:type="dxa"/>
@@ -26818,7 +26654,7 @@
         <w:pStyle w:val="Heading2"/>
         <w:rPr/>
       </w:pPr>
-      <w:bookmarkStart w:id="32" w:name="__RefHeading___Toc5804_156802315"/>
+      <w:bookmarkStart w:id="32" w:name="__RefHeading___Toc11353_260505723"/>
       <w:bookmarkEnd w:id="32"/>
       <w:r>
         <w:rPr/>
@@ -27166,7 +27002,6 @@
       <w:tr>
         <w:trPr>
           <w:tblHeader w:val="true"/>
-          <w:cantSplit w:val="true"/>
         </w:trPr>
         <w:tc>
           <w:tcPr>
@@ -27260,9 +27095,7 @@
         </w:tc>
       </w:tr>
       <w:tr>
-        <w:trPr>
-          <w:cantSplit w:val="true"/>
-        </w:trPr>
+        <w:trPr/>
         <w:tc>
           <w:tcPr>
             <w:tcW w:w="2186" w:type="dxa"/>
@@ -27391,9 +27224,7 @@
         </w:tc>
       </w:tr>
       <w:tr>
-        <w:trPr>
-          <w:cantSplit w:val="true"/>
-        </w:trPr>
+        <w:trPr/>
         <w:tc>
           <w:tcPr>
             <w:tcW w:w="2186" w:type="dxa"/>
@@ -27504,9 +27335,7 @@
         </w:tc>
       </w:tr>
       <w:tr>
-        <w:trPr>
-          <w:cantSplit w:val="true"/>
-        </w:trPr>
+        <w:trPr/>
         <w:tc>
           <w:tcPr>
             <w:tcW w:w="2186" w:type="dxa"/>
@@ -27608,9 +27437,7 @@
         </w:tc>
       </w:tr>
       <w:tr>
-        <w:trPr>
-          <w:cantSplit w:val="true"/>
-        </w:trPr>
+        <w:trPr/>
         <w:tc>
           <w:tcPr>
             <w:tcW w:w="2186" w:type="dxa"/>
@@ -27712,9 +27539,7 @@
         </w:tc>
       </w:tr>
       <w:tr>
-        <w:trPr>
-          <w:cantSplit w:val="true"/>
-        </w:trPr>
+        <w:trPr/>
         <w:tc>
           <w:tcPr>
             <w:tcW w:w="2186" w:type="dxa"/>
@@ -27876,7 +27701,7 @@
         <w:pStyle w:val="Heading2"/>
         <w:rPr/>
       </w:pPr>
-      <w:bookmarkStart w:id="33" w:name="__RefHeading___Toc5806_156802315"/>
+      <w:bookmarkStart w:id="33" w:name="__RefHeading___Toc11355_260505723"/>
       <w:bookmarkEnd w:id="33"/>
       <w:r>
         <w:rPr/>
@@ -27986,7 +27811,6 @@
       <w:tr>
         <w:trPr>
           <w:tblHeader w:val="true"/>
-          <w:cantSplit w:val="true"/>
         </w:trPr>
         <w:tc>
           <w:tcPr>
@@ -28080,9 +27904,7 @@
         </w:tc>
       </w:tr>
       <w:tr>
-        <w:trPr>
-          <w:cantSplit w:val="true"/>
-        </w:trPr>
+        <w:trPr/>
         <w:tc>
           <w:tcPr>
             <w:tcW w:w="2986" w:type="dxa"/>
@@ -28193,9 +28015,7 @@
         </w:tc>
       </w:tr>
       <w:tr>
-        <w:trPr>
-          <w:cantSplit w:val="true"/>
-        </w:trPr>
+        <w:trPr/>
         <w:tc>
           <w:tcPr>
             <w:tcW w:w="2986" w:type="dxa"/>
@@ -28333,9 +28153,7 @@
         </w:tc>
       </w:tr>
       <w:tr>
-        <w:trPr>
-          <w:cantSplit w:val="true"/>
-        </w:trPr>
+        <w:trPr/>
         <w:tc>
           <w:tcPr>
             <w:tcW w:w="2986" w:type="dxa"/>
@@ -28455,9 +28273,7 @@
         </w:tc>
       </w:tr>
       <w:tr>
-        <w:trPr>
-          <w:cantSplit w:val="true"/>
-        </w:trPr>
+        <w:trPr/>
         <w:tc>
           <w:tcPr>
             <w:tcW w:w="2986" w:type="dxa"/>
@@ -28577,9 +28393,7 @@
         </w:tc>
       </w:tr>
       <w:tr>
-        <w:trPr>
-          <w:cantSplit w:val="true"/>
-        </w:trPr>
+        <w:trPr/>
         <w:tc>
           <w:tcPr>
             <w:tcW w:w="2986" w:type="dxa"/>
@@ -28699,9 +28513,7 @@
         </w:tc>
       </w:tr>
       <w:tr>
-        <w:trPr>
-          <w:cantSplit w:val="true"/>
-        </w:trPr>
+        <w:trPr/>
         <w:tc>
           <w:tcPr>
             <w:tcW w:w="2986" w:type="dxa"/>
@@ -28848,9 +28660,7 @@
         </w:tc>
       </w:tr>
       <w:tr>
-        <w:trPr>
-          <w:cantSplit w:val="true"/>
-        </w:trPr>
+        <w:trPr/>
         <w:tc>
           <w:tcPr>
             <w:tcW w:w="2986" w:type="dxa"/>
@@ -28952,9 +28762,7 @@
         </w:tc>
       </w:tr>
       <w:tr>
-        <w:trPr>
-          <w:cantSplit w:val="true"/>
-        </w:trPr>
+        <w:trPr/>
         <w:tc>
           <w:tcPr>
             <w:tcW w:w="2986" w:type="dxa"/>
@@ -29056,9 +28864,7 @@
         </w:tc>
       </w:tr>
       <w:tr>
-        <w:trPr>
-          <w:cantSplit w:val="true"/>
-        </w:trPr>
+        <w:trPr/>
         <w:tc>
           <w:tcPr>
             <w:tcW w:w="2986" w:type="dxa"/>
@@ -29169,9 +28975,7 @@
         </w:tc>
       </w:tr>
       <w:tr>
-        <w:trPr>
-          <w:cantSplit w:val="true"/>
-        </w:trPr>
+        <w:trPr/>
         <w:tc>
           <w:tcPr>
             <w:tcW w:w="2986" w:type="dxa"/>
@@ -29282,9 +29086,7 @@
         </w:tc>
       </w:tr>
       <w:tr>
-        <w:trPr>
-          <w:cantSplit w:val="true"/>
-        </w:trPr>
+        <w:trPr/>
         <w:tc>
           <w:tcPr>
             <w:tcW w:w="2986" w:type="dxa"/>
@@ -29404,9 +29206,7 @@
         </w:tc>
       </w:tr>
       <w:tr>
-        <w:trPr>
-          <w:cantSplit w:val="true"/>
-        </w:trPr>
+        <w:trPr/>
         <w:tc>
           <w:tcPr>
             <w:tcW w:w="2986" w:type="dxa"/>
@@ -29517,9 +29317,7 @@
         </w:tc>
       </w:tr>
       <w:tr>
-        <w:trPr>
-          <w:cantSplit w:val="true"/>
-        </w:trPr>
+        <w:trPr/>
         <w:tc>
           <w:tcPr>
             <w:tcW w:w="2986" w:type="dxa"/>
@@ -29677,7 +29475,7 @@
         <w:pStyle w:val="Heading2"/>
         <w:rPr/>
       </w:pPr>
-      <w:bookmarkStart w:id="34" w:name="__RefHeading___Toc5808_156802315"/>
+      <w:bookmarkStart w:id="34" w:name="__RefHeading___Toc11357_260505723"/>
       <w:bookmarkEnd w:id="34"/>
       <w:r>
         <w:rPr/>
@@ -29922,7 +29720,7 @@
         <w:pStyle w:val="Heading2"/>
         <w:rPr/>
       </w:pPr>
-      <w:bookmarkStart w:id="35" w:name="__RefHeading___Toc5810_156802315"/>
+      <w:bookmarkStart w:id="35" w:name="__RefHeading___Toc11359_260505723"/>
       <w:bookmarkEnd w:id="35"/>
       <w:r>
         <w:rPr/>
@@ -29987,7 +29785,6 @@
       <w:tr>
         <w:trPr>
           <w:tblHeader w:val="true"/>
-          <w:cantSplit w:val="true"/>
         </w:trPr>
         <w:tc>
           <w:tcPr>
@@ -30081,9 +29878,7 @@
         </w:tc>
       </w:tr>
       <w:tr>
-        <w:trPr>
-          <w:cantSplit w:val="true"/>
-        </w:trPr>
+        <w:trPr/>
         <w:tc>
           <w:tcPr>
             <w:tcW w:w="2297" w:type="dxa"/>
@@ -30284,9 +30079,7 @@
         </w:tc>
       </w:tr>
       <w:tr>
-        <w:trPr>
-          <w:cantSplit w:val="true"/>
-        </w:trPr>
+        <w:trPr/>
         <w:tc>
           <w:tcPr>
             <w:tcW w:w="2297" w:type="dxa"/>
@@ -30460,9 +30253,7 @@
         </w:tc>
       </w:tr>
       <w:tr>
-        <w:trPr>
-          <w:cantSplit w:val="true"/>
-        </w:trPr>
+        <w:trPr/>
         <w:tc>
           <w:tcPr>
             <w:tcW w:w="2297" w:type="dxa"/>
@@ -30609,9 +30400,7 @@
         </w:tc>
       </w:tr>
       <w:tr>
-        <w:trPr>
-          <w:cantSplit w:val="true"/>
-        </w:trPr>
+        <w:trPr/>
         <w:tc>
           <w:tcPr>
             <w:tcW w:w="2297" w:type="dxa"/>
@@ -30767,9 +30556,7 @@
         </w:tc>
       </w:tr>
       <w:tr>
-        <w:trPr>
-          <w:cantSplit w:val="true"/>
-        </w:trPr>
+        <w:trPr/>
         <w:tc>
           <w:tcPr>
             <w:tcW w:w="2297" w:type="dxa"/>
@@ -30934,9 +30721,7 @@
         </w:tc>
       </w:tr>
       <w:tr>
-        <w:trPr>
-          <w:cantSplit w:val="true"/>
-        </w:trPr>
+        <w:trPr/>
         <w:tc>
           <w:tcPr>
             <w:tcW w:w="2297" w:type="dxa"/>
@@ -31092,9 +30877,7 @@
         </w:tc>
       </w:tr>
       <w:tr>
-        <w:trPr>
-          <w:cantSplit w:val="true"/>
-        </w:trPr>
+        <w:trPr/>
         <w:tc>
           <w:tcPr>
             <w:tcW w:w="2297" w:type="dxa"/>
@@ -31196,9 +30979,7 @@
         </w:tc>
       </w:tr>
       <w:tr>
-        <w:trPr>
-          <w:cantSplit w:val="true"/>
-        </w:trPr>
+        <w:trPr/>
         <w:tc>
           <w:tcPr>
             <w:tcW w:w="2297" w:type="dxa"/>
@@ -31354,9 +31135,7 @@
         </w:tc>
       </w:tr>
       <w:tr>
-        <w:trPr>
-          <w:cantSplit w:val="true"/>
-        </w:trPr>
+        <w:trPr/>
         <w:tc>
           <w:tcPr>
             <w:tcW w:w="2297" w:type="dxa"/>
@@ -31521,9 +31300,7 @@
         </w:tc>
       </w:tr>
       <w:tr>
-        <w:trPr>
-          <w:cantSplit w:val="true"/>
-        </w:trPr>
+        <w:trPr/>
         <w:tc>
           <w:tcPr>
             <w:tcW w:w="2297" w:type="dxa"/>
@@ -31676,7 +31453,7 @@
         <w:pStyle w:val="Heading2"/>
         <w:rPr/>
       </w:pPr>
-      <w:bookmarkStart w:id="36" w:name="__RefHeading___Toc5812_156802315"/>
+      <w:bookmarkStart w:id="36" w:name="__RefHeading___Toc11361_260505723"/>
       <w:bookmarkEnd w:id="36"/>
       <w:r>
         <w:rPr/>
@@ -31872,7 +31649,7 @@
         <w:pStyle w:val="Heading1"/>
         <w:rPr/>
       </w:pPr>
-      <w:bookmarkStart w:id="37" w:name="__RefHeading___Toc5814_156802315"/>
+      <w:bookmarkStart w:id="37" w:name="__RefHeading___Toc11363_260505723"/>
       <w:bookmarkEnd w:id="37"/>
       <w:r>
         <w:rPr/>
@@ -31901,7 +31678,7 @@
         <w:pStyle w:val="Heading2"/>
         <w:rPr/>
       </w:pPr>
-      <w:bookmarkStart w:id="38" w:name="__RefHeading___Toc5816_156802315"/>
+      <w:bookmarkStart w:id="38" w:name="__RefHeading___Toc11365_260505723"/>
       <w:bookmarkEnd w:id="38"/>
       <w:r>
         <w:rPr/>
@@ -31917,7 +31694,7 @@
         <w:pStyle w:val="Heading3"/>
         <w:rPr/>
       </w:pPr>
-      <w:bookmarkStart w:id="39" w:name="__RefHeading___Toc5818_156802315"/>
+      <w:bookmarkStart w:id="39" w:name="__RefHeading___Toc11367_260505723"/>
       <w:bookmarkEnd w:id="39"/>
       <w:r>
         <w:rPr/>
@@ -32051,7 +31828,7 @@
         <w:pStyle w:val="Heading3"/>
         <w:rPr/>
       </w:pPr>
-      <w:bookmarkStart w:id="40" w:name="__RefHeading___Toc5820_156802315"/>
+      <w:bookmarkStart w:id="40" w:name="__RefHeading___Toc11369_260505723"/>
       <w:bookmarkEnd w:id="40"/>
       <w:r>
         <w:rPr/>
@@ -32199,7 +31976,7 @@
         <w:pStyle w:val="Heading3"/>
         <w:rPr/>
       </w:pPr>
-      <w:bookmarkStart w:id="41" w:name="__RefHeading___Toc5822_156802315"/>
+      <w:bookmarkStart w:id="41" w:name="__RefHeading___Toc11371_260505723"/>
       <w:bookmarkEnd w:id="41"/>
       <w:r>
         <w:rPr/>
@@ -32396,7 +32173,7 @@
         <w:pStyle w:val="Heading3"/>
         <w:rPr/>
       </w:pPr>
-      <w:bookmarkStart w:id="42" w:name="__RefHeading___Toc5824_156802315"/>
+      <w:bookmarkStart w:id="42" w:name="__RefHeading___Toc11373_260505723"/>
       <w:bookmarkEnd w:id="42"/>
       <w:r>
         <w:rPr/>
@@ -32506,7 +32283,7 @@
         <w:pStyle w:val="Heading2"/>
         <w:rPr/>
       </w:pPr>
-      <w:bookmarkStart w:id="43" w:name="__RefHeading___Toc5826_156802315"/>
+      <w:bookmarkStart w:id="43" w:name="__RefHeading___Toc11375_260505723"/>
       <w:bookmarkEnd w:id="43"/>
       <w:r>
         <w:rPr/>
@@ -32522,7 +32299,7 @@
         <w:pStyle w:val="Heading3"/>
         <w:rPr/>
       </w:pPr>
-      <w:bookmarkStart w:id="44" w:name="__RefHeading___Toc5828_156802315"/>
+      <w:bookmarkStart w:id="44" w:name="__RefHeading___Toc11377_260505723"/>
       <w:bookmarkEnd w:id="44"/>
       <w:r>
         <w:rPr/>
@@ -32686,7 +32463,7 @@
         <w:pStyle w:val="Heading3"/>
         <w:rPr/>
       </w:pPr>
-      <w:bookmarkStart w:id="45" w:name="__RefHeading___Toc5830_156802315"/>
+      <w:bookmarkStart w:id="45" w:name="__RefHeading___Toc11379_260505723"/>
       <w:bookmarkEnd w:id="45"/>
       <w:r>
         <w:rPr/>
@@ -32866,7 +32643,7 @@
         <w:pStyle w:val="Heading3"/>
         <w:rPr/>
       </w:pPr>
-      <w:bookmarkStart w:id="46" w:name="__RefHeading___Toc5832_156802315"/>
+      <w:bookmarkStart w:id="46" w:name="__RefHeading___Toc11381_260505723"/>
       <w:bookmarkEnd w:id="46"/>
       <w:r>
         <w:rPr/>
@@ -33063,7 +32840,7 @@
         <w:pStyle w:val="Heading3"/>
         <w:rPr/>
       </w:pPr>
-      <w:bookmarkStart w:id="47" w:name="__RefHeading___Toc5834_156802315"/>
+      <w:bookmarkStart w:id="47" w:name="__RefHeading___Toc11383_260505723"/>
       <w:bookmarkEnd w:id="47"/>
       <w:r>
         <w:rPr/>
@@ -33433,7 +33210,7 @@
         <w:pStyle w:val="Heading3"/>
         <w:rPr/>
       </w:pPr>
-      <w:bookmarkStart w:id="48" w:name="__RefHeading___Toc5836_156802315"/>
+      <w:bookmarkStart w:id="48" w:name="__RefHeading___Toc11385_260505723"/>
       <w:bookmarkEnd w:id="48"/>
       <w:r>
         <w:rPr/>
@@ -33572,7 +33349,7 @@
         <w:pStyle w:val="Heading3"/>
         <w:rPr/>
       </w:pPr>
-      <w:bookmarkStart w:id="49" w:name="__RefHeading___Toc5838_156802315"/>
+      <w:bookmarkStart w:id="49" w:name="__RefHeading___Toc11387_260505723"/>
       <w:bookmarkEnd w:id="49"/>
       <w:r>
         <w:rPr/>
@@ -33744,7 +33521,7 @@
         <w:pStyle w:val="Heading3"/>
         <w:rPr/>
       </w:pPr>
-      <w:bookmarkStart w:id="50" w:name="__RefHeading___Toc5840_156802315"/>
+      <w:bookmarkStart w:id="50" w:name="__RefHeading___Toc11389_260505723"/>
       <w:bookmarkEnd w:id="50"/>
       <w:r>
         <w:rPr/>
@@ -33905,7 +33682,7 @@
         <w:pStyle w:val="Heading3"/>
         <w:rPr/>
       </w:pPr>
-      <w:bookmarkStart w:id="51" w:name="__RefHeading___Toc5842_156802315"/>
+      <w:bookmarkStart w:id="51" w:name="__RefHeading___Toc11391_260505723"/>
       <w:bookmarkEnd w:id="51"/>
       <w:r>
         <w:rPr/>
@@ -34053,7 +33830,7 @@
         <w:pStyle w:val="Heading3"/>
         <w:rPr/>
       </w:pPr>
-      <w:bookmarkStart w:id="52" w:name="__RefHeading___Toc5844_156802315"/>
+      <w:bookmarkStart w:id="52" w:name="__RefHeading___Toc11393_260505723"/>
       <w:bookmarkEnd w:id="52"/>
       <w:r>
         <w:rPr/>
@@ -34184,7 +33961,7 @@
         <w:pStyle w:val="Heading3"/>
         <w:rPr/>
       </w:pPr>
-      <w:bookmarkStart w:id="53" w:name="__RefHeading___Toc5846_156802315"/>
+      <w:bookmarkStart w:id="53" w:name="__RefHeading___Toc11395_260505723"/>
       <w:bookmarkEnd w:id="53"/>
       <w:r>
         <w:rPr/>
@@ -34213,7 +33990,7 @@
         <w:pStyle w:val="Heading3"/>
         <w:rPr/>
       </w:pPr>
-      <w:bookmarkStart w:id="54" w:name="__RefHeading___Toc5848_156802315"/>
+      <w:bookmarkStart w:id="54" w:name="__RefHeading___Toc11397_260505723"/>
       <w:bookmarkEnd w:id="54"/>
       <w:r>
         <w:rPr/>
@@ -34344,7 +34121,7 @@
         <w:pStyle w:val="Heading2"/>
         <w:rPr/>
       </w:pPr>
-      <w:bookmarkStart w:id="55" w:name="__RefHeading___Toc5850_156802315"/>
+      <w:bookmarkStart w:id="55" w:name="__RefHeading___Toc11399_260505723"/>
       <w:bookmarkEnd w:id="55"/>
       <w:r>
         <w:rPr/>
@@ -34373,7 +34150,7 @@
         <w:pStyle w:val="Heading3"/>
         <w:rPr/>
       </w:pPr>
-      <w:bookmarkStart w:id="56" w:name="__RefHeading___Toc5852_156802315"/>
+      <w:bookmarkStart w:id="56" w:name="__RefHeading___Toc11401_260505723"/>
       <w:bookmarkEnd w:id="56"/>
       <w:r>
         <w:rPr/>
@@ -34491,7 +34268,7 @@
         <w:pStyle w:val="Heading3"/>
         <w:rPr/>
       </w:pPr>
-      <w:bookmarkStart w:id="57" w:name="__RefHeading___Toc5854_156802315"/>
+      <w:bookmarkStart w:id="57" w:name="__RefHeading___Toc11403_260505723"/>
       <w:bookmarkEnd w:id="57"/>
       <w:r>
         <w:rPr/>
@@ -34737,7 +34514,7 @@
         <w:pStyle w:val="Heading3"/>
         <w:rPr/>
       </w:pPr>
-      <w:bookmarkStart w:id="58" w:name="__RefHeading___Toc5856_156802315"/>
+      <w:bookmarkStart w:id="58" w:name="__RefHeading___Toc11405_260505723"/>
       <w:bookmarkEnd w:id="58"/>
       <w:r>
         <w:rPr/>
@@ -34851,7 +34628,7 @@
         <w:pStyle w:val="Heading3"/>
         <w:rPr/>
       </w:pPr>
-      <w:bookmarkStart w:id="59" w:name="__RefHeading___Toc5858_156802315"/>
+      <w:bookmarkStart w:id="59" w:name="__RefHeading___Toc11407_260505723"/>
       <w:bookmarkEnd w:id="59"/>
       <w:r>
         <w:rPr/>
@@ -34965,7 +34742,7 @@
         <w:pStyle w:val="Heading3"/>
         <w:rPr/>
       </w:pPr>
-      <w:bookmarkStart w:id="60" w:name="__RefHeading___Toc5860_156802315"/>
+      <w:bookmarkStart w:id="60" w:name="__RefHeading___Toc11409_260505723"/>
       <w:bookmarkEnd w:id="60"/>
       <w:r>
         <w:rPr/>
@@ -35116,7 +34893,7 @@
         <w:pStyle w:val="Heading1"/>
         <w:rPr/>
       </w:pPr>
-      <w:bookmarkStart w:id="61" w:name="__RefHeading___Toc5862_156802315"/>
+      <w:bookmarkStart w:id="61" w:name="__RefHeading___Toc11411_260505723"/>
       <w:bookmarkEnd w:id="61"/>
       <w:r>
         <w:rPr/>
@@ -35132,7 +34909,7 @@
         <w:pStyle w:val="Heading2"/>
         <w:rPr/>
       </w:pPr>
-      <w:bookmarkStart w:id="62" w:name="__RefHeading___Toc5864_156802315"/>
+      <w:bookmarkStart w:id="62" w:name="__RefHeading___Toc11413_260505723"/>
       <w:bookmarkEnd w:id="62"/>
       <w:r>
         <w:rPr/>
@@ -35201,7 +34978,7 @@
         <w:pStyle w:val="Heading2"/>
         <w:rPr/>
       </w:pPr>
-      <w:bookmarkStart w:id="63" w:name="__RefHeading___Toc5866_156802315"/>
+      <w:bookmarkStart w:id="63" w:name="__RefHeading___Toc11415_260505723"/>
       <w:bookmarkEnd w:id="63"/>
       <w:r>
         <w:rPr/>
@@ -35265,7 +35042,6 @@
       <w:tr>
         <w:trPr>
           <w:tblHeader w:val="true"/>
-          <w:cantSplit w:val="true"/>
         </w:trPr>
         <w:tc>
           <w:tcPr>
@@ -35347,9 +35123,7 @@
         </w:tc>
       </w:tr>
       <w:tr>
-        <w:trPr>
-          <w:cantSplit w:val="true"/>
-        </w:trPr>
+        <w:trPr/>
         <w:tc>
           <w:tcPr>
             <w:tcW w:w="2428" w:type="dxa"/>
@@ -35445,9 +35219,7 @@
         </w:tc>
       </w:tr>
       <w:tr>
-        <w:trPr>
-          <w:cantSplit w:val="true"/>
-        </w:trPr>
+        <w:trPr/>
         <w:tc>
           <w:tcPr>
             <w:tcW w:w="2428" w:type="dxa"/>
@@ -35633,9 +35405,7 @@
         </w:tc>
       </w:tr>
       <w:tr>
-        <w:trPr>
-          <w:cantSplit w:val="true"/>
-        </w:trPr>
+        <w:trPr/>
         <w:tc>
           <w:tcPr>
             <w:tcW w:w="2428" w:type="dxa"/>
@@ -35749,9 +35519,7 @@
         </w:tc>
       </w:tr>
       <w:tr>
-        <w:trPr>
-          <w:cantSplit w:val="true"/>
-        </w:trPr>
+        <w:trPr/>
         <w:tc>
           <w:tcPr>
             <w:tcW w:w="2428" w:type="dxa"/>
@@ -35928,9 +35696,7 @@
         </w:tc>
       </w:tr>
       <w:tr>
-        <w:trPr>
-          <w:cantSplit w:val="true"/>
-        </w:trPr>
+        <w:trPr/>
         <w:tc>
           <w:tcPr>
             <w:tcW w:w="2428" w:type="dxa"/>
@@ -36053,9 +35819,7 @@
         </w:tc>
       </w:tr>
       <w:tr>
-        <w:trPr>
-          <w:cantSplit w:val="true"/>
-        </w:trPr>
+        <w:trPr/>
         <w:tc>
           <w:tcPr>
             <w:tcW w:w="2428" w:type="dxa"/>
@@ -36160,9 +35924,7 @@
         </w:tc>
       </w:tr>
       <w:tr>
-        <w:trPr>
-          <w:cantSplit w:val="true"/>
-        </w:trPr>
+        <w:trPr/>
         <w:tc>
           <w:tcPr>
             <w:tcW w:w="2428" w:type="dxa"/>
@@ -36282,7 +36044,7 @@
         <w:pStyle w:val="Heading2"/>
         <w:rPr/>
       </w:pPr>
-      <w:bookmarkStart w:id="64" w:name="__RefHeading___Toc5868_156802315"/>
+      <w:bookmarkStart w:id="64" w:name="__RefHeading___Toc11417_260505723"/>
       <w:bookmarkEnd w:id="64"/>
       <w:r>
         <w:rPr/>

--- a/docs/04-软件实施与部署说明书.docx
+++ b/docs/04-软件实施与部署说明书.docx
@@ -32,7 +32,7 @@
           <w:sz w:val="36"/>
           <w:szCs w:val="36"/>
         </w:rPr>
-        <w:t>【学校名称】</w:t>
+        <w:t>浙江工商大学</w:t>
       </w:r>
     </w:p>
     <w:p>
@@ -200,7 +200,7 @@
           <w:szCs w:val="30"/>
           <w:u w:val="single"/>
         </w:rPr>
-        <w:t xml:space="preserve">  【学院名称】  </w:t>
+        <w:t xml:space="preserve">  计算机科学与技术学院  </w:t>
       </w:r>
     </w:p>
     <w:p>
@@ -226,7 +226,16 @@
           <w:szCs w:val="30"/>
           <w:u w:val="single"/>
         </w:rPr>
-        <w:t xml:space="preserve">  【班级】  </w:t>
+        <w:t xml:space="preserve">  软件</w:t>
+      </w:r>
+      <w:r>
+        <w:rPr>
+          <w:rFonts w:eastAsia="宋体" w:cs="Times New Roman"/>
+          <w:sz w:val="30"/>
+          <w:szCs w:val="30"/>
+          <w:u w:val="single"/>
+        </w:rPr>
+        <w:t xml:space="preserve">2402  </w:t>
       </w:r>
     </w:p>
     <w:p>
@@ -252,7 +261,7 @@
           <w:szCs w:val="30"/>
           <w:u w:val="single"/>
         </w:rPr>
-        <w:t xml:space="preserve">  【姓名】  </w:t>
+        <w:t xml:space="preserve">  李帆  </w:t>
       </w:r>
     </w:p>
     <w:p>
@@ -278,7 +287,16 @@
           <w:szCs w:val="30"/>
           <w:u w:val="single"/>
         </w:rPr>
-        <w:t xml:space="preserve">  【学号】  </w:t>
+        <w:t xml:space="preserve">  </w:t>
+      </w:r>
+      <w:r>
+        <w:rPr>
+          <w:rFonts w:eastAsia="宋体" w:cs="Times New Roman"/>
+          <w:sz w:val="30"/>
+          <w:szCs w:val="30"/>
+          <w:u w:val="single"/>
+        </w:rPr>
+        <w:t xml:space="preserve">2412190102  </w:t>
       </w:r>
     </w:p>
     <w:p>
@@ -738,7 +756,7 @@
                 <w:sz w:val="21"/>
                 <w:szCs w:val="21"/>
               </w:rPr>
-              <w:t>【姓名】</w:t>
+              <w:t>李帆</w:t>
             </w:r>
           </w:p>
         </w:tc>
@@ -849,7 +867,7 @@
             </w:rPr>
             <w:fldChar w:fldCharType="separate"/>
           </w:r>
-          <w:hyperlink w:anchor="__RefHeading___Toc11289_260505723">
+          <w:hyperlink w:anchor="__RefHeading___Toc11289_1143682729">
             <w:r>
               <w:rPr>
                 <w:rStyle w:val="IndexLink"/>
@@ -880,7 +898,7 @@
             </w:tabs>
             <w:rPr/>
           </w:pPr>
-          <w:hyperlink w:anchor="__RefHeading___Toc11291_260505723">
+          <w:hyperlink w:anchor="__RefHeading___Toc11291_1143682729">
             <w:r>
               <w:rPr>
                 <w:rStyle w:val="IndexLink"/>
@@ -911,7 +929,7 @@
             </w:tabs>
             <w:rPr/>
           </w:pPr>
-          <w:hyperlink w:anchor="__RefHeading___Toc11293_260505723">
+          <w:hyperlink w:anchor="__RefHeading___Toc11293_1143682729">
             <w:r>
               <w:rPr>
                 <w:rStyle w:val="IndexLink"/>
@@ -942,7 +960,7 @@
             </w:tabs>
             <w:rPr/>
           </w:pPr>
-          <w:hyperlink w:anchor="__RefHeading___Toc11295_260505723">
+          <w:hyperlink w:anchor="__RefHeading___Toc11295_1143682729">
             <w:r>
               <w:rPr>
                 <w:rStyle w:val="IndexLink"/>
@@ -973,7 +991,7 @@
             </w:tabs>
             <w:rPr/>
           </w:pPr>
-          <w:hyperlink w:anchor="__RefHeading___Toc11297_260505723">
+          <w:hyperlink w:anchor="__RefHeading___Toc11297_1143682729">
             <w:r>
               <w:rPr>
                 <w:rStyle w:val="IndexLink"/>
@@ -1004,7 +1022,7 @@
             </w:tabs>
             <w:rPr/>
           </w:pPr>
-          <w:hyperlink w:anchor="__RefHeading___Toc11299_260505723">
+          <w:hyperlink w:anchor="__RefHeading___Toc11299_1143682729">
             <w:r>
               <w:rPr>
                 <w:rStyle w:val="IndexLink"/>
@@ -1035,7 +1053,7 @@
             </w:tabs>
             <w:rPr/>
           </w:pPr>
-          <w:hyperlink w:anchor="__RefHeading___Toc11301_260505723">
+          <w:hyperlink w:anchor="__RefHeading___Toc11301_1143682729">
             <w:r>
               <w:rPr>
                 <w:rStyle w:val="IndexLink"/>
@@ -1066,7 +1084,7 @@
             </w:tabs>
             <w:rPr/>
           </w:pPr>
-          <w:hyperlink w:anchor="__RefHeading___Toc11303_260505723">
+          <w:hyperlink w:anchor="__RefHeading___Toc11303_1143682729">
             <w:r>
               <w:rPr>
                 <w:rStyle w:val="IndexLink"/>
@@ -1097,7 +1115,7 @@
             </w:tabs>
             <w:rPr/>
           </w:pPr>
-          <w:hyperlink w:anchor="__RefHeading___Toc11305_260505723">
+          <w:hyperlink w:anchor="__RefHeading___Toc11305_1143682729">
             <w:r>
               <w:rPr>
                 <w:rStyle w:val="IndexLink"/>
@@ -1128,7 +1146,7 @@
             </w:tabs>
             <w:rPr/>
           </w:pPr>
-          <w:hyperlink w:anchor="__RefHeading___Toc11307_260505723">
+          <w:hyperlink w:anchor="__RefHeading___Toc11307_1143682729">
             <w:r>
               <w:rPr>
                 <w:rStyle w:val="IndexLink"/>
@@ -1159,7 +1177,7 @@
             </w:tabs>
             <w:rPr/>
           </w:pPr>
-          <w:hyperlink w:anchor="__RefHeading___Toc11309_260505723">
+          <w:hyperlink w:anchor="__RefHeading___Toc11309_1143682729">
             <w:r>
               <w:rPr>
                 <w:rStyle w:val="IndexLink"/>
@@ -1190,7 +1208,7 @@
             </w:tabs>
             <w:rPr/>
           </w:pPr>
-          <w:hyperlink w:anchor="__RefHeading___Toc11311_260505723">
+          <w:hyperlink w:anchor="__RefHeading___Toc11311_1143682729">
             <w:r>
               <w:rPr>
                 <w:rStyle w:val="IndexLink"/>
@@ -1221,7 +1239,7 @@
             </w:tabs>
             <w:rPr/>
           </w:pPr>
-          <w:hyperlink w:anchor="__RefHeading___Toc11313_260505723">
+          <w:hyperlink w:anchor="__RefHeading___Toc11313_1143682729">
             <w:r>
               <w:rPr>
                 <w:rStyle w:val="IndexLink"/>
@@ -1252,7 +1270,7 @@
             </w:tabs>
             <w:rPr/>
           </w:pPr>
-          <w:hyperlink w:anchor="__RefHeading___Toc11315_260505723">
+          <w:hyperlink w:anchor="__RefHeading___Toc11315_1143682729">
             <w:r>
               <w:rPr>
                 <w:rStyle w:val="IndexLink"/>
@@ -1283,7 +1301,7 @@
             </w:tabs>
             <w:rPr/>
           </w:pPr>
-          <w:hyperlink w:anchor="__RefHeading___Toc11317_260505723">
+          <w:hyperlink w:anchor="__RefHeading___Toc11317_1143682729">
             <w:r>
               <w:rPr>
                 <w:rStyle w:val="IndexLink"/>
@@ -1314,7 +1332,7 @@
             </w:tabs>
             <w:rPr/>
           </w:pPr>
-          <w:hyperlink w:anchor="__RefHeading___Toc11319_260505723">
+          <w:hyperlink w:anchor="__RefHeading___Toc11319_1143682729">
             <w:r>
               <w:rPr>
                 <w:rStyle w:val="IndexLink"/>
@@ -1345,7 +1363,7 @@
             </w:tabs>
             <w:rPr/>
           </w:pPr>
-          <w:hyperlink w:anchor="__RefHeading___Toc11321_260505723">
+          <w:hyperlink w:anchor="__RefHeading___Toc11321_1143682729">
             <w:r>
               <w:rPr>
                 <w:rStyle w:val="IndexLink"/>
@@ -1377,7 +1395,7 @@
             </w:tabs>
             <w:rPr/>
           </w:pPr>
-          <w:hyperlink w:anchor="__RefHeading___Toc11323_260505723">
+          <w:hyperlink w:anchor="__RefHeading___Toc11323_1143682729">
             <w:r>
               <w:rPr>
                 <w:rStyle w:val="IndexLink"/>
@@ -1408,7 +1426,7 @@
             </w:tabs>
             <w:rPr/>
           </w:pPr>
-          <w:hyperlink w:anchor="__RefHeading___Toc11325_260505723">
+          <w:hyperlink w:anchor="__RefHeading___Toc11325_1143682729">
             <w:r>
               <w:rPr>
                 <w:rStyle w:val="IndexLink"/>
@@ -1439,7 +1457,7 @@
             </w:tabs>
             <w:rPr/>
           </w:pPr>
-          <w:hyperlink w:anchor="__RefHeading___Toc11327_260505723">
+          <w:hyperlink w:anchor="__RefHeading___Toc11327_1143682729">
             <w:r>
               <w:rPr>
                 <w:rStyle w:val="IndexLink"/>
@@ -1470,7 +1488,7 @@
             </w:tabs>
             <w:rPr/>
           </w:pPr>
-          <w:hyperlink w:anchor="__RefHeading___Toc11329_260505723">
+          <w:hyperlink w:anchor="__RefHeading___Toc11329_1143682729">
             <w:r>
               <w:rPr>
                 <w:rStyle w:val="IndexLink"/>
@@ -1501,7 +1519,7 @@
             </w:tabs>
             <w:rPr/>
           </w:pPr>
-          <w:hyperlink w:anchor="__RefHeading___Toc11331_260505723">
+          <w:hyperlink w:anchor="__RefHeading___Toc11331_1143682729">
             <w:r>
               <w:rPr>
                 <w:rStyle w:val="IndexLink"/>
@@ -1532,7 +1550,7 @@
             </w:tabs>
             <w:rPr/>
           </w:pPr>
-          <w:hyperlink w:anchor="__RefHeading___Toc11333_260505723">
+          <w:hyperlink w:anchor="__RefHeading___Toc11333_1143682729">
             <w:r>
               <w:rPr>
                 <w:rStyle w:val="IndexLink"/>
@@ -1563,7 +1581,7 @@
             </w:tabs>
             <w:rPr/>
           </w:pPr>
-          <w:hyperlink w:anchor="__RefHeading___Toc11335_260505723">
+          <w:hyperlink w:anchor="__RefHeading___Toc11335_1143682729">
             <w:r>
               <w:rPr>
                 <w:rStyle w:val="IndexLink"/>
@@ -1594,7 +1612,7 @@
             </w:tabs>
             <w:rPr/>
           </w:pPr>
-          <w:hyperlink w:anchor="__RefHeading___Toc11337_260505723">
+          <w:hyperlink w:anchor="__RefHeading___Toc11337_1143682729">
             <w:r>
               <w:rPr>
                 <w:rStyle w:val="IndexLink"/>
@@ -1625,7 +1643,7 @@
             </w:tabs>
             <w:rPr/>
           </w:pPr>
-          <w:hyperlink w:anchor="__RefHeading___Toc11339_260505723">
+          <w:hyperlink w:anchor="__RefHeading___Toc11339_1143682729">
             <w:r>
               <w:rPr>
                 <w:rStyle w:val="IndexLink"/>
@@ -1656,7 +1674,7 @@
             </w:tabs>
             <w:rPr/>
           </w:pPr>
-          <w:hyperlink w:anchor="__RefHeading___Toc11341_260505723">
+          <w:hyperlink w:anchor="__RefHeading___Toc11341_1143682729">
             <w:r>
               <w:rPr>
                 <w:rStyle w:val="IndexLink"/>
@@ -1687,7 +1705,7 @@
             </w:tabs>
             <w:rPr/>
           </w:pPr>
-          <w:hyperlink w:anchor="__RefHeading___Toc11343_260505723">
+          <w:hyperlink w:anchor="__RefHeading___Toc11343_1143682729">
             <w:r>
               <w:rPr>
                 <w:rStyle w:val="IndexLink"/>
@@ -1718,7 +1736,7 @@
             </w:tabs>
             <w:rPr/>
           </w:pPr>
-          <w:hyperlink w:anchor="__RefHeading___Toc11345_260505723">
+          <w:hyperlink w:anchor="__RefHeading___Toc11345_1143682729">
             <w:r>
               <w:rPr>
                 <w:rStyle w:val="IndexLink"/>
@@ -1749,7 +1767,7 @@
             </w:tabs>
             <w:rPr/>
           </w:pPr>
-          <w:hyperlink w:anchor="__RefHeading___Toc11347_260505723">
+          <w:hyperlink w:anchor="__RefHeading___Toc11347_1143682729">
             <w:r>
               <w:rPr>
                 <w:rStyle w:val="IndexLink"/>
@@ -1780,7 +1798,7 @@
             </w:tabs>
             <w:rPr/>
           </w:pPr>
-          <w:hyperlink w:anchor="__RefHeading___Toc11349_260505723">
+          <w:hyperlink w:anchor="__RefHeading___Toc11349_1143682729">
             <w:r>
               <w:rPr>
                 <w:rStyle w:val="IndexLink"/>
@@ -1811,7 +1829,7 @@
             </w:tabs>
             <w:rPr/>
           </w:pPr>
-          <w:hyperlink w:anchor="__RefHeading___Toc11351_260505723">
+          <w:hyperlink w:anchor="__RefHeading___Toc11351_1143682729">
             <w:r>
               <w:rPr>
                 <w:rStyle w:val="IndexLink"/>
@@ -1854,7 +1872,7 @@
             </w:tabs>
             <w:rPr/>
           </w:pPr>
-          <w:hyperlink w:anchor="__RefHeading___Toc11353_260505723">
+          <w:hyperlink w:anchor="__RefHeading___Toc11353_1143682729">
             <w:r>
               <w:rPr>
                 <w:rStyle w:val="IndexLink"/>
@@ -1897,7 +1915,7 @@
             </w:tabs>
             <w:rPr/>
           </w:pPr>
-          <w:hyperlink w:anchor="__RefHeading___Toc11355_260505723">
+          <w:hyperlink w:anchor="__RefHeading___Toc11355_1143682729">
             <w:r>
               <w:rPr>
                 <w:rStyle w:val="IndexLink"/>
@@ -1928,7 +1946,7 @@
             </w:tabs>
             <w:rPr/>
           </w:pPr>
-          <w:hyperlink w:anchor="__RefHeading___Toc11357_260505723">
+          <w:hyperlink w:anchor="__RefHeading___Toc11357_1143682729">
             <w:r>
               <w:rPr>
                 <w:rStyle w:val="IndexLink"/>
@@ -1959,7 +1977,7 @@
             </w:tabs>
             <w:rPr/>
           </w:pPr>
-          <w:hyperlink w:anchor="__RefHeading___Toc11359_260505723">
+          <w:hyperlink w:anchor="__RefHeading___Toc11359_1143682729">
             <w:r>
               <w:rPr>
                 <w:rStyle w:val="IndexLink"/>
@@ -1990,7 +2008,7 @@
             </w:tabs>
             <w:rPr/>
           </w:pPr>
-          <w:hyperlink w:anchor="__RefHeading___Toc11361_260505723">
+          <w:hyperlink w:anchor="__RefHeading___Toc11361_1143682729">
             <w:r>
               <w:rPr>
                 <w:rStyle w:val="IndexLink"/>
@@ -2021,7 +2039,7 @@
             </w:tabs>
             <w:rPr/>
           </w:pPr>
-          <w:hyperlink w:anchor="__RefHeading___Toc11363_260505723">
+          <w:hyperlink w:anchor="__RefHeading___Toc11363_1143682729">
             <w:r>
               <w:rPr>
                 <w:rStyle w:val="IndexLink"/>
@@ -2052,7 +2070,7 @@
             </w:tabs>
             <w:rPr/>
           </w:pPr>
-          <w:hyperlink w:anchor="__RefHeading___Toc11365_260505723">
+          <w:hyperlink w:anchor="__RefHeading___Toc11365_1143682729">
             <w:r>
               <w:rPr>
                 <w:rStyle w:val="IndexLink"/>
@@ -2083,7 +2101,7 @@
             </w:tabs>
             <w:rPr/>
           </w:pPr>
-          <w:hyperlink w:anchor="__RefHeading___Toc11367_260505723">
+          <w:hyperlink w:anchor="__RefHeading___Toc11367_1143682729">
             <w:r>
               <w:rPr>
                 <w:rStyle w:val="IndexLink"/>
@@ -2114,7 +2132,7 @@
             </w:tabs>
             <w:rPr/>
           </w:pPr>
-          <w:hyperlink w:anchor="__RefHeading___Toc11369_260505723">
+          <w:hyperlink w:anchor="__RefHeading___Toc11369_1143682729">
             <w:r>
               <w:rPr>
                 <w:rStyle w:val="IndexLink"/>
@@ -2145,7 +2163,7 @@
             </w:tabs>
             <w:rPr/>
           </w:pPr>
-          <w:hyperlink w:anchor="__RefHeading___Toc11371_260505723">
+          <w:hyperlink w:anchor="__RefHeading___Toc11371_1143682729">
             <w:r>
               <w:rPr>
                 <w:rStyle w:val="IndexLink"/>
@@ -2176,7 +2194,7 @@
             </w:tabs>
             <w:rPr/>
           </w:pPr>
-          <w:hyperlink w:anchor="__RefHeading___Toc11373_260505723">
+          <w:hyperlink w:anchor="__RefHeading___Toc11373_1143682729">
             <w:r>
               <w:rPr>
                 <w:rStyle w:val="IndexLink"/>
@@ -2207,7 +2225,7 @@
             </w:tabs>
             <w:rPr/>
           </w:pPr>
-          <w:hyperlink w:anchor="__RefHeading___Toc11375_260505723">
+          <w:hyperlink w:anchor="__RefHeading___Toc11375_1143682729">
             <w:r>
               <w:rPr>
                 <w:rStyle w:val="IndexLink"/>
@@ -2238,7 +2256,7 @@
             </w:tabs>
             <w:rPr/>
           </w:pPr>
-          <w:hyperlink w:anchor="__RefHeading___Toc11377_260505723">
+          <w:hyperlink w:anchor="__RefHeading___Toc11377_1143682729">
             <w:r>
               <w:rPr>
                 <w:rStyle w:val="IndexLink"/>
@@ -2269,7 +2287,7 @@
             </w:tabs>
             <w:rPr/>
           </w:pPr>
-          <w:hyperlink w:anchor="__RefHeading___Toc11379_260505723">
+          <w:hyperlink w:anchor="__RefHeading___Toc11379_1143682729">
             <w:r>
               <w:rPr>
                 <w:rStyle w:val="IndexLink"/>
@@ -2300,7 +2318,7 @@
             </w:tabs>
             <w:rPr/>
           </w:pPr>
-          <w:hyperlink w:anchor="__RefHeading___Toc11381_260505723">
+          <w:hyperlink w:anchor="__RefHeading___Toc11381_1143682729">
             <w:r>
               <w:rPr>
                 <w:rStyle w:val="IndexLink"/>
@@ -2331,7 +2349,7 @@
             </w:tabs>
             <w:rPr/>
           </w:pPr>
-          <w:hyperlink w:anchor="__RefHeading___Toc11383_260505723">
+          <w:hyperlink w:anchor="__RefHeading___Toc11383_1143682729">
             <w:r>
               <w:rPr>
                 <w:rStyle w:val="IndexLink"/>
@@ -2362,7 +2380,7 @@
             </w:tabs>
             <w:rPr/>
           </w:pPr>
-          <w:hyperlink w:anchor="__RefHeading___Toc11385_260505723">
+          <w:hyperlink w:anchor="__RefHeading___Toc11385_1143682729">
             <w:r>
               <w:rPr>
                 <w:rStyle w:val="IndexLink"/>
@@ -2393,7 +2411,7 @@
             </w:tabs>
             <w:rPr/>
           </w:pPr>
-          <w:hyperlink w:anchor="__RefHeading___Toc11387_260505723">
+          <w:hyperlink w:anchor="__RefHeading___Toc11387_1143682729">
             <w:r>
               <w:rPr>
                 <w:rStyle w:val="IndexLink"/>
@@ -2424,7 +2442,7 @@
             </w:tabs>
             <w:rPr/>
           </w:pPr>
-          <w:hyperlink w:anchor="__RefHeading___Toc11389_260505723">
+          <w:hyperlink w:anchor="__RefHeading___Toc11389_1143682729">
             <w:r>
               <w:rPr>
                 <w:rStyle w:val="IndexLink"/>
@@ -2455,7 +2473,7 @@
             </w:tabs>
             <w:rPr/>
           </w:pPr>
-          <w:hyperlink w:anchor="__RefHeading___Toc11391_260505723">
+          <w:hyperlink w:anchor="__RefHeading___Toc11391_1143682729">
             <w:r>
               <w:rPr>
                 <w:rStyle w:val="IndexLink"/>
@@ -2486,7 +2504,7 @@
             </w:tabs>
             <w:rPr/>
           </w:pPr>
-          <w:hyperlink w:anchor="__RefHeading___Toc11393_260505723">
+          <w:hyperlink w:anchor="__RefHeading___Toc11393_1143682729">
             <w:r>
               <w:rPr>
                 <w:rStyle w:val="IndexLink"/>
@@ -2517,7 +2535,7 @@
             </w:tabs>
             <w:rPr/>
           </w:pPr>
-          <w:hyperlink w:anchor="__RefHeading___Toc11395_260505723">
+          <w:hyperlink w:anchor="__RefHeading___Toc11395_1143682729">
             <w:r>
               <w:rPr>
                 <w:rStyle w:val="IndexLink"/>
@@ -2548,7 +2566,7 @@
             </w:tabs>
             <w:rPr/>
           </w:pPr>
-          <w:hyperlink w:anchor="__RefHeading___Toc11397_260505723">
+          <w:hyperlink w:anchor="__RefHeading___Toc11397_1143682729">
             <w:r>
               <w:rPr>
                 <w:rStyle w:val="IndexLink"/>
@@ -2579,7 +2597,7 @@
             </w:tabs>
             <w:rPr/>
           </w:pPr>
-          <w:hyperlink w:anchor="__RefHeading___Toc11399_260505723">
+          <w:hyperlink w:anchor="__RefHeading___Toc11399_1143682729">
             <w:r>
               <w:rPr>
                 <w:rStyle w:val="IndexLink"/>
@@ -2610,7 +2628,7 @@
             </w:tabs>
             <w:rPr/>
           </w:pPr>
-          <w:hyperlink w:anchor="__RefHeading___Toc11401_260505723">
+          <w:hyperlink w:anchor="__RefHeading___Toc11401_1143682729">
             <w:r>
               <w:rPr>
                 <w:rStyle w:val="IndexLink"/>
@@ -2641,7 +2659,7 @@
             </w:tabs>
             <w:rPr/>
           </w:pPr>
-          <w:hyperlink w:anchor="__RefHeading___Toc11403_260505723">
+          <w:hyperlink w:anchor="__RefHeading___Toc11403_1143682729">
             <w:r>
               <w:rPr>
                 <w:rStyle w:val="IndexLink"/>
@@ -2672,7 +2690,7 @@
             </w:tabs>
             <w:rPr/>
           </w:pPr>
-          <w:hyperlink w:anchor="__RefHeading___Toc11405_260505723">
+          <w:hyperlink w:anchor="__RefHeading___Toc11405_1143682729">
             <w:r>
               <w:rPr>
                 <w:rStyle w:val="IndexLink"/>
@@ -2703,7 +2721,7 @@
             </w:tabs>
             <w:rPr/>
           </w:pPr>
-          <w:hyperlink w:anchor="__RefHeading___Toc11407_260505723">
+          <w:hyperlink w:anchor="__RefHeading___Toc11407_1143682729">
             <w:r>
               <w:rPr>
                 <w:rStyle w:val="IndexLink"/>
@@ -2734,7 +2752,7 @@
             </w:tabs>
             <w:rPr/>
           </w:pPr>
-          <w:hyperlink w:anchor="__RefHeading___Toc11409_260505723">
+          <w:hyperlink w:anchor="__RefHeading___Toc11409_1143682729">
             <w:r>
               <w:rPr>
                 <w:rStyle w:val="IndexLink"/>
@@ -2765,7 +2783,7 @@
             </w:tabs>
             <w:rPr/>
           </w:pPr>
-          <w:hyperlink w:anchor="__RefHeading___Toc11411_260505723">
+          <w:hyperlink w:anchor="__RefHeading___Toc11411_1143682729">
             <w:r>
               <w:rPr>
                 <w:rStyle w:val="IndexLink"/>
@@ -2796,7 +2814,7 @@
             </w:tabs>
             <w:rPr/>
           </w:pPr>
-          <w:hyperlink w:anchor="__RefHeading___Toc11413_260505723">
+          <w:hyperlink w:anchor="__RefHeading___Toc11413_1143682729">
             <w:r>
               <w:rPr>
                 <w:rStyle w:val="IndexLink"/>
@@ -2827,7 +2845,7 @@
             </w:tabs>
             <w:rPr/>
           </w:pPr>
-          <w:hyperlink w:anchor="__RefHeading___Toc11415_260505723">
+          <w:hyperlink w:anchor="__RefHeading___Toc11415_1143682729">
             <w:r>
               <w:rPr>
                 <w:rStyle w:val="IndexLink"/>
@@ -2858,7 +2876,7 @@
             </w:tabs>
             <w:rPr/>
           </w:pPr>
-          <w:hyperlink w:anchor="__RefHeading___Toc11417_260505723">
+          <w:hyperlink w:anchor="__RefHeading___Toc11417_1143682729">
             <w:r>
               <w:rPr>
                 <w:rStyle w:val="IndexLink"/>
@@ -2916,7 +2934,7 @@
         <w:pStyle w:val="Heading1"/>
         <w:rPr/>
       </w:pPr>
-      <w:bookmarkStart w:id="0" w:name="__RefHeading___Toc11289_260505723"/>
+      <w:bookmarkStart w:id="0" w:name="__RefHeading___Toc11289_1143682729"/>
       <w:bookmarkEnd w:id="0"/>
       <w:r>
         <w:rPr/>
@@ -2932,7 +2950,7 @@
         <w:pStyle w:val="Heading2"/>
         <w:rPr/>
       </w:pPr>
-      <w:bookmarkStart w:id="1" w:name="__RefHeading___Toc11291_260505723"/>
+      <w:bookmarkStart w:id="1" w:name="__RefHeading___Toc11291_1143682729"/>
       <w:bookmarkEnd w:id="1"/>
       <w:r>
         <w:rPr/>
@@ -2998,7 +3016,7 @@
         <w:pStyle w:val="Heading2"/>
         <w:rPr/>
       </w:pPr>
-      <w:bookmarkStart w:id="2" w:name="__RefHeading___Toc11293_260505723"/>
+      <w:bookmarkStart w:id="2" w:name="__RefHeading___Toc11293_1143682729"/>
       <w:bookmarkEnd w:id="2"/>
       <w:r>
         <w:rPr/>
@@ -3825,7 +3843,7 @@
         <w:pStyle w:val="Heading2"/>
         <w:rPr/>
       </w:pPr>
-      <w:bookmarkStart w:id="3" w:name="__RefHeading___Toc11295_260505723"/>
+      <w:bookmarkStart w:id="3" w:name="__RefHeading___Toc11295_1143682729"/>
       <w:bookmarkEnd w:id="3"/>
       <w:r>
         <w:rPr/>
@@ -4816,7 +4834,7 @@
         <w:pStyle w:val="Heading2"/>
         <w:rPr/>
       </w:pPr>
-      <w:bookmarkStart w:id="4" w:name="__RefHeading___Toc11297_260505723"/>
+      <w:bookmarkStart w:id="4" w:name="__RefHeading___Toc11297_1143682729"/>
       <w:bookmarkEnd w:id="4"/>
       <w:r>
         <w:rPr/>
@@ -4951,7 +4969,7 @@
         <w:pStyle w:val="Heading1"/>
         <w:rPr/>
       </w:pPr>
-      <w:bookmarkStart w:id="5" w:name="__RefHeading___Toc11299_260505723"/>
+      <w:bookmarkStart w:id="5" w:name="__RefHeading___Toc11299_1143682729"/>
       <w:bookmarkEnd w:id="5"/>
       <w:r>
         <w:rPr/>
@@ -4967,7 +4985,7 @@
         <w:pStyle w:val="Heading2"/>
         <w:rPr/>
       </w:pPr>
-      <w:bookmarkStart w:id="6" w:name="__RefHeading___Toc11301_260505723"/>
+      <w:bookmarkStart w:id="6" w:name="__RefHeading___Toc11301_1143682729"/>
       <w:bookmarkEnd w:id="6"/>
       <w:r>
         <w:rPr/>
@@ -7011,7 +7029,7 @@
         <w:pStyle w:val="Heading2"/>
         <w:rPr/>
       </w:pPr>
-      <w:bookmarkStart w:id="7" w:name="__RefHeading___Toc11303_260505723"/>
+      <w:bookmarkStart w:id="7" w:name="__RefHeading___Toc11303_1143682729"/>
       <w:bookmarkEnd w:id="7"/>
       <w:r>
         <w:rPr/>
@@ -7948,7 +7966,7 @@
         <w:pStyle w:val="Heading1"/>
         <w:rPr/>
       </w:pPr>
-      <w:bookmarkStart w:id="8" w:name="__RefHeading___Toc11305_260505723"/>
+      <w:bookmarkStart w:id="8" w:name="__RefHeading___Toc11305_1143682729"/>
       <w:bookmarkEnd w:id="8"/>
       <w:r>
         <w:rPr/>
@@ -7964,7 +7982,7 @@
         <w:pStyle w:val="Heading2"/>
         <w:rPr/>
       </w:pPr>
-      <w:bookmarkStart w:id="9" w:name="__RefHeading___Toc11307_260505723"/>
+      <w:bookmarkStart w:id="9" w:name="__RefHeading___Toc11307_1143682729"/>
       <w:bookmarkEnd w:id="9"/>
       <w:r>
         <w:rPr/>
@@ -8965,7 +8983,7 @@
         <w:pStyle w:val="Heading2"/>
         <w:rPr/>
       </w:pPr>
-      <w:bookmarkStart w:id="10" w:name="__RefHeading___Toc11309_260505723"/>
+      <w:bookmarkStart w:id="10" w:name="__RefHeading___Toc11309_1143682729"/>
       <w:bookmarkEnd w:id="10"/>
       <w:r>
         <w:rPr/>
@@ -11342,7 +11360,7 @@
         <w:pStyle w:val="Heading2"/>
         <w:rPr/>
       </w:pPr>
-      <w:bookmarkStart w:id="11" w:name="__RefHeading___Toc11311_260505723"/>
+      <w:bookmarkStart w:id="11" w:name="__RefHeading___Toc11311_1143682729"/>
       <w:bookmarkEnd w:id="11"/>
       <w:r>
         <w:rPr/>
@@ -13778,7 +13796,7 @@
         <w:pStyle w:val="Heading1"/>
         <w:rPr/>
       </w:pPr>
-      <w:bookmarkStart w:id="12" w:name="__RefHeading___Toc11313_260505723"/>
+      <w:bookmarkStart w:id="12" w:name="__RefHeading___Toc11313_1143682729"/>
       <w:bookmarkEnd w:id="12"/>
       <w:r>
         <w:rPr/>
@@ -13794,7 +13812,7 @@
         <w:pStyle w:val="Heading2"/>
         <w:rPr/>
       </w:pPr>
-      <w:bookmarkStart w:id="13" w:name="__RefHeading___Toc11315_260505723"/>
+      <w:bookmarkStart w:id="13" w:name="__RefHeading___Toc11315_1143682729"/>
       <w:bookmarkEnd w:id="13"/>
       <w:r>
         <w:rPr/>
@@ -15457,7 +15475,7 @@
         <w:pStyle w:val="Heading2"/>
         <w:rPr/>
       </w:pPr>
-      <w:bookmarkStart w:id="14" w:name="__RefHeading___Toc11317_260505723"/>
+      <w:bookmarkStart w:id="14" w:name="__RefHeading___Toc11317_1143682729"/>
       <w:bookmarkEnd w:id="14"/>
       <w:r>
         <w:rPr/>
@@ -15473,7 +15491,7 @@
         <w:pStyle w:val="Heading3"/>
         <w:rPr/>
       </w:pPr>
-      <w:bookmarkStart w:id="15" w:name="__RefHeading___Toc11319_260505723"/>
+      <w:bookmarkStart w:id="15" w:name="__RefHeading___Toc11319_1143682729"/>
       <w:bookmarkEnd w:id="15"/>
       <w:r>
         <w:rPr/>
@@ -16225,7 +16243,7 @@
         <w:pStyle w:val="Heading3"/>
         <w:rPr/>
       </w:pPr>
-      <w:bookmarkStart w:id="16" w:name="__RefHeading___Toc11321_260505723"/>
+      <w:bookmarkStart w:id="16" w:name="__RefHeading___Toc11321_1143682729"/>
       <w:bookmarkEnd w:id="16"/>
       <w:r>
         <w:rPr/>
@@ -17740,7 +17758,7 @@
         <w:pStyle w:val="Heading3"/>
         <w:rPr/>
       </w:pPr>
-      <w:bookmarkStart w:id="17" w:name="__RefHeading___Toc11323_260505723"/>
+      <w:bookmarkStart w:id="17" w:name="__RefHeading___Toc11323_1143682729"/>
       <w:bookmarkEnd w:id="17"/>
       <w:r>
         <w:rPr/>
@@ -18461,7 +18479,7 @@
         <w:pStyle w:val="Heading3"/>
         <w:rPr/>
       </w:pPr>
-      <w:bookmarkStart w:id="18" w:name="__RefHeading___Toc11325_260505723"/>
+      <w:bookmarkStart w:id="18" w:name="__RefHeading___Toc11325_1143682729"/>
       <w:bookmarkEnd w:id="18"/>
       <w:r>
         <w:rPr/>
@@ -19292,7 +19310,7 @@
         <w:pStyle w:val="Heading3"/>
         <w:rPr/>
       </w:pPr>
-      <w:bookmarkStart w:id="19" w:name="__RefHeading___Toc11327_260505723"/>
+      <w:bookmarkStart w:id="19" w:name="__RefHeading___Toc11327_1143682729"/>
       <w:bookmarkEnd w:id="19"/>
       <w:r>
         <w:rPr/>
@@ -19813,7 +19831,7 @@
         <w:pStyle w:val="Heading3"/>
         <w:rPr/>
       </w:pPr>
-      <w:bookmarkStart w:id="20" w:name="__RefHeading___Toc11329_260505723"/>
+      <w:bookmarkStart w:id="20" w:name="__RefHeading___Toc11329_1143682729"/>
       <w:bookmarkEnd w:id="20"/>
       <w:r>
         <w:rPr/>
@@ -20409,7 +20427,7 @@
         <w:pStyle w:val="Heading3"/>
         <w:rPr/>
       </w:pPr>
-      <w:bookmarkStart w:id="21" w:name="__RefHeading___Toc11331_260505723"/>
+      <w:bookmarkStart w:id="21" w:name="__RefHeading___Toc11331_1143682729"/>
       <w:bookmarkEnd w:id="21"/>
       <w:r>
         <w:rPr/>
@@ -20692,7 +20710,7 @@
         <w:pStyle w:val="Heading2"/>
         <w:rPr/>
       </w:pPr>
-      <w:bookmarkStart w:id="22" w:name="__RefHeading___Toc11333_260505723"/>
+      <w:bookmarkStart w:id="22" w:name="__RefHeading___Toc11333_1143682729"/>
       <w:bookmarkEnd w:id="22"/>
       <w:r>
         <w:rPr/>
@@ -20708,7 +20726,7 @@
         <w:pStyle w:val="Heading3"/>
         <w:rPr/>
       </w:pPr>
-      <w:bookmarkStart w:id="23" w:name="__RefHeading___Toc11335_260505723"/>
+      <w:bookmarkStart w:id="23" w:name="__RefHeading___Toc11335_1143682729"/>
       <w:bookmarkEnd w:id="23"/>
       <w:r>
         <w:rPr/>
@@ -21453,7 +21471,7 @@
         <w:pStyle w:val="Heading3"/>
         <w:rPr/>
       </w:pPr>
-      <w:bookmarkStart w:id="24" w:name="__RefHeading___Toc11337_260505723"/>
+      <w:bookmarkStart w:id="24" w:name="__RefHeading___Toc11337_1143682729"/>
       <w:bookmarkEnd w:id="24"/>
       <w:r>
         <w:rPr/>
@@ -21847,7 +21865,7 @@
         <w:pStyle w:val="Heading3"/>
         <w:rPr/>
       </w:pPr>
-      <w:bookmarkStart w:id="25" w:name="__RefHeading___Toc11339_260505723"/>
+      <w:bookmarkStart w:id="25" w:name="__RefHeading___Toc11339_1143682729"/>
       <w:bookmarkEnd w:id="25"/>
       <w:r>
         <w:rPr/>
@@ -22443,7 +22461,7 @@
         <w:pStyle w:val="Heading3"/>
         <w:rPr/>
       </w:pPr>
-      <w:bookmarkStart w:id="26" w:name="__RefHeading___Toc11341_260505723"/>
+      <w:bookmarkStart w:id="26" w:name="__RefHeading___Toc11341_1143682729"/>
       <w:bookmarkEnd w:id="26"/>
       <w:r>
         <w:rPr/>
@@ -22879,7 +22897,7 @@
         <w:pStyle w:val="Heading3"/>
         <w:rPr/>
       </w:pPr>
-      <w:bookmarkStart w:id="27" w:name="__RefHeading___Toc11343_260505723"/>
+      <w:bookmarkStart w:id="27" w:name="__RefHeading___Toc11343_1143682729"/>
       <w:bookmarkEnd w:id="27"/>
       <w:r>
         <w:rPr/>
@@ -23511,7 +23529,7 @@
         <w:pStyle w:val="Heading2"/>
         <w:rPr/>
       </w:pPr>
-      <w:bookmarkStart w:id="28" w:name="__RefHeading___Toc11345_260505723"/>
+      <w:bookmarkStart w:id="28" w:name="__RefHeading___Toc11345_1143682729"/>
       <w:bookmarkEnd w:id="28"/>
       <w:r>
         <w:rPr/>
@@ -24898,7 +24916,7 @@
         <w:pStyle w:val="Heading1"/>
         <w:rPr/>
       </w:pPr>
-      <w:bookmarkStart w:id="29" w:name="__RefHeading___Toc11347_260505723"/>
+      <w:bookmarkStart w:id="29" w:name="__RefHeading___Toc11347_1143682729"/>
       <w:bookmarkEnd w:id="29"/>
       <w:r>
         <w:rPr/>
@@ -24914,7 +24932,7 @@
         <w:pStyle w:val="Heading2"/>
         <w:rPr/>
       </w:pPr>
-      <w:bookmarkStart w:id="30" w:name="__RefHeading___Toc11349_260505723"/>
+      <w:bookmarkStart w:id="30" w:name="__RefHeading___Toc11349_1143682729"/>
       <w:bookmarkEnd w:id="30"/>
       <w:r>
         <w:rPr/>
@@ -25196,7 +25214,7 @@
         <w:pStyle w:val="Heading2"/>
         <w:rPr/>
       </w:pPr>
-      <w:bookmarkStart w:id="31" w:name="__RefHeading___Toc11351_260505723"/>
+      <w:bookmarkStart w:id="31" w:name="__RefHeading___Toc11351_1143682729"/>
       <w:bookmarkEnd w:id="31"/>
       <w:r>
         <w:rPr/>
@@ -26654,7 +26672,7 @@
         <w:pStyle w:val="Heading2"/>
         <w:rPr/>
       </w:pPr>
-      <w:bookmarkStart w:id="32" w:name="__RefHeading___Toc11353_260505723"/>
+      <w:bookmarkStart w:id="32" w:name="__RefHeading___Toc11353_1143682729"/>
       <w:bookmarkEnd w:id="32"/>
       <w:r>
         <w:rPr/>
@@ -27701,7 +27719,7 @@
         <w:pStyle w:val="Heading2"/>
         <w:rPr/>
       </w:pPr>
-      <w:bookmarkStart w:id="33" w:name="__RefHeading___Toc11355_260505723"/>
+      <w:bookmarkStart w:id="33" w:name="__RefHeading___Toc11355_1143682729"/>
       <w:bookmarkEnd w:id="33"/>
       <w:r>
         <w:rPr/>
@@ -29475,7 +29493,7 @@
         <w:pStyle w:val="Heading2"/>
         <w:rPr/>
       </w:pPr>
-      <w:bookmarkStart w:id="34" w:name="__RefHeading___Toc11357_260505723"/>
+      <w:bookmarkStart w:id="34" w:name="__RefHeading___Toc11357_1143682729"/>
       <w:bookmarkEnd w:id="34"/>
       <w:r>
         <w:rPr/>
@@ -29720,7 +29738,7 @@
         <w:pStyle w:val="Heading2"/>
         <w:rPr/>
       </w:pPr>
-      <w:bookmarkStart w:id="35" w:name="__RefHeading___Toc11359_260505723"/>
+      <w:bookmarkStart w:id="35" w:name="__RefHeading___Toc11359_1143682729"/>
       <w:bookmarkEnd w:id="35"/>
       <w:r>
         <w:rPr/>
@@ -31453,7 +31471,7 @@
         <w:pStyle w:val="Heading2"/>
         <w:rPr/>
       </w:pPr>
-      <w:bookmarkStart w:id="36" w:name="__RefHeading___Toc11361_260505723"/>
+      <w:bookmarkStart w:id="36" w:name="__RefHeading___Toc11361_1143682729"/>
       <w:bookmarkEnd w:id="36"/>
       <w:r>
         <w:rPr/>
@@ -31649,7 +31667,7 @@
         <w:pStyle w:val="Heading1"/>
         <w:rPr/>
       </w:pPr>
-      <w:bookmarkStart w:id="37" w:name="__RefHeading___Toc11363_260505723"/>
+      <w:bookmarkStart w:id="37" w:name="__RefHeading___Toc11363_1143682729"/>
       <w:bookmarkEnd w:id="37"/>
       <w:r>
         <w:rPr/>
@@ -31678,7 +31696,7 @@
         <w:pStyle w:val="Heading2"/>
         <w:rPr/>
       </w:pPr>
-      <w:bookmarkStart w:id="38" w:name="__RefHeading___Toc11365_260505723"/>
+      <w:bookmarkStart w:id="38" w:name="__RefHeading___Toc11365_1143682729"/>
       <w:bookmarkEnd w:id="38"/>
       <w:r>
         <w:rPr/>
@@ -31694,7 +31712,7 @@
         <w:pStyle w:val="Heading3"/>
         <w:rPr/>
       </w:pPr>
-      <w:bookmarkStart w:id="39" w:name="__RefHeading___Toc11367_260505723"/>
+      <w:bookmarkStart w:id="39" w:name="__RefHeading___Toc11367_1143682729"/>
       <w:bookmarkEnd w:id="39"/>
       <w:r>
         <w:rPr/>
@@ -31828,7 +31846,7 @@
         <w:pStyle w:val="Heading3"/>
         <w:rPr/>
       </w:pPr>
-      <w:bookmarkStart w:id="40" w:name="__RefHeading___Toc11369_260505723"/>
+      <w:bookmarkStart w:id="40" w:name="__RefHeading___Toc11369_1143682729"/>
       <w:bookmarkEnd w:id="40"/>
       <w:r>
         <w:rPr/>
@@ -31976,7 +31994,7 @@
         <w:pStyle w:val="Heading3"/>
         <w:rPr/>
       </w:pPr>
-      <w:bookmarkStart w:id="41" w:name="__RefHeading___Toc11371_260505723"/>
+      <w:bookmarkStart w:id="41" w:name="__RefHeading___Toc11371_1143682729"/>
       <w:bookmarkEnd w:id="41"/>
       <w:r>
         <w:rPr/>
@@ -32173,7 +32191,7 @@
         <w:pStyle w:val="Heading3"/>
         <w:rPr/>
       </w:pPr>
-      <w:bookmarkStart w:id="42" w:name="__RefHeading___Toc11373_260505723"/>
+      <w:bookmarkStart w:id="42" w:name="__RefHeading___Toc11373_1143682729"/>
       <w:bookmarkEnd w:id="42"/>
       <w:r>
         <w:rPr/>
@@ -32283,7 +32301,7 @@
         <w:pStyle w:val="Heading2"/>
         <w:rPr/>
       </w:pPr>
-      <w:bookmarkStart w:id="43" w:name="__RefHeading___Toc11375_260505723"/>
+      <w:bookmarkStart w:id="43" w:name="__RefHeading___Toc11375_1143682729"/>
       <w:bookmarkEnd w:id="43"/>
       <w:r>
         <w:rPr/>
@@ -32299,7 +32317,7 @@
         <w:pStyle w:val="Heading3"/>
         <w:rPr/>
       </w:pPr>
-      <w:bookmarkStart w:id="44" w:name="__RefHeading___Toc11377_260505723"/>
+      <w:bookmarkStart w:id="44" w:name="__RefHeading___Toc11377_1143682729"/>
       <w:bookmarkEnd w:id="44"/>
       <w:r>
         <w:rPr/>
@@ -32463,7 +32481,7 @@
         <w:pStyle w:val="Heading3"/>
         <w:rPr/>
       </w:pPr>
-      <w:bookmarkStart w:id="45" w:name="__RefHeading___Toc11379_260505723"/>
+      <w:bookmarkStart w:id="45" w:name="__RefHeading___Toc11379_1143682729"/>
       <w:bookmarkEnd w:id="45"/>
       <w:r>
         <w:rPr/>
@@ -32643,7 +32661,7 @@
         <w:pStyle w:val="Heading3"/>
         <w:rPr/>
       </w:pPr>
-      <w:bookmarkStart w:id="46" w:name="__RefHeading___Toc11381_260505723"/>
+      <w:bookmarkStart w:id="46" w:name="__RefHeading___Toc11381_1143682729"/>
       <w:bookmarkEnd w:id="46"/>
       <w:r>
         <w:rPr/>
@@ -32840,7 +32858,7 @@
         <w:pStyle w:val="Heading3"/>
         <w:rPr/>
       </w:pPr>
-      <w:bookmarkStart w:id="47" w:name="__RefHeading___Toc11383_260505723"/>
+      <w:bookmarkStart w:id="47" w:name="__RefHeading___Toc11383_1143682729"/>
       <w:bookmarkEnd w:id="47"/>
       <w:r>
         <w:rPr/>
@@ -33210,7 +33228,7 @@
         <w:pStyle w:val="Heading3"/>
         <w:rPr/>
       </w:pPr>
-      <w:bookmarkStart w:id="48" w:name="__RefHeading___Toc11385_260505723"/>
+      <w:bookmarkStart w:id="48" w:name="__RefHeading___Toc11385_1143682729"/>
       <w:bookmarkEnd w:id="48"/>
       <w:r>
         <w:rPr/>
@@ -33349,7 +33367,7 @@
         <w:pStyle w:val="Heading3"/>
         <w:rPr/>
       </w:pPr>
-      <w:bookmarkStart w:id="49" w:name="__RefHeading___Toc11387_260505723"/>
+      <w:bookmarkStart w:id="49" w:name="__RefHeading___Toc11387_1143682729"/>
       <w:bookmarkEnd w:id="49"/>
       <w:r>
         <w:rPr/>
@@ -33521,7 +33539,7 @@
         <w:pStyle w:val="Heading3"/>
         <w:rPr/>
       </w:pPr>
-      <w:bookmarkStart w:id="50" w:name="__RefHeading___Toc11389_260505723"/>
+      <w:bookmarkStart w:id="50" w:name="__RefHeading___Toc11389_1143682729"/>
       <w:bookmarkEnd w:id="50"/>
       <w:r>
         <w:rPr/>
@@ -33682,7 +33700,7 @@
         <w:pStyle w:val="Heading3"/>
         <w:rPr/>
       </w:pPr>
-      <w:bookmarkStart w:id="51" w:name="__RefHeading___Toc11391_260505723"/>
+      <w:bookmarkStart w:id="51" w:name="__RefHeading___Toc11391_1143682729"/>
       <w:bookmarkEnd w:id="51"/>
       <w:r>
         <w:rPr/>
@@ -33830,7 +33848,7 @@
         <w:pStyle w:val="Heading3"/>
         <w:rPr/>
       </w:pPr>
-      <w:bookmarkStart w:id="52" w:name="__RefHeading___Toc11393_260505723"/>
+      <w:bookmarkStart w:id="52" w:name="__RefHeading___Toc11393_1143682729"/>
       <w:bookmarkEnd w:id="52"/>
       <w:r>
         <w:rPr/>
@@ -33961,7 +33979,7 @@
         <w:pStyle w:val="Heading3"/>
         <w:rPr/>
       </w:pPr>
-      <w:bookmarkStart w:id="53" w:name="__RefHeading___Toc11395_260505723"/>
+      <w:bookmarkStart w:id="53" w:name="__RefHeading___Toc11395_1143682729"/>
       <w:bookmarkEnd w:id="53"/>
       <w:r>
         <w:rPr/>
@@ -33990,7 +34008,7 @@
         <w:pStyle w:val="Heading3"/>
         <w:rPr/>
       </w:pPr>
-      <w:bookmarkStart w:id="54" w:name="__RefHeading___Toc11397_260505723"/>
+      <w:bookmarkStart w:id="54" w:name="__RefHeading___Toc11397_1143682729"/>
       <w:bookmarkEnd w:id="54"/>
       <w:r>
         <w:rPr/>
@@ -34121,7 +34139,7 @@
         <w:pStyle w:val="Heading2"/>
         <w:rPr/>
       </w:pPr>
-      <w:bookmarkStart w:id="55" w:name="__RefHeading___Toc11399_260505723"/>
+      <w:bookmarkStart w:id="55" w:name="__RefHeading___Toc11399_1143682729"/>
       <w:bookmarkEnd w:id="55"/>
       <w:r>
         <w:rPr/>
@@ -34150,7 +34168,7 @@
         <w:pStyle w:val="Heading3"/>
         <w:rPr/>
       </w:pPr>
-      <w:bookmarkStart w:id="56" w:name="__RefHeading___Toc11401_260505723"/>
+      <w:bookmarkStart w:id="56" w:name="__RefHeading___Toc11401_1143682729"/>
       <w:bookmarkEnd w:id="56"/>
       <w:r>
         <w:rPr/>
@@ -34268,7 +34286,7 @@
         <w:pStyle w:val="Heading3"/>
         <w:rPr/>
       </w:pPr>
-      <w:bookmarkStart w:id="57" w:name="__RefHeading___Toc11403_260505723"/>
+      <w:bookmarkStart w:id="57" w:name="__RefHeading___Toc11403_1143682729"/>
       <w:bookmarkEnd w:id="57"/>
       <w:r>
         <w:rPr/>
@@ -34514,7 +34532,7 @@
         <w:pStyle w:val="Heading3"/>
         <w:rPr/>
       </w:pPr>
-      <w:bookmarkStart w:id="58" w:name="__RefHeading___Toc11405_260505723"/>
+      <w:bookmarkStart w:id="58" w:name="__RefHeading___Toc11405_1143682729"/>
       <w:bookmarkEnd w:id="58"/>
       <w:r>
         <w:rPr/>
@@ -34628,7 +34646,7 @@
         <w:pStyle w:val="Heading3"/>
         <w:rPr/>
       </w:pPr>
-      <w:bookmarkStart w:id="59" w:name="__RefHeading___Toc11407_260505723"/>
+      <w:bookmarkStart w:id="59" w:name="__RefHeading___Toc11407_1143682729"/>
       <w:bookmarkEnd w:id="59"/>
       <w:r>
         <w:rPr/>
@@ -34742,7 +34760,7 @@
         <w:pStyle w:val="Heading3"/>
         <w:rPr/>
       </w:pPr>
-      <w:bookmarkStart w:id="60" w:name="__RefHeading___Toc11409_260505723"/>
+      <w:bookmarkStart w:id="60" w:name="__RefHeading___Toc11409_1143682729"/>
       <w:bookmarkEnd w:id="60"/>
       <w:r>
         <w:rPr/>
@@ -34893,7 +34911,7 @@
         <w:pStyle w:val="Heading1"/>
         <w:rPr/>
       </w:pPr>
-      <w:bookmarkStart w:id="61" w:name="__RefHeading___Toc11411_260505723"/>
+      <w:bookmarkStart w:id="61" w:name="__RefHeading___Toc11411_1143682729"/>
       <w:bookmarkEnd w:id="61"/>
       <w:r>
         <w:rPr/>
@@ -34909,7 +34927,7 @@
         <w:pStyle w:val="Heading2"/>
         <w:rPr/>
       </w:pPr>
-      <w:bookmarkStart w:id="62" w:name="__RefHeading___Toc11413_260505723"/>
+      <w:bookmarkStart w:id="62" w:name="__RefHeading___Toc11413_1143682729"/>
       <w:bookmarkEnd w:id="62"/>
       <w:r>
         <w:rPr/>
@@ -34978,7 +34996,7 @@
         <w:pStyle w:val="Heading2"/>
         <w:rPr/>
       </w:pPr>
-      <w:bookmarkStart w:id="63" w:name="__RefHeading___Toc11415_260505723"/>
+      <w:bookmarkStart w:id="63" w:name="__RefHeading___Toc11415_1143682729"/>
       <w:bookmarkEnd w:id="63"/>
       <w:r>
         <w:rPr/>
@@ -36044,7 +36062,7 @@
         <w:pStyle w:val="Heading2"/>
         <w:rPr/>
       </w:pPr>
-      <w:bookmarkStart w:id="64" w:name="__RefHeading___Toc11417_260505723"/>
+      <w:bookmarkStart w:id="64" w:name="__RefHeading___Toc11417_1143682729"/>
       <w:bookmarkEnd w:id="64"/>
       <w:r>
         <w:rPr/>

--- a/docs/04-软件实施与部署说明书.docx
+++ b/docs/04-软件实施与部署说明书.docx
@@ -322,7 +322,7 @@
           <w:szCs w:val="30"/>
           <w:u w:val="single"/>
         </w:rPr>
-        <w:t xml:space="preserve">  【指导教师】  </w:t>
+        <w:t xml:space="preserve">  徐斌  </w:t>
       </w:r>
     </w:p>
     <w:p>
@@ -867,7 +867,7 @@
             </w:rPr>
             <w:fldChar w:fldCharType="separate"/>
           </w:r>
-          <w:hyperlink w:anchor="__RefHeading___Toc11289_1143682729">
+          <w:hyperlink w:anchor="__RefHeading___Toc11289_2672729175">
             <w:r>
               <w:rPr>
                 <w:rStyle w:val="IndexLink"/>
@@ -898,7 +898,7 @@
             </w:tabs>
             <w:rPr/>
           </w:pPr>
-          <w:hyperlink w:anchor="__RefHeading___Toc11291_1143682729">
+          <w:hyperlink w:anchor="__RefHeading___Toc11291_2672729175">
             <w:r>
               <w:rPr>
                 <w:rStyle w:val="IndexLink"/>
@@ -929,7 +929,7 @@
             </w:tabs>
             <w:rPr/>
           </w:pPr>
-          <w:hyperlink w:anchor="__RefHeading___Toc11293_1143682729">
+          <w:hyperlink w:anchor="__RefHeading___Toc11293_2672729175">
             <w:r>
               <w:rPr>
                 <w:rStyle w:val="IndexLink"/>
@@ -960,7 +960,7 @@
             </w:tabs>
             <w:rPr/>
           </w:pPr>
-          <w:hyperlink w:anchor="__RefHeading___Toc11295_1143682729">
+          <w:hyperlink w:anchor="__RefHeading___Toc11295_2672729175">
             <w:r>
               <w:rPr>
                 <w:rStyle w:val="IndexLink"/>
@@ -991,7 +991,7 @@
             </w:tabs>
             <w:rPr/>
           </w:pPr>
-          <w:hyperlink w:anchor="__RefHeading___Toc11297_1143682729">
+          <w:hyperlink w:anchor="__RefHeading___Toc11297_2672729175">
             <w:r>
               <w:rPr>
                 <w:rStyle w:val="IndexLink"/>
@@ -1022,7 +1022,7 @@
             </w:tabs>
             <w:rPr/>
           </w:pPr>
-          <w:hyperlink w:anchor="__RefHeading___Toc11299_1143682729">
+          <w:hyperlink w:anchor="__RefHeading___Toc11299_2672729175">
             <w:r>
               <w:rPr>
                 <w:rStyle w:val="IndexLink"/>
@@ -1053,7 +1053,7 @@
             </w:tabs>
             <w:rPr/>
           </w:pPr>
-          <w:hyperlink w:anchor="__RefHeading___Toc11301_1143682729">
+          <w:hyperlink w:anchor="__RefHeading___Toc11301_2672729175">
             <w:r>
               <w:rPr>
                 <w:rStyle w:val="IndexLink"/>
@@ -1084,7 +1084,7 @@
             </w:tabs>
             <w:rPr/>
           </w:pPr>
-          <w:hyperlink w:anchor="__RefHeading___Toc11303_1143682729">
+          <w:hyperlink w:anchor="__RefHeading___Toc11303_2672729175">
             <w:r>
               <w:rPr>
                 <w:rStyle w:val="IndexLink"/>
@@ -1115,7 +1115,7 @@
             </w:tabs>
             <w:rPr/>
           </w:pPr>
-          <w:hyperlink w:anchor="__RefHeading___Toc11305_1143682729">
+          <w:hyperlink w:anchor="__RefHeading___Toc11305_2672729175">
             <w:r>
               <w:rPr>
                 <w:rStyle w:val="IndexLink"/>
@@ -1146,7 +1146,7 @@
             </w:tabs>
             <w:rPr/>
           </w:pPr>
-          <w:hyperlink w:anchor="__RefHeading___Toc11307_1143682729">
+          <w:hyperlink w:anchor="__RefHeading___Toc11307_2672729175">
             <w:r>
               <w:rPr>
                 <w:rStyle w:val="IndexLink"/>
@@ -1177,7 +1177,7 @@
             </w:tabs>
             <w:rPr/>
           </w:pPr>
-          <w:hyperlink w:anchor="__RefHeading___Toc11309_1143682729">
+          <w:hyperlink w:anchor="__RefHeading___Toc11309_2672729175">
             <w:r>
               <w:rPr>
                 <w:rStyle w:val="IndexLink"/>
@@ -1208,7 +1208,7 @@
             </w:tabs>
             <w:rPr/>
           </w:pPr>
-          <w:hyperlink w:anchor="__RefHeading___Toc11311_1143682729">
+          <w:hyperlink w:anchor="__RefHeading___Toc11311_2672729175">
             <w:r>
               <w:rPr>
                 <w:rStyle w:val="IndexLink"/>
@@ -1239,7 +1239,7 @@
             </w:tabs>
             <w:rPr/>
           </w:pPr>
-          <w:hyperlink w:anchor="__RefHeading___Toc11313_1143682729">
+          <w:hyperlink w:anchor="__RefHeading___Toc11313_2672729175">
             <w:r>
               <w:rPr>
                 <w:rStyle w:val="IndexLink"/>
@@ -1270,7 +1270,7 @@
             </w:tabs>
             <w:rPr/>
           </w:pPr>
-          <w:hyperlink w:anchor="__RefHeading___Toc11315_1143682729">
+          <w:hyperlink w:anchor="__RefHeading___Toc11315_2672729175">
             <w:r>
               <w:rPr>
                 <w:rStyle w:val="IndexLink"/>
@@ -1301,7 +1301,7 @@
             </w:tabs>
             <w:rPr/>
           </w:pPr>
-          <w:hyperlink w:anchor="__RefHeading___Toc11317_1143682729">
+          <w:hyperlink w:anchor="__RefHeading___Toc11317_2672729175">
             <w:r>
               <w:rPr>
                 <w:rStyle w:val="IndexLink"/>
@@ -1332,7 +1332,7 @@
             </w:tabs>
             <w:rPr/>
           </w:pPr>
-          <w:hyperlink w:anchor="__RefHeading___Toc11319_1143682729">
+          <w:hyperlink w:anchor="__RefHeading___Toc11319_2672729175">
             <w:r>
               <w:rPr>
                 <w:rStyle w:val="IndexLink"/>
@@ -1363,7 +1363,7 @@
             </w:tabs>
             <w:rPr/>
           </w:pPr>
-          <w:hyperlink w:anchor="__RefHeading___Toc11321_1143682729">
+          <w:hyperlink w:anchor="__RefHeading___Toc11321_2672729175">
             <w:r>
               <w:rPr>
                 <w:rStyle w:val="IndexLink"/>
@@ -1395,7 +1395,7 @@
             </w:tabs>
             <w:rPr/>
           </w:pPr>
-          <w:hyperlink w:anchor="__RefHeading___Toc11323_1143682729">
+          <w:hyperlink w:anchor="__RefHeading___Toc11323_2672729175">
             <w:r>
               <w:rPr>
                 <w:rStyle w:val="IndexLink"/>
@@ -1426,7 +1426,7 @@
             </w:tabs>
             <w:rPr/>
           </w:pPr>
-          <w:hyperlink w:anchor="__RefHeading___Toc11325_1143682729">
+          <w:hyperlink w:anchor="__RefHeading___Toc11325_2672729175">
             <w:r>
               <w:rPr>
                 <w:rStyle w:val="IndexLink"/>
@@ -1457,7 +1457,7 @@
             </w:tabs>
             <w:rPr/>
           </w:pPr>
-          <w:hyperlink w:anchor="__RefHeading___Toc11327_1143682729">
+          <w:hyperlink w:anchor="__RefHeading___Toc11327_2672729175">
             <w:r>
               <w:rPr>
                 <w:rStyle w:val="IndexLink"/>
@@ -1488,7 +1488,7 @@
             </w:tabs>
             <w:rPr/>
           </w:pPr>
-          <w:hyperlink w:anchor="__RefHeading___Toc11329_1143682729">
+          <w:hyperlink w:anchor="__RefHeading___Toc11329_2672729175">
             <w:r>
               <w:rPr>
                 <w:rStyle w:val="IndexLink"/>
@@ -1519,7 +1519,7 @@
             </w:tabs>
             <w:rPr/>
           </w:pPr>
-          <w:hyperlink w:anchor="__RefHeading___Toc11331_1143682729">
+          <w:hyperlink w:anchor="__RefHeading___Toc11331_2672729175">
             <w:r>
               <w:rPr>
                 <w:rStyle w:val="IndexLink"/>
@@ -1550,7 +1550,7 @@
             </w:tabs>
             <w:rPr/>
           </w:pPr>
-          <w:hyperlink w:anchor="__RefHeading___Toc11333_1143682729">
+          <w:hyperlink w:anchor="__RefHeading___Toc11333_2672729175">
             <w:r>
               <w:rPr>
                 <w:rStyle w:val="IndexLink"/>
@@ -1581,7 +1581,7 @@
             </w:tabs>
             <w:rPr/>
           </w:pPr>
-          <w:hyperlink w:anchor="__RefHeading___Toc11335_1143682729">
+          <w:hyperlink w:anchor="__RefHeading___Toc11335_2672729175">
             <w:r>
               <w:rPr>
                 <w:rStyle w:val="IndexLink"/>
@@ -1612,7 +1612,7 @@
             </w:tabs>
             <w:rPr/>
           </w:pPr>
-          <w:hyperlink w:anchor="__RefHeading___Toc11337_1143682729">
+          <w:hyperlink w:anchor="__RefHeading___Toc11337_2672729175">
             <w:r>
               <w:rPr>
                 <w:rStyle w:val="IndexLink"/>
@@ -1643,7 +1643,7 @@
             </w:tabs>
             <w:rPr/>
           </w:pPr>
-          <w:hyperlink w:anchor="__RefHeading___Toc11339_1143682729">
+          <w:hyperlink w:anchor="__RefHeading___Toc11339_2672729175">
             <w:r>
               <w:rPr>
                 <w:rStyle w:val="IndexLink"/>
@@ -1674,7 +1674,7 @@
             </w:tabs>
             <w:rPr/>
           </w:pPr>
-          <w:hyperlink w:anchor="__RefHeading___Toc11341_1143682729">
+          <w:hyperlink w:anchor="__RefHeading___Toc11341_2672729175">
             <w:r>
               <w:rPr>
                 <w:rStyle w:val="IndexLink"/>
@@ -1705,7 +1705,7 @@
             </w:tabs>
             <w:rPr/>
           </w:pPr>
-          <w:hyperlink w:anchor="__RefHeading___Toc11343_1143682729">
+          <w:hyperlink w:anchor="__RefHeading___Toc11343_2672729175">
             <w:r>
               <w:rPr>
                 <w:rStyle w:val="IndexLink"/>
@@ -1736,7 +1736,7 @@
             </w:tabs>
             <w:rPr/>
           </w:pPr>
-          <w:hyperlink w:anchor="__RefHeading___Toc11345_1143682729">
+          <w:hyperlink w:anchor="__RefHeading___Toc11345_2672729175">
             <w:r>
               <w:rPr>
                 <w:rStyle w:val="IndexLink"/>
@@ -1767,7 +1767,7 @@
             </w:tabs>
             <w:rPr/>
           </w:pPr>
-          <w:hyperlink w:anchor="__RefHeading___Toc11347_1143682729">
+          <w:hyperlink w:anchor="__RefHeading___Toc11347_2672729175">
             <w:r>
               <w:rPr>
                 <w:rStyle w:val="IndexLink"/>
@@ -1798,7 +1798,7 @@
             </w:tabs>
             <w:rPr/>
           </w:pPr>
-          <w:hyperlink w:anchor="__RefHeading___Toc11349_1143682729">
+          <w:hyperlink w:anchor="__RefHeading___Toc11349_2672729175">
             <w:r>
               <w:rPr>
                 <w:rStyle w:val="IndexLink"/>
@@ -1829,7 +1829,7 @@
             </w:tabs>
             <w:rPr/>
           </w:pPr>
-          <w:hyperlink w:anchor="__RefHeading___Toc11351_1143682729">
+          <w:hyperlink w:anchor="__RefHeading___Toc11351_2672729175">
             <w:r>
               <w:rPr>
                 <w:rStyle w:val="IndexLink"/>
@@ -1872,7 +1872,7 @@
             </w:tabs>
             <w:rPr/>
           </w:pPr>
-          <w:hyperlink w:anchor="__RefHeading___Toc11353_1143682729">
+          <w:hyperlink w:anchor="__RefHeading___Toc11353_2672729175">
             <w:r>
               <w:rPr>
                 <w:rStyle w:val="IndexLink"/>
@@ -1915,7 +1915,7 @@
             </w:tabs>
             <w:rPr/>
           </w:pPr>
-          <w:hyperlink w:anchor="__RefHeading___Toc11355_1143682729">
+          <w:hyperlink w:anchor="__RefHeading___Toc11355_2672729175">
             <w:r>
               <w:rPr>
                 <w:rStyle w:val="IndexLink"/>
@@ -1946,7 +1946,7 @@
             </w:tabs>
             <w:rPr/>
           </w:pPr>
-          <w:hyperlink w:anchor="__RefHeading___Toc11357_1143682729">
+          <w:hyperlink w:anchor="__RefHeading___Toc11357_2672729175">
             <w:r>
               <w:rPr>
                 <w:rStyle w:val="IndexLink"/>
@@ -1977,7 +1977,7 @@
             </w:tabs>
             <w:rPr/>
           </w:pPr>
-          <w:hyperlink w:anchor="__RefHeading___Toc11359_1143682729">
+          <w:hyperlink w:anchor="__RefHeading___Toc11359_2672729175">
             <w:r>
               <w:rPr>
                 <w:rStyle w:val="IndexLink"/>
@@ -2008,7 +2008,7 @@
             </w:tabs>
             <w:rPr/>
           </w:pPr>
-          <w:hyperlink w:anchor="__RefHeading___Toc11361_1143682729">
+          <w:hyperlink w:anchor="__RefHeading___Toc11361_2672729175">
             <w:r>
               <w:rPr>
                 <w:rStyle w:val="IndexLink"/>
@@ -2039,7 +2039,7 @@
             </w:tabs>
             <w:rPr/>
           </w:pPr>
-          <w:hyperlink w:anchor="__RefHeading___Toc11363_1143682729">
+          <w:hyperlink w:anchor="__RefHeading___Toc11363_2672729175">
             <w:r>
               <w:rPr>
                 <w:rStyle w:val="IndexLink"/>
@@ -2070,7 +2070,7 @@
             </w:tabs>
             <w:rPr/>
           </w:pPr>
-          <w:hyperlink w:anchor="__RefHeading___Toc11365_1143682729">
+          <w:hyperlink w:anchor="__RefHeading___Toc11365_2672729175">
             <w:r>
               <w:rPr>
                 <w:rStyle w:val="IndexLink"/>
@@ -2101,7 +2101,7 @@
             </w:tabs>
             <w:rPr/>
           </w:pPr>
-          <w:hyperlink w:anchor="__RefHeading___Toc11367_1143682729">
+          <w:hyperlink w:anchor="__RefHeading___Toc11367_2672729175">
             <w:r>
               <w:rPr>
                 <w:rStyle w:val="IndexLink"/>
@@ -2132,7 +2132,7 @@
             </w:tabs>
             <w:rPr/>
           </w:pPr>
-          <w:hyperlink w:anchor="__RefHeading___Toc11369_1143682729">
+          <w:hyperlink w:anchor="__RefHeading___Toc11369_2672729175">
             <w:r>
               <w:rPr>
                 <w:rStyle w:val="IndexLink"/>
@@ -2163,7 +2163,7 @@
             </w:tabs>
             <w:rPr/>
           </w:pPr>
-          <w:hyperlink w:anchor="__RefHeading___Toc11371_1143682729">
+          <w:hyperlink w:anchor="__RefHeading___Toc11371_2672729175">
             <w:r>
               <w:rPr>
                 <w:rStyle w:val="IndexLink"/>
@@ -2194,7 +2194,7 @@
             </w:tabs>
             <w:rPr/>
           </w:pPr>
-          <w:hyperlink w:anchor="__RefHeading___Toc11373_1143682729">
+          <w:hyperlink w:anchor="__RefHeading___Toc11373_2672729175">
             <w:r>
               <w:rPr>
                 <w:rStyle w:val="IndexLink"/>
@@ -2225,7 +2225,7 @@
             </w:tabs>
             <w:rPr/>
           </w:pPr>
-          <w:hyperlink w:anchor="__RefHeading___Toc11375_1143682729">
+          <w:hyperlink w:anchor="__RefHeading___Toc11375_2672729175">
             <w:r>
               <w:rPr>
                 <w:rStyle w:val="IndexLink"/>
@@ -2256,7 +2256,7 @@
             </w:tabs>
             <w:rPr/>
           </w:pPr>
-          <w:hyperlink w:anchor="__RefHeading___Toc11377_1143682729">
+          <w:hyperlink w:anchor="__RefHeading___Toc11377_2672729175">
             <w:r>
               <w:rPr>
                 <w:rStyle w:val="IndexLink"/>
@@ -2287,7 +2287,7 @@
             </w:tabs>
             <w:rPr/>
           </w:pPr>
-          <w:hyperlink w:anchor="__RefHeading___Toc11379_1143682729">
+          <w:hyperlink w:anchor="__RefHeading___Toc11379_2672729175">
             <w:r>
               <w:rPr>
                 <w:rStyle w:val="IndexLink"/>
@@ -2318,7 +2318,7 @@
             </w:tabs>
             <w:rPr/>
           </w:pPr>
-          <w:hyperlink w:anchor="__RefHeading___Toc11381_1143682729">
+          <w:hyperlink w:anchor="__RefHeading___Toc11381_2672729175">
             <w:r>
               <w:rPr>
                 <w:rStyle w:val="IndexLink"/>
@@ -2349,7 +2349,7 @@
             </w:tabs>
             <w:rPr/>
           </w:pPr>
-          <w:hyperlink w:anchor="__RefHeading___Toc11383_1143682729">
+          <w:hyperlink w:anchor="__RefHeading___Toc11383_2672729175">
             <w:r>
               <w:rPr>
                 <w:rStyle w:val="IndexLink"/>
@@ -2380,7 +2380,7 @@
             </w:tabs>
             <w:rPr/>
           </w:pPr>
-          <w:hyperlink w:anchor="__RefHeading___Toc11385_1143682729">
+          <w:hyperlink w:anchor="__RefHeading___Toc11385_2672729175">
             <w:r>
               <w:rPr>
                 <w:rStyle w:val="IndexLink"/>
@@ -2411,7 +2411,7 @@
             </w:tabs>
             <w:rPr/>
           </w:pPr>
-          <w:hyperlink w:anchor="__RefHeading___Toc11387_1143682729">
+          <w:hyperlink w:anchor="__RefHeading___Toc11387_2672729175">
             <w:r>
               <w:rPr>
                 <w:rStyle w:val="IndexLink"/>
@@ -2442,7 +2442,7 @@
             </w:tabs>
             <w:rPr/>
           </w:pPr>
-          <w:hyperlink w:anchor="__RefHeading___Toc11389_1143682729">
+          <w:hyperlink w:anchor="__RefHeading___Toc11389_2672729175">
             <w:r>
               <w:rPr>
                 <w:rStyle w:val="IndexLink"/>
@@ -2473,7 +2473,7 @@
             </w:tabs>
             <w:rPr/>
           </w:pPr>
-          <w:hyperlink w:anchor="__RefHeading___Toc11391_1143682729">
+          <w:hyperlink w:anchor="__RefHeading___Toc11391_2672729175">
             <w:r>
               <w:rPr>
                 <w:rStyle w:val="IndexLink"/>
@@ -2504,7 +2504,7 @@
             </w:tabs>
             <w:rPr/>
           </w:pPr>
-          <w:hyperlink w:anchor="__RefHeading___Toc11393_1143682729">
+          <w:hyperlink w:anchor="__RefHeading___Toc11393_2672729175">
             <w:r>
               <w:rPr>
                 <w:rStyle w:val="IndexLink"/>
@@ -2535,7 +2535,7 @@
             </w:tabs>
             <w:rPr/>
           </w:pPr>
-          <w:hyperlink w:anchor="__RefHeading___Toc11395_1143682729">
+          <w:hyperlink w:anchor="__RefHeading___Toc11395_2672729175">
             <w:r>
               <w:rPr>
                 <w:rStyle w:val="IndexLink"/>
@@ -2566,7 +2566,7 @@
             </w:tabs>
             <w:rPr/>
           </w:pPr>
-          <w:hyperlink w:anchor="__RefHeading___Toc11397_1143682729">
+          <w:hyperlink w:anchor="__RefHeading___Toc11397_2672729175">
             <w:r>
               <w:rPr>
                 <w:rStyle w:val="IndexLink"/>
@@ -2597,7 +2597,7 @@
             </w:tabs>
             <w:rPr/>
           </w:pPr>
-          <w:hyperlink w:anchor="__RefHeading___Toc11399_1143682729">
+          <w:hyperlink w:anchor="__RefHeading___Toc11399_2672729175">
             <w:r>
               <w:rPr>
                 <w:rStyle w:val="IndexLink"/>
@@ -2628,7 +2628,7 @@
             </w:tabs>
             <w:rPr/>
           </w:pPr>
-          <w:hyperlink w:anchor="__RefHeading___Toc11401_1143682729">
+          <w:hyperlink w:anchor="__RefHeading___Toc11401_2672729175">
             <w:r>
               <w:rPr>
                 <w:rStyle w:val="IndexLink"/>
@@ -2659,7 +2659,7 @@
             </w:tabs>
             <w:rPr/>
           </w:pPr>
-          <w:hyperlink w:anchor="__RefHeading___Toc11403_1143682729">
+          <w:hyperlink w:anchor="__RefHeading___Toc11403_2672729175">
             <w:r>
               <w:rPr>
                 <w:rStyle w:val="IndexLink"/>
@@ -2690,7 +2690,7 @@
             </w:tabs>
             <w:rPr/>
           </w:pPr>
-          <w:hyperlink w:anchor="__RefHeading___Toc11405_1143682729">
+          <w:hyperlink w:anchor="__RefHeading___Toc11405_2672729175">
             <w:r>
               <w:rPr>
                 <w:rStyle w:val="IndexLink"/>
@@ -2721,7 +2721,7 @@
             </w:tabs>
             <w:rPr/>
           </w:pPr>
-          <w:hyperlink w:anchor="__RefHeading___Toc11407_1143682729">
+          <w:hyperlink w:anchor="__RefHeading___Toc11407_2672729175">
             <w:r>
               <w:rPr>
                 <w:rStyle w:val="IndexLink"/>
@@ -2752,7 +2752,7 @@
             </w:tabs>
             <w:rPr/>
           </w:pPr>
-          <w:hyperlink w:anchor="__RefHeading___Toc11409_1143682729">
+          <w:hyperlink w:anchor="__RefHeading___Toc11409_2672729175">
             <w:r>
               <w:rPr>
                 <w:rStyle w:val="IndexLink"/>
@@ -2783,7 +2783,7 @@
             </w:tabs>
             <w:rPr/>
           </w:pPr>
-          <w:hyperlink w:anchor="__RefHeading___Toc11411_1143682729">
+          <w:hyperlink w:anchor="__RefHeading___Toc11411_2672729175">
             <w:r>
               <w:rPr>
                 <w:rStyle w:val="IndexLink"/>
@@ -2814,7 +2814,7 @@
             </w:tabs>
             <w:rPr/>
           </w:pPr>
-          <w:hyperlink w:anchor="__RefHeading___Toc11413_1143682729">
+          <w:hyperlink w:anchor="__RefHeading___Toc11413_2672729175">
             <w:r>
               <w:rPr>
                 <w:rStyle w:val="IndexLink"/>
@@ -2845,7 +2845,7 @@
             </w:tabs>
             <w:rPr/>
           </w:pPr>
-          <w:hyperlink w:anchor="__RefHeading___Toc11415_1143682729">
+          <w:hyperlink w:anchor="__RefHeading___Toc11415_2672729175">
             <w:r>
               <w:rPr>
                 <w:rStyle w:val="IndexLink"/>
@@ -2876,7 +2876,7 @@
             </w:tabs>
             <w:rPr/>
           </w:pPr>
-          <w:hyperlink w:anchor="__RefHeading___Toc11417_1143682729">
+          <w:hyperlink w:anchor="__RefHeading___Toc11417_2672729175">
             <w:r>
               <w:rPr>
                 <w:rStyle w:val="IndexLink"/>
@@ -2934,7 +2934,7 @@
         <w:pStyle w:val="Heading1"/>
         <w:rPr/>
       </w:pPr>
-      <w:bookmarkStart w:id="0" w:name="__RefHeading___Toc11289_1143682729"/>
+      <w:bookmarkStart w:id="0" w:name="__RefHeading___Toc11289_2672729175"/>
       <w:bookmarkEnd w:id="0"/>
       <w:r>
         <w:rPr/>
@@ -2950,7 +2950,7 @@
         <w:pStyle w:val="Heading2"/>
         <w:rPr/>
       </w:pPr>
-      <w:bookmarkStart w:id="1" w:name="__RefHeading___Toc11291_1143682729"/>
+      <w:bookmarkStart w:id="1" w:name="__RefHeading___Toc11291_2672729175"/>
       <w:bookmarkEnd w:id="1"/>
       <w:r>
         <w:rPr/>
@@ -3016,7 +3016,7 @@
         <w:pStyle w:val="Heading2"/>
         <w:rPr/>
       </w:pPr>
-      <w:bookmarkStart w:id="2" w:name="__RefHeading___Toc11293_1143682729"/>
+      <w:bookmarkStart w:id="2" w:name="__RefHeading___Toc11293_2672729175"/>
       <w:bookmarkEnd w:id="2"/>
       <w:r>
         <w:rPr/>
@@ -3843,7 +3843,7 @@
         <w:pStyle w:val="Heading2"/>
         <w:rPr/>
       </w:pPr>
-      <w:bookmarkStart w:id="3" w:name="__RefHeading___Toc11295_1143682729"/>
+      <w:bookmarkStart w:id="3" w:name="__RefHeading___Toc11295_2672729175"/>
       <w:bookmarkEnd w:id="3"/>
       <w:r>
         <w:rPr/>
@@ -4834,7 +4834,7 @@
         <w:pStyle w:val="Heading2"/>
         <w:rPr/>
       </w:pPr>
-      <w:bookmarkStart w:id="4" w:name="__RefHeading___Toc11297_1143682729"/>
+      <w:bookmarkStart w:id="4" w:name="__RefHeading___Toc11297_2672729175"/>
       <w:bookmarkEnd w:id="4"/>
       <w:r>
         <w:rPr/>
@@ -4969,7 +4969,7 @@
         <w:pStyle w:val="Heading1"/>
         <w:rPr/>
       </w:pPr>
-      <w:bookmarkStart w:id="5" w:name="__RefHeading___Toc11299_1143682729"/>
+      <w:bookmarkStart w:id="5" w:name="__RefHeading___Toc11299_2672729175"/>
       <w:bookmarkEnd w:id="5"/>
       <w:r>
         <w:rPr/>
@@ -4985,7 +4985,7 @@
         <w:pStyle w:val="Heading2"/>
         <w:rPr/>
       </w:pPr>
-      <w:bookmarkStart w:id="6" w:name="__RefHeading___Toc11301_1143682729"/>
+      <w:bookmarkStart w:id="6" w:name="__RefHeading___Toc11301_2672729175"/>
       <w:bookmarkEnd w:id="6"/>
       <w:r>
         <w:rPr/>
@@ -7029,7 +7029,7 @@
         <w:pStyle w:val="Heading2"/>
         <w:rPr/>
       </w:pPr>
-      <w:bookmarkStart w:id="7" w:name="__RefHeading___Toc11303_1143682729"/>
+      <w:bookmarkStart w:id="7" w:name="__RefHeading___Toc11303_2672729175"/>
       <w:bookmarkEnd w:id="7"/>
       <w:r>
         <w:rPr/>
@@ -7966,7 +7966,7 @@
         <w:pStyle w:val="Heading1"/>
         <w:rPr/>
       </w:pPr>
-      <w:bookmarkStart w:id="8" w:name="__RefHeading___Toc11305_1143682729"/>
+      <w:bookmarkStart w:id="8" w:name="__RefHeading___Toc11305_2672729175"/>
       <w:bookmarkEnd w:id="8"/>
       <w:r>
         <w:rPr/>
@@ -7982,7 +7982,7 @@
         <w:pStyle w:val="Heading2"/>
         <w:rPr/>
       </w:pPr>
-      <w:bookmarkStart w:id="9" w:name="__RefHeading___Toc11307_1143682729"/>
+      <w:bookmarkStart w:id="9" w:name="__RefHeading___Toc11307_2672729175"/>
       <w:bookmarkEnd w:id="9"/>
       <w:r>
         <w:rPr/>
@@ -8983,7 +8983,7 @@
         <w:pStyle w:val="Heading2"/>
         <w:rPr/>
       </w:pPr>
-      <w:bookmarkStart w:id="10" w:name="__RefHeading___Toc11309_1143682729"/>
+      <w:bookmarkStart w:id="10" w:name="__RefHeading___Toc11309_2672729175"/>
       <w:bookmarkEnd w:id="10"/>
       <w:r>
         <w:rPr/>
@@ -11360,7 +11360,7 @@
         <w:pStyle w:val="Heading2"/>
         <w:rPr/>
       </w:pPr>
-      <w:bookmarkStart w:id="11" w:name="__RefHeading___Toc11311_1143682729"/>
+      <w:bookmarkStart w:id="11" w:name="__RefHeading___Toc11311_2672729175"/>
       <w:bookmarkEnd w:id="11"/>
       <w:r>
         <w:rPr/>
@@ -13796,7 +13796,7 @@
         <w:pStyle w:val="Heading1"/>
         <w:rPr/>
       </w:pPr>
-      <w:bookmarkStart w:id="12" w:name="__RefHeading___Toc11313_1143682729"/>
+      <w:bookmarkStart w:id="12" w:name="__RefHeading___Toc11313_2672729175"/>
       <w:bookmarkEnd w:id="12"/>
       <w:r>
         <w:rPr/>
@@ -13812,7 +13812,7 @@
         <w:pStyle w:val="Heading2"/>
         <w:rPr/>
       </w:pPr>
-      <w:bookmarkStart w:id="13" w:name="__RefHeading___Toc11315_1143682729"/>
+      <w:bookmarkStart w:id="13" w:name="__RefHeading___Toc11315_2672729175"/>
       <w:bookmarkEnd w:id="13"/>
       <w:r>
         <w:rPr/>
@@ -15475,7 +15475,7 @@
         <w:pStyle w:val="Heading2"/>
         <w:rPr/>
       </w:pPr>
-      <w:bookmarkStart w:id="14" w:name="__RefHeading___Toc11317_1143682729"/>
+      <w:bookmarkStart w:id="14" w:name="__RefHeading___Toc11317_2672729175"/>
       <w:bookmarkEnd w:id="14"/>
       <w:r>
         <w:rPr/>
@@ -15491,7 +15491,7 @@
         <w:pStyle w:val="Heading3"/>
         <w:rPr/>
       </w:pPr>
-      <w:bookmarkStart w:id="15" w:name="__RefHeading___Toc11319_1143682729"/>
+      <w:bookmarkStart w:id="15" w:name="__RefHeading___Toc11319_2672729175"/>
       <w:bookmarkEnd w:id="15"/>
       <w:r>
         <w:rPr/>
@@ -16243,7 +16243,7 @@
         <w:pStyle w:val="Heading3"/>
         <w:rPr/>
       </w:pPr>
-      <w:bookmarkStart w:id="16" w:name="__RefHeading___Toc11321_1143682729"/>
+      <w:bookmarkStart w:id="16" w:name="__RefHeading___Toc11321_2672729175"/>
       <w:bookmarkEnd w:id="16"/>
       <w:r>
         <w:rPr/>
@@ -17758,7 +17758,7 @@
         <w:pStyle w:val="Heading3"/>
         <w:rPr/>
       </w:pPr>
-      <w:bookmarkStart w:id="17" w:name="__RefHeading___Toc11323_1143682729"/>
+      <w:bookmarkStart w:id="17" w:name="__RefHeading___Toc11323_2672729175"/>
       <w:bookmarkEnd w:id="17"/>
       <w:r>
         <w:rPr/>
@@ -18479,7 +18479,7 @@
         <w:pStyle w:val="Heading3"/>
         <w:rPr/>
       </w:pPr>
-      <w:bookmarkStart w:id="18" w:name="__RefHeading___Toc11325_1143682729"/>
+      <w:bookmarkStart w:id="18" w:name="__RefHeading___Toc11325_2672729175"/>
       <w:bookmarkEnd w:id="18"/>
       <w:r>
         <w:rPr/>
@@ -19310,7 +19310,7 @@
         <w:pStyle w:val="Heading3"/>
         <w:rPr/>
       </w:pPr>
-      <w:bookmarkStart w:id="19" w:name="__RefHeading___Toc11327_1143682729"/>
+      <w:bookmarkStart w:id="19" w:name="__RefHeading___Toc11327_2672729175"/>
       <w:bookmarkEnd w:id="19"/>
       <w:r>
         <w:rPr/>
@@ -19831,7 +19831,7 @@
         <w:pStyle w:val="Heading3"/>
         <w:rPr/>
       </w:pPr>
-      <w:bookmarkStart w:id="20" w:name="__RefHeading___Toc11329_1143682729"/>
+      <w:bookmarkStart w:id="20" w:name="__RefHeading___Toc11329_2672729175"/>
       <w:bookmarkEnd w:id="20"/>
       <w:r>
         <w:rPr/>
@@ -20427,7 +20427,7 @@
         <w:pStyle w:val="Heading3"/>
         <w:rPr/>
       </w:pPr>
-      <w:bookmarkStart w:id="21" w:name="__RefHeading___Toc11331_1143682729"/>
+      <w:bookmarkStart w:id="21" w:name="__RefHeading___Toc11331_2672729175"/>
       <w:bookmarkEnd w:id="21"/>
       <w:r>
         <w:rPr/>
@@ -20710,7 +20710,7 @@
         <w:pStyle w:val="Heading2"/>
         <w:rPr/>
       </w:pPr>
-      <w:bookmarkStart w:id="22" w:name="__RefHeading___Toc11333_1143682729"/>
+      <w:bookmarkStart w:id="22" w:name="__RefHeading___Toc11333_2672729175"/>
       <w:bookmarkEnd w:id="22"/>
       <w:r>
         <w:rPr/>
@@ -20726,7 +20726,7 @@
         <w:pStyle w:val="Heading3"/>
         <w:rPr/>
       </w:pPr>
-      <w:bookmarkStart w:id="23" w:name="__RefHeading___Toc11335_1143682729"/>
+      <w:bookmarkStart w:id="23" w:name="__RefHeading___Toc11335_2672729175"/>
       <w:bookmarkEnd w:id="23"/>
       <w:r>
         <w:rPr/>
@@ -21471,7 +21471,7 @@
         <w:pStyle w:val="Heading3"/>
         <w:rPr/>
       </w:pPr>
-      <w:bookmarkStart w:id="24" w:name="__RefHeading___Toc11337_1143682729"/>
+      <w:bookmarkStart w:id="24" w:name="__RefHeading___Toc11337_2672729175"/>
       <w:bookmarkEnd w:id="24"/>
       <w:r>
         <w:rPr/>
@@ -21865,7 +21865,7 @@
         <w:pStyle w:val="Heading3"/>
         <w:rPr/>
       </w:pPr>
-      <w:bookmarkStart w:id="25" w:name="__RefHeading___Toc11339_1143682729"/>
+      <w:bookmarkStart w:id="25" w:name="__RefHeading___Toc11339_2672729175"/>
       <w:bookmarkEnd w:id="25"/>
       <w:r>
         <w:rPr/>
@@ -22461,7 +22461,7 @@
         <w:pStyle w:val="Heading3"/>
         <w:rPr/>
       </w:pPr>
-      <w:bookmarkStart w:id="26" w:name="__RefHeading___Toc11341_1143682729"/>
+      <w:bookmarkStart w:id="26" w:name="__RefHeading___Toc11341_2672729175"/>
       <w:bookmarkEnd w:id="26"/>
       <w:r>
         <w:rPr/>
@@ -22897,7 +22897,7 @@
         <w:pStyle w:val="Heading3"/>
         <w:rPr/>
       </w:pPr>
-      <w:bookmarkStart w:id="27" w:name="__RefHeading___Toc11343_1143682729"/>
+      <w:bookmarkStart w:id="27" w:name="__RefHeading___Toc11343_2672729175"/>
       <w:bookmarkEnd w:id="27"/>
       <w:r>
         <w:rPr/>
@@ -23529,7 +23529,7 @@
         <w:pStyle w:val="Heading2"/>
         <w:rPr/>
       </w:pPr>
-      <w:bookmarkStart w:id="28" w:name="__RefHeading___Toc11345_1143682729"/>
+      <w:bookmarkStart w:id="28" w:name="__RefHeading___Toc11345_2672729175"/>
       <w:bookmarkEnd w:id="28"/>
       <w:r>
         <w:rPr/>
@@ -24916,7 +24916,7 @@
         <w:pStyle w:val="Heading1"/>
         <w:rPr/>
       </w:pPr>
-      <w:bookmarkStart w:id="29" w:name="__RefHeading___Toc11347_1143682729"/>
+      <w:bookmarkStart w:id="29" w:name="__RefHeading___Toc11347_2672729175"/>
       <w:bookmarkEnd w:id="29"/>
       <w:r>
         <w:rPr/>
@@ -24932,7 +24932,7 @@
         <w:pStyle w:val="Heading2"/>
         <w:rPr/>
       </w:pPr>
-      <w:bookmarkStart w:id="30" w:name="__RefHeading___Toc11349_1143682729"/>
+      <w:bookmarkStart w:id="30" w:name="__RefHeading___Toc11349_2672729175"/>
       <w:bookmarkEnd w:id="30"/>
       <w:r>
         <w:rPr/>
@@ -25214,7 +25214,7 @@
         <w:pStyle w:val="Heading2"/>
         <w:rPr/>
       </w:pPr>
-      <w:bookmarkStart w:id="31" w:name="__RefHeading___Toc11351_1143682729"/>
+      <w:bookmarkStart w:id="31" w:name="__RefHeading___Toc11351_2672729175"/>
       <w:bookmarkEnd w:id="31"/>
       <w:r>
         <w:rPr/>
@@ -26672,7 +26672,7 @@
         <w:pStyle w:val="Heading2"/>
         <w:rPr/>
       </w:pPr>
-      <w:bookmarkStart w:id="32" w:name="__RefHeading___Toc11353_1143682729"/>
+      <w:bookmarkStart w:id="32" w:name="__RefHeading___Toc11353_2672729175"/>
       <w:bookmarkEnd w:id="32"/>
       <w:r>
         <w:rPr/>
@@ -27719,7 +27719,7 @@
         <w:pStyle w:val="Heading2"/>
         <w:rPr/>
       </w:pPr>
-      <w:bookmarkStart w:id="33" w:name="__RefHeading___Toc11355_1143682729"/>
+      <w:bookmarkStart w:id="33" w:name="__RefHeading___Toc11355_2672729175"/>
       <w:bookmarkEnd w:id="33"/>
       <w:r>
         <w:rPr/>
@@ -29493,7 +29493,7 @@
         <w:pStyle w:val="Heading2"/>
         <w:rPr/>
       </w:pPr>
-      <w:bookmarkStart w:id="34" w:name="__RefHeading___Toc11357_1143682729"/>
+      <w:bookmarkStart w:id="34" w:name="__RefHeading___Toc11357_2672729175"/>
       <w:bookmarkEnd w:id="34"/>
       <w:r>
         <w:rPr/>
@@ -29738,7 +29738,7 @@
         <w:pStyle w:val="Heading2"/>
         <w:rPr/>
       </w:pPr>
-      <w:bookmarkStart w:id="35" w:name="__RefHeading___Toc11359_1143682729"/>
+      <w:bookmarkStart w:id="35" w:name="__RefHeading___Toc11359_2672729175"/>
       <w:bookmarkEnd w:id="35"/>
       <w:r>
         <w:rPr/>
@@ -31471,7 +31471,7 @@
         <w:pStyle w:val="Heading2"/>
         <w:rPr/>
       </w:pPr>
-      <w:bookmarkStart w:id="36" w:name="__RefHeading___Toc11361_1143682729"/>
+      <w:bookmarkStart w:id="36" w:name="__RefHeading___Toc11361_2672729175"/>
       <w:bookmarkEnd w:id="36"/>
       <w:r>
         <w:rPr/>
@@ -31667,7 +31667,7 @@
         <w:pStyle w:val="Heading1"/>
         <w:rPr/>
       </w:pPr>
-      <w:bookmarkStart w:id="37" w:name="__RefHeading___Toc11363_1143682729"/>
+      <w:bookmarkStart w:id="37" w:name="__RefHeading___Toc11363_2672729175"/>
       <w:bookmarkEnd w:id="37"/>
       <w:r>
         <w:rPr/>
@@ -31696,7 +31696,7 @@
         <w:pStyle w:val="Heading2"/>
         <w:rPr/>
       </w:pPr>
-      <w:bookmarkStart w:id="38" w:name="__RefHeading___Toc11365_1143682729"/>
+      <w:bookmarkStart w:id="38" w:name="__RefHeading___Toc11365_2672729175"/>
       <w:bookmarkEnd w:id="38"/>
       <w:r>
         <w:rPr/>
@@ -31712,7 +31712,7 @@
         <w:pStyle w:val="Heading3"/>
         <w:rPr/>
       </w:pPr>
-      <w:bookmarkStart w:id="39" w:name="__RefHeading___Toc11367_1143682729"/>
+      <w:bookmarkStart w:id="39" w:name="__RefHeading___Toc11367_2672729175"/>
       <w:bookmarkEnd w:id="39"/>
       <w:r>
         <w:rPr/>
@@ -31846,7 +31846,7 @@
         <w:pStyle w:val="Heading3"/>
         <w:rPr/>
       </w:pPr>
-      <w:bookmarkStart w:id="40" w:name="__RefHeading___Toc11369_1143682729"/>
+      <w:bookmarkStart w:id="40" w:name="__RefHeading___Toc11369_2672729175"/>
       <w:bookmarkEnd w:id="40"/>
       <w:r>
         <w:rPr/>
@@ -31994,7 +31994,7 @@
         <w:pStyle w:val="Heading3"/>
         <w:rPr/>
       </w:pPr>
-      <w:bookmarkStart w:id="41" w:name="__RefHeading___Toc11371_1143682729"/>
+      <w:bookmarkStart w:id="41" w:name="__RefHeading___Toc11371_2672729175"/>
       <w:bookmarkEnd w:id="41"/>
       <w:r>
         <w:rPr/>
@@ -32191,7 +32191,7 @@
         <w:pStyle w:val="Heading3"/>
         <w:rPr/>
       </w:pPr>
-      <w:bookmarkStart w:id="42" w:name="__RefHeading___Toc11373_1143682729"/>
+      <w:bookmarkStart w:id="42" w:name="__RefHeading___Toc11373_2672729175"/>
       <w:bookmarkEnd w:id="42"/>
       <w:r>
         <w:rPr/>
@@ -32301,7 +32301,7 @@
         <w:pStyle w:val="Heading2"/>
         <w:rPr/>
       </w:pPr>
-      <w:bookmarkStart w:id="43" w:name="__RefHeading___Toc11375_1143682729"/>
+      <w:bookmarkStart w:id="43" w:name="__RefHeading___Toc11375_2672729175"/>
       <w:bookmarkEnd w:id="43"/>
       <w:r>
         <w:rPr/>
@@ -32317,7 +32317,7 @@
         <w:pStyle w:val="Heading3"/>
         <w:rPr/>
       </w:pPr>
-      <w:bookmarkStart w:id="44" w:name="__RefHeading___Toc11377_1143682729"/>
+      <w:bookmarkStart w:id="44" w:name="__RefHeading___Toc11377_2672729175"/>
       <w:bookmarkEnd w:id="44"/>
       <w:r>
         <w:rPr/>
@@ -32481,7 +32481,7 @@
         <w:pStyle w:val="Heading3"/>
         <w:rPr/>
       </w:pPr>
-      <w:bookmarkStart w:id="45" w:name="__RefHeading___Toc11379_1143682729"/>
+      <w:bookmarkStart w:id="45" w:name="__RefHeading___Toc11379_2672729175"/>
       <w:bookmarkEnd w:id="45"/>
       <w:r>
         <w:rPr/>
@@ -32661,7 +32661,7 @@
         <w:pStyle w:val="Heading3"/>
         <w:rPr/>
       </w:pPr>
-      <w:bookmarkStart w:id="46" w:name="__RefHeading___Toc11381_1143682729"/>
+      <w:bookmarkStart w:id="46" w:name="__RefHeading___Toc11381_2672729175"/>
       <w:bookmarkEnd w:id="46"/>
       <w:r>
         <w:rPr/>
@@ -32858,7 +32858,7 @@
         <w:pStyle w:val="Heading3"/>
         <w:rPr/>
       </w:pPr>
-      <w:bookmarkStart w:id="47" w:name="__RefHeading___Toc11383_1143682729"/>
+      <w:bookmarkStart w:id="47" w:name="__RefHeading___Toc11383_2672729175"/>
       <w:bookmarkEnd w:id="47"/>
       <w:r>
         <w:rPr/>
@@ -33228,7 +33228,7 @@
         <w:pStyle w:val="Heading3"/>
         <w:rPr/>
       </w:pPr>
-      <w:bookmarkStart w:id="48" w:name="__RefHeading___Toc11385_1143682729"/>
+      <w:bookmarkStart w:id="48" w:name="__RefHeading___Toc11385_2672729175"/>
       <w:bookmarkEnd w:id="48"/>
       <w:r>
         <w:rPr/>
@@ -33367,7 +33367,7 @@
         <w:pStyle w:val="Heading3"/>
         <w:rPr/>
       </w:pPr>
-      <w:bookmarkStart w:id="49" w:name="__RefHeading___Toc11387_1143682729"/>
+      <w:bookmarkStart w:id="49" w:name="__RefHeading___Toc11387_2672729175"/>
       <w:bookmarkEnd w:id="49"/>
       <w:r>
         <w:rPr/>
@@ -33539,7 +33539,7 @@
         <w:pStyle w:val="Heading3"/>
         <w:rPr/>
       </w:pPr>
-      <w:bookmarkStart w:id="50" w:name="__RefHeading___Toc11389_1143682729"/>
+      <w:bookmarkStart w:id="50" w:name="__RefHeading___Toc11389_2672729175"/>
       <w:bookmarkEnd w:id="50"/>
       <w:r>
         <w:rPr/>
@@ -33700,7 +33700,7 @@
         <w:pStyle w:val="Heading3"/>
         <w:rPr/>
       </w:pPr>
-      <w:bookmarkStart w:id="51" w:name="__RefHeading___Toc11391_1143682729"/>
+      <w:bookmarkStart w:id="51" w:name="__RefHeading___Toc11391_2672729175"/>
       <w:bookmarkEnd w:id="51"/>
       <w:r>
         <w:rPr/>
@@ -33848,7 +33848,7 @@
         <w:pStyle w:val="Heading3"/>
         <w:rPr/>
       </w:pPr>
-      <w:bookmarkStart w:id="52" w:name="__RefHeading___Toc11393_1143682729"/>
+      <w:bookmarkStart w:id="52" w:name="__RefHeading___Toc11393_2672729175"/>
       <w:bookmarkEnd w:id="52"/>
       <w:r>
         <w:rPr/>
@@ -33979,7 +33979,7 @@
         <w:pStyle w:val="Heading3"/>
         <w:rPr/>
       </w:pPr>
-      <w:bookmarkStart w:id="53" w:name="__RefHeading___Toc11395_1143682729"/>
+      <w:bookmarkStart w:id="53" w:name="__RefHeading___Toc11395_2672729175"/>
       <w:bookmarkEnd w:id="53"/>
       <w:r>
         <w:rPr/>
@@ -34008,7 +34008,7 @@
         <w:pStyle w:val="Heading3"/>
         <w:rPr/>
       </w:pPr>
-      <w:bookmarkStart w:id="54" w:name="__RefHeading___Toc11397_1143682729"/>
+      <w:bookmarkStart w:id="54" w:name="__RefHeading___Toc11397_2672729175"/>
       <w:bookmarkEnd w:id="54"/>
       <w:r>
         <w:rPr/>
@@ -34139,7 +34139,7 @@
         <w:pStyle w:val="Heading2"/>
         <w:rPr/>
       </w:pPr>
-      <w:bookmarkStart w:id="55" w:name="__RefHeading___Toc11399_1143682729"/>
+      <w:bookmarkStart w:id="55" w:name="__RefHeading___Toc11399_2672729175"/>
       <w:bookmarkEnd w:id="55"/>
       <w:r>
         <w:rPr/>
@@ -34168,7 +34168,7 @@
         <w:pStyle w:val="Heading3"/>
         <w:rPr/>
       </w:pPr>
-      <w:bookmarkStart w:id="56" w:name="__RefHeading___Toc11401_1143682729"/>
+      <w:bookmarkStart w:id="56" w:name="__RefHeading___Toc11401_2672729175"/>
       <w:bookmarkEnd w:id="56"/>
       <w:r>
         <w:rPr/>
@@ -34286,7 +34286,7 @@
         <w:pStyle w:val="Heading3"/>
         <w:rPr/>
       </w:pPr>
-      <w:bookmarkStart w:id="57" w:name="__RefHeading___Toc11403_1143682729"/>
+      <w:bookmarkStart w:id="57" w:name="__RefHeading___Toc11403_2672729175"/>
       <w:bookmarkEnd w:id="57"/>
       <w:r>
         <w:rPr/>
@@ -34532,7 +34532,7 @@
         <w:pStyle w:val="Heading3"/>
         <w:rPr/>
       </w:pPr>
-      <w:bookmarkStart w:id="58" w:name="__RefHeading___Toc11405_1143682729"/>
+      <w:bookmarkStart w:id="58" w:name="__RefHeading___Toc11405_2672729175"/>
       <w:bookmarkEnd w:id="58"/>
       <w:r>
         <w:rPr/>
@@ -34646,7 +34646,7 @@
         <w:pStyle w:val="Heading3"/>
         <w:rPr/>
       </w:pPr>
-      <w:bookmarkStart w:id="59" w:name="__RefHeading___Toc11407_1143682729"/>
+      <w:bookmarkStart w:id="59" w:name="__RefHeading___Toc11407_2672729175"/>
       <w:bookmarkEnd w:id="59"/>
       <w:r>
         <w:rPr/>
@@ -34760,7 +34760,7 @@
         <w:pStyle w:val="Heading3"/>
         <w:rPr/>
       </w:pPr>
-      <w:bookmarkStart w:id="60" w:name="__RefHeading___Toc11409_1143682729"/>
+      <w:bookmarkStart w:id="60" w:name="__RefHeading___Toc11409_2672729175"/>
       <w:bookmarkEnd w:id="60"/>
       <w:r>
         <w:rPr/>
@@ -34911,7 +34911,7 @@
         <w:pStyle w:val="Heading1"/>
         <w:rPr/>
       </w:pPr>
-      <w:bookmarkStart w:id="61" w:name="__RefHeading___Toc11411_1143682729"/>
+      <w:bookmarkStart w:id="61" w:name="__RefHeading___Toc11411_2672729175"/>
       <w:bookmarkEnd w:id="61"/>
       <w:r>
         <w:rPr/>
@@ -34927,7 +34927,7 @@
         <w:pStyle w:val="Heading2"/>
         <w:rPr/>
       </w:pPr>
-      <w:bookmarkStart w:id="62" w:name="__RefHeading___Toc11413_1143682729"/>
+      <w:bookmarkStart w:id="62" w:name="__RefHeading___Toc11413_2672729175"/>
       <w:bookmarkEnd w:id="62"/>
       <w:r>
         <w:rPr/>
@@ -34996,7 +34996,7 @@
         <w:pStyle w:val="Heading2"/>
         <w:rPr/>
       </w:pPr>
-      <w:bookmarkStart w:id="63" w:name="__RefHeading___Toc11415_1143682729"/>
+      <w:bookmarkStart w:id="63" w:name="__RefHeading___Toc11415_2672729175"/>
       <w:bookmarkEnd w:id="63"/>
       <w:r>
         <w:rPr/>
@@ -36062,7 +36062,7 @@
         <w:pStyle w:val="Heading2"/>
         <w:rPr/>
       </w:pPr>
-      <w:bookmarkStart w:id="64" w:name="__RefHeading___Toc11417_1143682729"/>
+      <w:bookmarkStart w:id="64" w:name="__RefHeading___Toc11417_2672729175"/>
       <w:bookmarkEnd w:id="64"/>
       <w:r>
         <w:rPr/>
